--- a/trabajo_juan_castillo/cambio_sujeto_silvestres.docx
+++ b/trabajo_juan_castillo/cambio_sujeto_silvestres.docx
@@ -150,12 +150,12 @@
     </w:p>
     <w:p>
       <w:r>
-        <w:t>[ADJUNTAR AQUÍ LA RESOLUCIÓN DEL SII: Res. Ex. SII N° ____ de ____ ⚠️ completar]</w:t>
+        <w:t>[ADJUNTAR AQUÍ LA RESOLUCIÓN: Resolución Exenta SII N° 4095 del 25 de agosto de 2000 ⚠️ copiar el texto desde sii.cl]</w:t>
       </w:r>
     </w:p>
     <w:p>
       <w:r>
-        <w:t>Según los resúmenes consultados, los productos silvestres se rigen por las Res. Ex. SII N° 5776 de 1999 y N° 4095 de 2000 (rosa mosqueta, mora, hongos, boldo y otros). Falta copiar del sitio del SII la lista oficial de productos, quién debe retener y el porcentaje de retención vigente. En este ejemplo se usa retención total del IVA.</w:t>
+        <w:t>La Resolución Exenta N° 4095 de 2000 dispone el cambio de sujeto de derecho del IVA en las ventas de productos silvestres: el comprador debe emitir una factura de compra, retener el IVA y declararlo y pagarlo; el vendedor no está obligado a emitir factura por esa venta. La retención es total, es decir, el 100 % del IVA de la operación. Los productos incluyen rosa mosqueta, mora, hongos, frutos de espino, hojas de boldo, tilo, manzanilla, llantén, toronjil, cedrón, hierbas pectorales, romero, quillay, hierba de hipérico y cera de abeja. La Resolución Ex. N° 2 de 2018 mantiene vigente este régimen. ⚠️ Datos tomados de resúmenes de búsqueda: contrastar con el texto oficial del SII.</w:t>
       </w:r>
     </w:p>
     <w:p>
@@ -233,7 +233,7 @@
               </w:rPr>
               <w:t>Silvestres del Ñuble SpA (ficticia)</w:t>
               <w:br/>
-              <w:t>RUT 76.123.456-7</w:t>
+              <w:t>RUT 76.123.456-0</w:t>
               <w:br/>
               <w:t>Giro: Compra y venta de productos silvestres</w:t>
               <w:br/>
@@ -254,7 +254,7 @@
                 <w:rFonts w:ascii="Arial" w:hAnsi="Arial"/>
                 <w:sz w:val="20"/>
               </w:rPr>
-              <w:t>R.U.T.: 76.123.456-7</w:t>
+              <w:t>R.U.T.: 76.123.456-0</w:t>
               <w:br/>
               <w:t>FACTURA DE COMPRA ELECTRÓNICA</w:t>
               <w:br/>
@@ -454,6 +454,42 @@
                 <w:sz w:val="20"/>
               </w:rPr>
               <w:t>02-10-2026</w:t>
+            </w:r>
+          </w:p>
+        </w:tc>
+      </w:tr>
+      <w:tr>
+        <w:tc>
+          <w:tcPr>
+            <w:tcW w:type="dxa" w:w="4702"/>
+          </w:tcPr>
+          <w:p>
+            <w:pPr>
+              <w:spacing w:line="240" w:lineRule="auto"/>
+            </w:pPr>
+            <w:r>
+              <w:rPr>
+                <w:rFonts w:ascii="Arial" w:hAnsi="Arial"/>
+                <w:sz w:val="20"/>
+              </w:rPr>
+              <w:t>Código de producto (F3500)</w:t>
+            </w:r>
+          </w:p>
+        </w:tc>
+        <w:tc>
+          <w:tcPr>
+            <w:tcW w:type="dxa" w:w="4702"/>
+          </w:tcPr>
+          <w:p>
+            <w:pPr>
+              <w:spacing w:line="240" w:lineRule="auto"/>
+            </w:pPr>
+            <w:r>
+              <w:rPr>
+                <w:rFonts w:ascii="Arial" w:hAnsi="Arial"/>
+                <w:sz w:val="20"/>
+              </w:rPr>
+              <w:t>3101 Rosa mosqueta</w:t>
             </w:r>
           </w:p>
         </w:tc>
@@ -560,7 +596,7 @@
                 <w:rFonts w:ascii="Arial" w:hAnsi="Arial"/>
                 <w:sz w:val="20"/>
               </w:rPr>
-              <w:t>Rosa mosqueta seca</w:t>
+              <w:t>Rosa mosqueta</w:t>
             </w:r>
           </w:p>
         </w:tc>
@@ -751,7 +787,7 @@
                 <w:rFonts w:ascii="Arial" w:hAnsi="Arial"/>
                 <w:sz w:val="20"/>
               </w:rPr>
-              <w:t>IVA retenido (cambio de sujeto)</w:t>
+              <w:t>IVA retenido total (código 15)</w:t>
             </w:r>
           </w:p>
         </w:tc>
@@ -849,7 +885,7 @@
     <w:p/>
     <w:p>
       <w:r>
-        <w:t>Texto al pie: «Factura de compra por cambio de sujeto de IVA, Res. Ex. SII N° ____ ⚠️». La factura de venta de la empresa a sus clientes lleva el neto, el IVA 19 % y el total, como una factura normal (ejemplo: N° 101 a Exportadora Andes SpA, neto $1.900.000, IVA $361.000, total $2.261.000).</w:t>
+        <w:t>Texto al pie: «Factura de compra por cambio de sujeto de IVA, Res. Ex. SII N° 4095 de 2000». La factura de venta de la empresa a sus clientes lleva el neto, el IVA 19 % y el total, como una factura normal (ejemplo: N° 101 a Exportadora Andes SpA, neto $1.900.000, IVA $361.000, total $2.261.000).</w:t>
       </w:r>
     </w:p>
     <w:p>
@@ -1230,7 +1266,7 @@
                 <w:rFonts w:ascii="Arial" w:hAnsi="Arial"/>
                 <w:sz w:val="18"/>
               </w:rPr>
-              <w:t>12.222.222-2</w:t>
+              <w:t>12.222.222-5</w:t>
             </w:r>
           </w:p>
         </w:tc>
@@ -1368,7 +1404,7 @@
                 <w:rFonts w:ascii="Arial" w:hAnsi="Arial"/>
                 <w:sz w:val="18"/>
               </w:rPr>
-              <w:t>13.333.333-3</w:t>
+              <w:t>13.333.333-9</w:t>
             </w:r>
           </w:p>
         </w:tc>
@@ -1506,7 +1542,7 @@
                 <w:rFonts w:ascii="Arial" w:hAnsi="Arial"/>
                 <w:sz w:val="18"/>
               </w:rPr>
-              <w:t>14.444.444-4</w:t>
+              <w:t>14.444.444-2</w:t>
             </w:r>
           </w:p>
         </w:tc>
@@ -1644,7 +1680,7 @@
                 <w:rFonts w:ascii="Arial" w:hAnsi="Arial"/>
                 <w:sz w:val="18"/>
               </w:rPr>
-              <w:t>15.555.555-5</w:t>
+              <w:t>15.555.555-6</w:t>
             </w:r>
           </w:p>
         </w:tc>
@@ -2067,7 +2103,7 @@
                 <w:rFonts w:ascii="Arial" w:hAnsi="Arial"/>
                 <w:sz w:val="18"/>
               </w:rPr>
-              <w:t>76.200.100-1</w:t>
+              <w:t>76.200.100-4</w:t>
             </w:r>
           </w:p>
         </w:tc>
@@ -2188,7 +2224,7 @@
                 <w:rFonts w:ascii="Arial" w:hAnsi="Arial"/>
                 <w:sz w:val="18"/>
               </w:rPr>
-              <w:t>76.200.200-2</w:t>
+              <w:t>76.200.200-0</w:t>
             </w:r>
           </w:p>
         </w:tc>
@@ -2309,7 +2345,7 @@
                 <w:rFonts w:ascii="Arial" w:hAnsi="Arial"/>
                 <w:sz w:val="18"/>
               </w:rPr>
-              <w:t>76.200.300-3</w:t>
+              <w:t>76.200.300-7</w:t>
             </w:r>
           </w:p>
         </w:tc>
@@ -2430,7 +2466,7 @@
                 <w:rFonts w:ascii="Arial" w:hAnsi="Arial"/>
                 <w:sz w:val="18"/>
               </w:rPr>
-              <w:t>76.200.400-4</w:t>
+              <w:t>76.200.400-3</w:t>
             </w:r>
           </w:p>
         </w:tc>
@@ -2551,7 +2587,7 @@
                 <w:rFonts w:ascii="Arial" w:hAnsi="Arial"/>
                 <w:sz w:val="18"/>
               </w:rPr>
-              <w:t>76.200.500-5</w:t>
+              <w:t>76.200.500-K</w:t>
             </w:r>
           </w:p>
         </w:tc>
@@ -2888,7 +2924,7 @@
                 <w:rFonts w:ascii="Arial" w:hAnsi="Arial"/>
                 <w:sz w:val="16"/>
               </w:rPr>
-              <w:t>Factura de compra N°201: Rosa mosqueta seca (IVA retenido)</w:t>
+              <w:t>Factura de compra N°201: Rosa mosqueta (IVA retenido)</w:t>
             </w:r>
           </w:p>
         </w:tc>
@@ -3309,7 +3345,7 @@
                 <w:rFonts w:ascii="Arial" w:hAnsi="Arial"/>
                 <w:sz w:val="16"/>
               </w:rPr>
-              <w:t>Factura de compra N°202: Hongos silvestres (IVA retenido)</w:t>
+              <w:t>Factura de compra N°202: Hongos (IVA retenido)</w:t>
             </w:r>
           </w:p>
         </w:tc>
@@ -3730,7 +3766,7 @@
                 <w:rFonts w:ascii="Arial" w:hAnsi="Arial"/>
                 <w:sz w:val="16"/>
               </w:rPr>
-              <w:t>Factura de compra N°203: Mora silvestre (IVA retenido)</w:t>
+              <w:t>Factura de compra N°203: Mora (IVA retenido)</w:t>
             </w:r>
           </w:p>
         </w:tc>
@@ -4572,7 +4608,7 @@
                 <w:rFonts w:ascii="Arial" w:hAnsi="Arial"/>
                 <w:sz w:val="16"/>
               </w:rPr>
-              <w:t>Factura de compra N°205: Rosa mosqueta (IVA retenido)</w:t>
+              <w:t>Factura de compra N°205: Frutos de espino (IVA retenido)</w:t>
             </w:r>
           </w:p>
         </w:tc>
@@ -8176,7 +8212,7 @@
                 <w:rFonts w:ascii="Arial" w:hAnsi="Arial"/>
                 <w:sz w:val="18"/>
               </w:rPr>
-              <w:t>Reverso ⚠️</w:t>
+              <w:t>Reverso</w:t>
             </w:r>
           </w:p>
         </w:tc>
@@ -8193,7 +8229,7 @@
                 <w:rFonts w:ascii="Arial" w:hAnsi="Arial"/>
                 <w:sz w:val="18"/>
               </w:rPr>
-              <w:t>—</w:t>
+              <w:t>39</w:t>
             </w:r>
           </w:p>
         </w:tc>
@@ -8210,7 +8246,77 @@
                 <w:rFonts w:ascii="Arial" w:hAnsi="Arial"/>
                 <w:sz w:val="18"/>
               </w:rPr>
-              <w:t>IVA retenido por cambio de sujeto (retención total)</w:t>
+              <w:t>IVA retenido a terceros con retención total (línea 118 en las instrucciones de nov-2024) ⚠️</w:t>
+            </w:r>
+          </w:p>
+        </w:tc>
+        <w:tc>
+          <w:tcPr>
+            <w:tcW w:type="dxa" w:w="2351"/>
+          </w:tcPr>
+          <w:p>
+            <w:pPr>
+              <w:spacing w:line="240" w:lineRule="auto"/>
+            </w:pPr>
+            <w:r>
+              <w:rPr>
+                <w:rFonts w:ascii="Arial" w:hAnsi="Arial"/>
+                <w:sz w:val="18"/>
+              </w:rPr>
+              <w:t>1.073.500</w:t>
+            </w:r>
+          </w:p>
+        </w:tc>
+      </w:tr>
+      <w:tr>
+        <w:tc>
+          <w:tcPr>
+            <w:tcW w:type="dxa" w:w="2351"/>
+          </w:tcPr>
+          <w:p>
+            <w:pPr>
+              <w:spacing w:line="240" w:lineRule="auto"/>
+            </w:pPr>
+            <w:r>
+              <w:rPr>
+                <w:rFonts w:ascii="Arial" w:hAnsi="Arial"/>
+                <w:sz w:val="18"/>
+              </w:rPr>
+              <w:t>Reverso</w:t>
+            </w:r>
+          </w:p>
+        </w:tc>
+        <w:tc>
+          <w:tcPr>
+            <w:tcW w:type="dxa" w:w="2351"/>
+          </w:tcPr>
+          <w:p>
+            <w:pPr>
+              <w:spacing w:line="240" w:lineRule="auto"/>
+            </w:pPr>
+            <w:r>
+              <w:rPr>
+                <w:rFonts w:ascii="Arial" w:hAnsi="Arial"/>
+                <w:sz w:val="18"/>
+              </w:rPr>
+              <w:t>596</w:t>
+            </w:r>
+          </w:p>
+        </w:tc>
+        <w:tc>
+          <w:tcPr>
+            <w:tcW w:type="dxa" w:w="2351"/>
+          </w:tcPr>
+          <w:p>
+            <w:pPr>
+              <w:spacing w:line="240" w:lineRule="auto"/>
+            </w:pPr>
+            <w:r>
+              <w:rPr>
+                <w:rFonts w:ascii="Arial" w:hAnsi="Arial"/>
+                <w:sz w:val="18"/>
+              </w:rPr>
+              <w:t>Total retenciones por cambio de sujeto</w:t>
             </w:r>
           </w:p>
         </w:tc>
@@ -8305,7 +8411,7 @@
     <w:p/>
     <w:p>
       <w:r>
-        <w:t>Dónde se registra el IVA retenido total o parcial: en la línea 5 (código 515 y 587) las facturas de compra recibidas con retención total y en las líneas 6 (código 720) y 14 (códigos 516 y 517) las recibidas con retención parcial; estas tres las usa el vendedor retenido. El comprador que emite la factura de compra la registra en la línea 25 (códigos 519 y 520) y paga el IVA retenido en el reverso del formulario. ⚠️ Confirmar con el profesor la línea y el código exactos del reverso.</w:t>
+        <w:t>Dónde se registra el IVA retenido total o parcial. Agente retenedor (la empresa compradora): la factura de compra emitida va en la línea 25 (códigos 519 y 520, crédito fiscal) y el IVA retenido se declara en el reverso: código 39 si la retención es total y código 554 si es parcial; el código 596 suma las retenciones. Vendedor retenido: línea 5 (códigos 515 y 587) si la retención es total, y líneas 6 (código 720) y 14 (códigos 516 y 517) si es parcial. Los productos silvestres tienen retención total. El N° de línea del reverso cambia según el año del formulario ⚠️.</w:t>
       </w:r>
     </w:p>
     <w:p>
@@ -8318,7 +8424,7 @@
     </w:p>
     <w:p>
       <w:r>
-        <w:t>⚠️ Pendiente: confirmar con el profesor qué declaración jurada corresponde. Contenido de ejemplo: proveedor, RUT, monto neto e IVA retenido.</w:t>
+        <w:t>Corresponde la declaración jurada F3500, informe mensual de retenedores de cambio de sujeto de IVA. Se presenta cada mes, hasta el día 15 del mes siguiente (si no es día hábil, el siguiente hábil), aunque no haya movimiento, informando operación por operación. Los códigos de producto de los silvestres son: 3101 rosa mosqueta, 3102 mora, 3103 hongos, 3104 frutos de espino y 3105 hojas de boldo. Los facturadores electrónicos que documentan todo por ese medio y envían su libro de compras y ventas no están obligados a presentarla. ⚠️ Verificar formato vigente.</w:t>
       </w:r>
     </w:p>
     <w:tbl>
@@ -8328,15 +8434,18 @@
         <w:tblLook w:firstColumn="1" w:firstRow="1" w:lastColumn="0" w:lastRow="0" w:noHBand="0" w:noVBand="1" w:val="04A0"/>
       </w:tblPr>
       <w:tblGrid>
-        <w:gridCol w:w="2351"/>
-        <w:gridCol w:w="2351"/>
-        <w:gridCol w:w="2351"/>
-        <w:gridCol w:w="2351"/>
+        <w:gridCol w:w="1344"/>
+        <w:gridCol w:w="1344"/>
+        <w:gridCol w:w="1344"/>
+        <w:gridCol w:w="1344"/>
+        <w:gridCol w:w="1344"/>
+        <w:gridCol w:w="1344"/>
+        <w:gridCol w:w="1344"/>
       </w:tblGrid>
       <w:tr>
         <w:tc>
           <w:tcPr>
-            <w:tcW w:type="dxa" w:w="2351"/>
+            <w:tcW w:type="dxa" w:w="1344"/>
           </w:tcPr>
           <w:p>
             <w:pPr>
@@ -8348,13 +8457,13 @@
                 <w:b/>
                 <w:sz w:val="18"/>
               </w:rPr>
-              <w:t>RUT</w:t>
-            </w:r>
-          </w:p>
-        </w:tc>
-        <w:tc>
-          <w:tcPr>
-            <w:tcW w:type="dxa" w:w="2351"/>
+              <w:t>RUT vendedor</w:t>
+            </w:r>
+          </w:p>
+        </w:tc>
+        <w:tc>
+          <w:tcPr>
+            <w:tcW w:type="dxa" w:w="1344"/>
           </w:tcPr>
           <w:p>
             <w:pPr>
@@ -8366,13 +8475,13 @@
                 <w:b/>
                 <w:sz w:val="18"/>
               </w:rPr>
-              <w:t>Proveedor</w:t>
-            </w:r>
-          </w:p>
-        </w:tc>
-        <w:tc>
-          <w:tcPr>
-            <w:tcW w:type="dxa" w:w="2351"/>
+              <w:t>Cód. producto</w:t>
+            </w:r>
+          </w:p>
+        </w:tc>
+        <w:tc>
+          <w:tcPr>
+            <w:tcW w:type="dxa" w:w="1344"/>
           </w:tcPr>
           <w:p>
             <w:pPr>
@@ -8384,13 +8493,13 @@
                 <w:b/>
                 <w:sz w:val="18"/>
               </w:rPr>
-              <w:t>Monto neto</w:t>
-            </w:r>
-          </w:p>
-        </w:tc>
-        <w:tc>
-          <w:tcPr>
-            <w:tcW w:type="dxa" w:w="2351"/>
+              <w:t>Producto</w:t>
+            </w:r>
+          </w:p>
+        </w:tc>
+        <w:tc>
+          <w:tcPr>
+            <w:tcW w:type="dxa" w:w="1344"/>
           </w:tcPr>
           <w:p>
             <w:pPr>
@@ -8402,6 +8511,60 @@
                 <w:b/>
                 <w:sz w:val="18"/>
               </w:rPr>
+              <w:t>Doc.</w:t>
+            </w:r>
+          </w:p>
+        </w:tc>
+        <w:tc>
+          <w:tcPr>
+            <w:tcW w:type="dxa" w:w="1344"/>
+          </w:tcPr>
+          <w:p>
+            <w:pPr>
+              <w:spacing w:line="240" w:lineRule="auto"/>
+            </w:pPr>
+            <w:r>
+              <w:rPr>
+                <w:rFonts w:ascii="Arial" w:hAnsi="Arial"/>
+                <w:b/>
+                <w:sz w:val="18"/>
+              </w:rPr>
+              <w:t>N°</w:t>
+            </w:r>
+          </w:p>
+        </w:tc>
+        <w:tc>
+          <w:tcPr>
+            <w:tcW w:type="dxa" w:w="1344"/>
+          </w:tcPr>
+          <w:p>
+            <w:pPr>
+              <w:spacing w:line="240" w:lineRule="auto"/>
+            </w:pPr>
+            <w:r>
+              <w:rPr>
+                <w:rFonts w:ascii="Arial" w:hAnsi="Arial"/>
+                <w:b/>
+                <w:sz w:val="18"/>
+              </w:rPr>
+              <w:t>Cantidad (kg)</w:t>
+            </w:r>
+          </w:p>
+        </w:tc>
+        <w:tc>
+          <w:tcPr>
+            <w:tcW w:type="dxa" w:w="1344"/>
+          </w:tcPr>
+          <w:p>
+            <w:pPr>
+              <w:spacing w:line="240" w:lineRule="auto"/>
+            </w:pPr>
+            <w:r>
+              <w:rPr>
+                <w:rFonts w:ascii="Arial" w:hAnsi="Arial"/>
+                <w:b/>
+                <w:sz w:val="18"/>
+              </w:rPr>
               <w:t>IVA retenido</w:t>
             </w:r>
           </w:p>
@@ -8410,7 +8573,7 @@
       <w:tr>
         <w:tc>
           <w:tcPr>
-            <w:tcW w:type="dxa" w:w="2351"/>
+            <w:tcW w:type="dxa" w:w="1344"/>
           </w:tcPr>
           <w:p>
             <w:pPr>
@@ -8427,7 +8590,7 @@
         </w:tc>
         <w:tc>
           <w:tcPr>
-            <w:tcW w:type="dxa" w:w="2351"/>
+            <w:tcW w:type="dxa" w:w="1344"/>
           </w:tcPr>
           <w:p>
             <w:pPr>
@@ -8438,13 +8601,13 @@
                 <w:rFonts w:ascii="Arial" w:hAnsi="Arial"/>
                 <w:sz w:val="18"/>
               </w:rPr>
-              <w:t>Juan Pérez (recolector)</w:t>
-            </w:r>
-          </w:p>
-        </w:tc>
-        <w:tc>
-          <w:tcPr>
-            <w:tcW w:type="dxa" w:w="2351"/>
+              <w:t>3101</w:t>
+            </w:r>
+          </w:p>
+        </w:tc>
+        <w:tc>
+          <w:tcPr>
+            <w:tcW w:type="dxa" w:w="1344"/>
           </w:tcPr>
           <w:p>
             <w:pPr>
@@ -8455,13 +8618,64 @@
                 <w:rFonts w:ascii="Arial" w:hAnsi="Arial"/>
                 <w:sz w:val="18"/>
               </w:rPr>
-              <w:t>1.800.000</w:t>
-            </w:r>
-          </w:p>
-        </w:tc>
-        <w:tc>
-          <w:tcPr>
-            <w:tcW w:type="dxa" w:w="2351"/>
+              <w:t>Rosa mosqueta</w:t>
+            </w:r>
+          </w:p>
+        </w:tc>
+        <w:tc>
+          <w:tcPr>
+            <w:tcW w:type="dxa" w:w="1344"/>
+          </w:tcPr>
+          <w:p>
+            <w:pPr>
+              <w:spacing w:line="240" w:lineRule="auto"/>
+            </w:pPr>
+            <w:r>
+              <w:rPr>
+                <w:rFonts w:ascii="Arial" w:hAnsi="Arial"/>
+                <w:sz w:val="18"/>
+              </w:rPr>
+              <w:t>46</w:t>
+            </w:r>
+          </w:p>
+        </w:tc>
+        <w:tc>
+          <w:tcPr>
+            <w:tcW w:type="dxa" w:w="1344"/>
+          </w:tcPr>
+          <w:p>
+            <w:pPr>
+              <w:spacing w:line="240" w:lineRule="auto"/>
+            </w:pPr>
+            <w:r>
+              <w:rPr>
+                <w:rFonts w:ascii="Arial" w:hAnsi="Arial"/>
+                <w:sz w:val="18"/>
+              </w:rPr>
+              <w:t>201</w:t>
+            </w:r>
+          </w:p>
+        </w:tc>
+        <w:tc>
+          <w:tcPr>
+            <w:tcW w:type="dxa" w:w="1344"/>
+          </w:tcPr>
+          <w:p>
+            <w:pPr>
+              <w:spacing w:line="240" w:lineRule="auto"/>
+            </w:pPr>
+            <w:r>
+              <w:rPr>
+                <w:rFonts w:ascii="Arial" w:hAnsi="Arial"/>
+                <w:sz w:val="18"/>
+              </w:rPr>
+              <w:t>1.200</w:t>
+            </w:r>
+          </w:p>
+        </w:tc>
+        <w:tc>
+          <w:tcPr>
+            <w:tcW w:type="dxa" w:w="1344"/>
           </w:tcPr>
           <w:p>
             <w:pPr>
@@ -8480,7 +8694,7 @@
       <w:tr>
         <w:tc>
           <w:tcPr>
-            <w:tcW w:type="dxa" w:w="2351"/>
+            <w:tcW w:type="dxa" w:w="1344"/>
           </w:tcPr>
           <w:p>
             <w:pPr>
@@ -8491,13 +8705,13 @@
                 <w:rFonts w:ascii="Arial" w:hAnsi="Arial"/>
                 <w:sz w:val="18"/>
               </w:rPr>
-              <w:t>12.222.222-2</w:t>
-            </w:r>
-          </w:p>
-        </w:tc>
-        <w:tc>
-          <w:tcPr>
-            <w:tcW w:type="dxa" w:w="2351"/>
+              <w:t>12.222.222-5</w:t>
+            </w:r>
+          </w:p>
+        </w:tc>
+        <w:tc>
+          <w:tcPr>
+            <w:tcW w:type="dxa" w:w="1344"/>
           </w:tcPr>
           <w:p>
             <w:pPr>
@@ -8508,13 +8722,13 @@
                 <w:rFonts w:ascii="Arial" w:hAnsi="Arial"/>
                 <w:sz w:val="18"/>
               </w:rPr>
-              <w:t>María Soto (recolectora)</w:t>
-            </w:r>
-          </w:p>
-        </w:tc>
-        <w:tc>
-          <w:tcPr>
-            <w:tcW w:type="dxa" w:w="2351"/>
+              <w:t>3103</w:t>
+            </w:r>
+          </w:p>
+        </w:tc>
+        <w:tc>
+          <w:tcPr>
+            <w:tcW w:type="dxa" w:w="1344"/>
           </w:tcPr>
           <w:p>
             <w:pPr>
@@ -8525,13 +8739,64 @@
                 <w:rFonts w:ascii="Arial" w:hAnsi="Arial"/>
                 <w:sz w:val="18"/>
               </w:rPr>
-              <w:t>1.200.000</w:t>
-            </w:r>
-          </w:p>
-        </w:tc>
-        <w:tc>
-          <w:tcPr>
-            <w:tcW w:type="dxa" w:w="2351"/>
+              <w:t>Hongos</w:t>
+            </w:r>
+          </w:p>
+        </w:tc>
+        <w:tc>
+          <w:tcPr>
+            <w:tcW w:type="dxa" w:w="1344"/>
+          </w:tcPr>
+          <w:p>
+            <w:pPr>
+              <w:spacing w:line="240" w:lineRule="auto"/>
+            </w:pPr>
+            <w:r>
+              <w:rPr>
+                <w:rFonts w:ascii="Arial" w:hAnsi="Arial"/>
+                <w:sz w:val="18"/>
+              </w:rPr>
+              <w:t>46</w:t>
+            </w:r>
+          </w:p>
+        </w:tc>
+        <w:tc>
+          <w:tcPr>
+            <w:tcW w:type="dxa" w:w="1344"/>
+          </w:tcPr>
+          <w:p>
+            <w:pPr>
+              <w:spacing w:line="240" w:lineRule="auto"/>
+            </w:pPr>
+            <w:r>
+              <w:rPr>
+                <w:rFonts w:ascii="Arial" w:hAnsi="Arial"/>
+                <w:sz w:val="18"/>
+              </w:rPr>
+              <w:t>202</w:t>
+            </w:r>
+          </w:p>
+        </w:tc>
+        <w:tc>
+          <w:tcPr>
+            <w:tcW w:type="dxa" w:w="1344"/>
+          </w:tcPr>
+          <w:p>
+            <w:pPr>
+              <w:spacing w:line="240" w:lineRule="auto"/>
+            </w:pPr>
+            <w:r>
+              <w:rPr>
+                <w:rFonts w:ascii="Arial" w:hAnsi="Arial"/>
+                <w:sz w:val="18"/>
+              </w:rPr>
+              <w:t>300</w:t>
+            </w:r>
+          </w:p>
+        </w:tc>
+        <w:tc>
+          <w:tcPr>
+            <w:tcW w:type="dxa" w:w="1344"/>
           </w:tcPr>
           <w:p>
             <w:pPr>
@@ -8550,7 +8815,7 @@
       <w:tr>
         <w:tc>
           <w:tcPr>
-            <w:tcW w:type="dxa" w:w="2351"/>
+            <w:tcW w:type="dxa" w:w="1344"/>
           </w:tcPr>
           <w:p>
             <w:pPr>
@@ -8561,13 +8826,13 @@
                 <w:rFonts w:ascii="Arial" w:hAnsi="Arial"/>
                 <w:sz w:val="18"/>
               </w:rPr>
-              <w:t>13.333.333-3</w:t>
-            </w:r>
-          </w:p>
-        </w:tc>
-        <w:tc>
-          <w:tcPr>
-            <w:tcW w:type="dxa" w:w="2351"/>
+              <w:t>13.333.333-9</w:t>
+            </w:r>
+          </w:p>
+        </w:tc>
+        <w:tc>
+          <w:tcPr>
+            <w:tcW w:type="dxa" w:w="1344"/>
           </w:tcPr>
           <w:p>
             <w:pPr>
@@ -8578,13 +8843,13 @@
                 <w:rFonts w:ascii="Arial" w:hAnsi="Arial"/>
                 <w:sz w:val="18"/>
               </w:rPr>
-              <w:t>Pedro Núñez (recolector)</w:t>
-            </w:r>
-          </w:p>
-        </w:tc>
-        <w:tc>
-          <w:tcPr>
-            <w:tcW w:type="dxa" w:w="2351"/>
+              <w:t>3102</w:t>
+            </w:r>
+          </w:p>
+        </w:tc>
+        <w:tc>
+          <w:tcPr>
+            <w:tcW w:type="dxa" w:w="1344"/>
           </w:tcPr>
           <w:p>
             <w:pPr>
@@ -8595,13 +8860,64 @@
                 <w:rFonts w:ascii="Arial" w:hAnsi="Arial"/>
                 <w:sz w:val="18"/>
               </w:rPr>
-              <w:t>800.000</w:t>
-            </w:r>
-          </w:p>
-        </w:tc>
-        <w:tc>
-          <w:tcPr>
-            <w:tcW w:type="dxa" w:w="2351"/>
+              <w:t>Mora</w:t>
+            </w:r>
+          </w:p>
+        </w:tc>
+        <w:tc>
+          <w:tcPr>
+            <w:tcW w:type="dxa" w:w="1344"/>
+          </w:tcPr>
+          <w:p>
+            <w:pPr>
+              <w:spacing w:line="240" w:lineRule="auto"/>
+            </w:pPr>
+            <w:r>
+              <w:rPr>
+                <w:rFonts w:ascii="Arial" w:hAnsi="Arial"/>
+                <w:sz w:val="18"/>
+              </w:rPr>
+              <w:t>46</w:t>
+            </w:r>
+          </w:p>
+        </w:tc>
+        <w:tc>
+          <w:tcPr>
+            <w:tcW w:type="dxa" w:w="1344"/>
+          </w:tcPr>
+          <w:p>
+            <w:pPr>
+              <w:spacing w:line="240" w:lineRule="auto"/>
+            </w:pPr>
+            <w:r>
+              <w:rPr>
+                <w:rFonts w:ascii="Arial" w:hAnsi="Arial"/>
+                <w:sz w:val="18"/>
+              </w:rPr>
+              <w:t>203</w:t>
+            </w:r>
+          </w:p>
+        </w:tc>
+        <w:tc>
+          <w:tcPr>
+            <w:tcW w:type="dxa" w:w="1344"/>
+          </w:tcPr>
+          <w:p>
+            <w:pPr>
+              <w:spacing w:line="240" w:lineRule="auto"/>
+            </w:pPr>
+            <w:r>
+              <w:rPr>
+                <w:rFonts w:ascii="Arial" w:hAnsi="Arial"/>
+                <w:sz w:val="18"/>
+              </w:rPr>
+              <w:t>500</w:t>
+            </w:r>
+          </w:p>
+        </w:tc>
+        <w:tc>
+          <w:tcPr>
+            <w:tcW w:type="dxa" w:w="1344"/>
           </w:tcPr>
           <w:p>
             <w:pPr>
@@ -8620,7 +8936,7 @@
       <w:tr>
         <w:tc>
           <w:tcPr>
-            <w:tcW w:type="dxa" w:w="2351"/>
+            <w:tcW w:type="dxa" w:w="1344"/>
           </w:tcPr>
           <w:p>
             <w:pPr>
@@ -8631,13 +8947,13 @@
                 <w:rFonts w:ascii="Arial" w:hAnsi="Arial"/>
                 <w:sz w:val="18"/>
               </w:rPr>
-              <w:t>14.444.444-4</w:t>
-            </w:r>
-          </w:p>
-        </w:tc>
-        <w:tc>
-          <w:tcPr>
-            <w:tcW w:type="dxa" w:w="2351"/>
+              <w:t>14.444.444-2</w:t>
+            </w:r>
+          </w:p>
+        </w:tc>
+        <w:tc>
+          <w:tcPr>
+            <w:tcW w:type="dxa" w:w="1344"/>
           </w:tcPr>
           <w:p>
             <w:pPr>
@@ -8648,13 +8964,13 @@
                 <w:rFonts w:ascii="Arial" w:hAnsi="Arial"/>
                 <w:sz w:val="18"/>
               </w:rPr>
-              <w:t>Rosa Muñoz (recolectora)</w:t>
-            </w:r>
-          </w:p>
-        </w:tc>
-        <w:tc>
-          <w:tcPr>
-            <w:tcW w:type="dxa" w:w="2351"/>
+              <w:t>3105</w:t>
+            </w:r>
+          </w:p>
+        </w:tc>
+        <w:tc>
+          <w:tcPr>
+            <w:tcW w:type="dxa" w:w="1344"/>
           </w:tcPr>
           <w:p>
             <w:pPr>
@@ -8665,13 +8981,64 @@
                 <w:rFonts w:ascii="Arial" w:hAnsi="Arial"/>
                 <w:sz w:val="18"/>
               </w:rPr>
-              <w:t>500.000</w:t>
-            </w:r>
-          </w:p>
-        </w:tc>
-        <w:tc>
-          <w:tcPr>
-            <w:tcW w:type="dxa" w:w="2351"/>
+              <w:t>Hojas de boldo</w:t>
+            </w:r>
+          </w:p>
+        </w:tc>
+        <w:tc>
+          <w:tcPr>
+            <w:tcW w:type="dxa" w:w="1344"/>
+          </w:tcPr>
+          <w:p>
+            <w:pPr>
+              <w:spacing w:line="240" w:lineRule="auto"/>
+            </w:pPr>
+            <w:r>
+              <w:rPr>
+                <w:rFonts w:ascii="Arial" w:hAnsi="Arial"/>
+                <w:sz w:val="18"/>
+              </w:rPr>
+              <w:t>46</w:t>
+            </w:r>
+          </w:p>
+        </w:tc>
+        <w:tc>
+          <w:tcPr>
+            <w:tcW w:type="dxa" w:w="1344"/>
+          </w:tcPr>
+          <w:p>
+            <w:pPr>
+              <w:spacing w:line="240" w:lineRule="auto"/>
+            </w:pPr>
+            <w:r>
+              <w:rPr>
+                <w:rFonts w:ascii="Arial" w:hAnsi="Arial"/>
+                <w:sz w:val="18"/>
+              </w:rPr>
+              <w:t>204</w:t>
+            </w:r>
+          </w:p>
+        </w:tc>
+        <w:tc>
+          <w:tcPr>
+            <w:tcW w:type="dxa" w:w="1344"/>
+          </w:tcPr>
+          <w:p>
+            <w:pPr>
+              <w:spacing w:line="240" w:lineRule="auto"/>
+            </w:pPr>
+            <w:r>
+              <w:rPr>
+                <w:rFonts w:ascii="Arial" w:hAnsi="Arial"/>
+                <w:sz w:val="18"/>
+              </w:rPr>
+              <w:t>400</w:t>
+            </w:r>
+          </w:p>
+        </w:tc>
+        <w:tc>
+          <w:tcPr>
+            <w:tcW w:type="dxa" w:w="1344"/>
           </w:tcPr>
           <w:p>
             <w:pPr>
@@ -8690,7 +9057,7 @@
       <w:tr>
         <w:tc>
           <w:tcPr>
-            <w:tcW w:type="dxa" w:w="2351"/>
+            <w:tcW w:type="dxa" w:w="1344"/>
           </w:tcPr>
           <w:p>
             <w:pPr>
@@ -8701,13 +9068,13 @@
                 <w:rFonts w:ascii="Arial" w:hAnsi="Arial"/>
                 <w:sz w:val="18"/>
               </w:rPr>
-              <w:t>15.555.555-5</w:t>
-            </w:r>
-          </w:p>
-        </w:tc>
-        <w:tc>
-          <w:tcPr>
-            <w:tcW w:type="dxa" w:w="2351"/>
+              <w:t>15.555.555-6</w:t>
+            </w:r>
+          </w:p>
+        </w:tc>
+        <w:tc>
+          <w:tcPr>
+            <w:tcW w:type="dxa" w:w="1344"/>
           </w:tcPr>
           <w:p>
             <w:pPr>
@@ -8718,13 +9085,13 @@
                 <w:rFonts w:ascii="Arial" w:hAnsi="Arial"/>
                 <w:sz w:val="18"/>
               </w:rPr>
-              <w:t>Luis Araya (recolector)</w:t>
-            </w:r>
-          </w:p>
-        </w:tc>
-        <w:tc>
-          <w:tcPr>
-            <w:tcW w:type="dxa" w:w="2351"/>
+              <w:t>3104</w:t>
+            </w:r>
+          </w:p>
+        </w:tc>
+        <w:tc>
+          <w:tcPr>
+            <w:tcW w:type="dxa" w:w="1344"/>
           </w:tcPr>
           <w:p>
             <w:pPr>
@@ -8735,13 +9102,64 @@
                 <w:rFonts w:ascii="Arial" w:hAnsi="Arial"/>
                 <w:sz w:val="18"/>
               </w:rPr>
-              <w:t>1.350.000</w:t>
-            </w:r>
-          </w:p>
-        </w:tc>
-        <w:tc>
-          <w:tcPr>
-            <w:tcW w:type="dxa" w:w="2351"/>
+              <w:t>Frutos de espino</w:t>
+            </w:r>
+          </w:p>
+        </w:tc>
+        <w:tc>
+          <w:tcPr>
+            <w:tcW w:type="dxa" w:w="1344"/>
+          </w:tcPr>
+          <w:p>
+            <w:pPr>
+              <w:spacing w:line="240" w:lineRule="auto"/>
+            </w:pPr>
+            <w:r>
+              <w:rPr>
+                <w:rFonts w:ascii="Arial" w:hAnsi="Arial"/>
+                <w:sz w:val="18"/>
+              </w:rPr>
+              <w:t>46</w:t>
+            </w:r>
+          </w:p>
+        </w:tc>
+        <w:tc>
+          <w:tcPr>
+            <w:tcW w:type="dxa" w:w="1344"/>
+          </w:tcPr>
+          <w:p>
+            <w:pPr>
+              <w:spacing w:line="240" w:lineRule="auto"/>
+            </w:pPr>
+            <w:r>
+              <w:rPr>
+                <w:rFonts w:ascii="Arial" w:hAnsi="Arial"/>
+                <w:sz w:val="18"/>
+              </w:rPr>
+              <w:t>205</w:t>
+            </w:r>
+          </w:p>
+        </w:tc>
+        <w:tc>
+          <w:tcPr>
+            <w:tcW w:type="dxa" w:w="1344"/>
+          </w:tcPr>
+          <w:p>
+            <w:pPr>
+              <w:spacing w:line="240" w:lineRule="auto"/>
+            </w:pPr>
+            <w:r>
+              <w:rPr>
+                <w:rFonts w:ascii="Arial" w:hAnsi="Arial"/>
+                <w:sz w:val="18"/>
+              </w:rPr>
+              <w:t>900</w:t>
+            </w:r>
+          </w:p>
+        </w:tc>
+        <w:tc>
+          <w:tcPr>
+            <w:tcW w:type="dxa" w:w="1344"/>
           </w:tcPr>
           <w:p>
             <w:pPr>
@@ -8760,7 +9178,7 @@
       <w:tr>
         <w:tc>
           <w:tcPr>
-            <w:tcW w:type="dxa" w:w="2351"/>
+            <w:tcW w:type="dxa" w:w="1344"/>
           </w:tcPr>
           <w:p>
             <w:pPr>
@@ -8776,7 +9194,7 @@
         </w:tc>
         <w:tc>
           <w:tcPr>
-            <w:tcW w:type="dxa" w:w="2351"/>
+            <w:tcW w:type="dxa" w:w="1344"/>
           </w:tcPr>
           <w:p>
             <w:pPr>
@@ -8787,13 +9205,29 @@
                 <w:rFonts w:ascii="Arial" w:hAnsi="Arial"/>
                 <w:sz w:val="18"/>
               </w:rPr>
+            </w:r>
+          </w:p>
+        </w:tc>
+        <w:tc>
+          <w:tcPr>
+            <w:tcW w:type="dxa" w:w="1344"/>
+          </w:tcPr>
+          <w:p>
+            <w:pPr>
+              <w:spacing w:line="240" w:lineRule="auto"/>
+            </w:pPr>
+            <w:r>
+              <w:rPr>
+                <w:rFonts w:ascii="Arial" w:hAnsi="Arial"/>
+                <w:sz w:val="18"/>
+              </w:rPr>
               <w:t>TOTAL</w:t>
             </w:r>
           </w:p>
         </w:tc>
         <w:tc>
           <w:tcPr>
-            <w:tcW w:type="dxa" w:w="2351"/>
+            <w:tcW w:type="dxa" w:w="1344"/>
           </w:tcPr>
           <w:p>
             <w:pPr>
@@ -8804,13 +9238,44 @@
                 <w:rFonts w:ascii="Arial" w:hAnsi="Arial"/>
                 <w:sz w:val="18"/>
               </w:rPr>
-              <w:t>5.650.000</w:t>
-            </w:r>
-          </w:p>
-        </w:tc>
-        <w:tc>
-          <w:tcPr>
-            <w:tcW w:type="dxa" w:w="2351"/>
+            </w:r>
+          </w:p>
+        </w:tc>
+        <w:tc>
+          <w:tcPr>
+            <w:tcW w:type="dxa" w:w="1344"/>
+          </w:tcPr>
+          <w:p>
+            <w:pPr>
+              <w:spacing w:line="240" w:lineRule="auto"/>
+            </w:pPr>
+            <w:r>
+              <w:rPr>
+                <w:rFonts w:ascii="Arial" w:hAnsi="Arial"/>
+                <w:sz w:val="18"/>
+              </w:rPr>
+            </w:r>
+          </w:p>
+        </w:tc>
+        <w:tc>
+          <w:tcPr>
+            <w:tcW w:type="dxa" w:w="1344"/>
+          </w:tcPr>
+          <w:p>
+            <w:pPr>
+              <w:spacing w:line="240" w:lineRule="auto"/>
+            </w:pPr>
+            <w:r>
+              <w:rPr>
+                <w:rFonts w:ascii="Arial" w:hAnsi="Arial"/>
+                <w:sz w:val="18"/>
+              </w:rPr>
+            </w:r>
+          </w:p>
+        </w:tc>
+        <w:tc>
+          <w:tcPr>
+            <w:tcW w:type="dxa" w:w="1344"/>
           </w:tcPr>
           <w:p>
             <w:pPr>

--- a/trabajo_juan_castillo/cambio_sujeto_silvestres.docx
+++ b/trabajo_juan_castillo/cambio_sujeto_silvestres.docx
@@ -150,12 +150,12 @@
     </w:p>
     <w:p>
       <w:r>
-        <w:t>[ADJUNTAR AQUÍ LA RESOLUCIÓN: Resolución Exenta SII N° 4095 del 25 de agosto de 2000 ⚠️ copiar el texto desde sii.cl]</w:t>
+        <w:t>[ADJUNTAR AQUÍ LA RESOLUCIÓN: Resolución Exenta SII N° 4095 del 25 de agosto de 2000, texto en sii.cl/documentos/resoluciones/2000b/reso4095.htm]</w:t>
       </w:r>
     </w:p>
     <w:p>
       <w:r>
-        <w:t>La Resolución Exenta N° 4095 de 2000 dispone el cambio de sujeto de derecho del IVA en las ventas de productos silvestres: el comprador debe emitir una factura de compra, retener el IVA y declararlo y pagarlo; el vendedor no está obligado a emitir factura por esa venta. La retención es total, es decir, el 100 % del IVA de la operación. Los productos incluyen rosa mosqueta, mora, hongos, frutos de espino, hojas de boldo, tilo, manzanilla, llantén, toronjil, cedrón, hierbas pectorales, romero, quillay, hierba de hipérico y cera de abeja. La Resolución Ex. N° 2 de 2018 mantiene vigente este régimen. ⚠️ Datos tomados de resúmenes de búsqueda: contrastar con el texto oficial del SII.</w:t>
+        <w:t>La Resolución Exenta SII N° 4095 del 25 de agosto de 2000 dispone el cambio de sujeto de derecho del IVA en los productos silvestres (rige desde el 1 de septiembre de 2000, por tiempo indefinido). Productos: rosa mosqueta, mora, hongos, frutos de espino, hojas de boldo, tilo, manzanilla, llantén, toronjil, cedrón, hierbas pectorales, romero, hojas y corteza de quillay, hierba de hipérico y cera de abeja. Retienen el IVA los compradores que venden a exportadores y los compradores nacionales de Primera Categoría con contabilidad completa que superen $50.000.000 de compras anuales. El comprador emite una factura de compra (DTE 46), recarga el IVA y lo declara y paga en el F29 sin derecho a crédito fiscal; el vendedor no emite factura y usa el IVA retenido como crédito contra sus débitos. La retención es total (100 % del IVA; la resolución citaba 18 % porque esa era la tasa del año 2000, hoy 19 %). La empresa del ejemplo compra más de $50.000.000 al año, por lo que es agente retenedor.</w:t>
       </w:r>
     </w:p>
     <w:p>
@@ -898,7 +898,7 @@
     </w:p>
     <w:p>
       <w:r>
-        <w:t>Libro de compras (cinco facturas de compra; el crédito fiscal es el IVA total):</w:t>
+        <w:t>Libro de compras (cinco facturas de compra; el IVA retenido total no da derecho a crédito fiscal):</w:t>
       </w:r>
     </w:p>
     <w:tbl>
@@ -3024,7 +3024,7 @@
                 <w:rFonts w:ascii="Arial" w:hAnsi="Arial"/>
                 <w:sz w:val="16"/>
               </w:rPr>
-              <w:t>1.800.000</w:t>
+              <w:t>2.142.000</w:t>
             </w:r>
           </w:p>
         </w:tc>
@@ -3091,7 +3091,7 @@
                 <w:rFonts w:ascii="Arial" w:hAnsi="Arial"/>
                 <w:sz w:val="16"/>
               </w:rPr>
-              <w:t>1.1.04 IVA crédito fiscal</w:t>
+              <w:t xml:space="preserve">      2.1.01 Proveedores</w:t>
             </w:r>
           </w:p>
         </w:tc>
@@ -3108,7 +3108,6 @@
                 <w:rFonts w:ascii="Arial" w:hAnsi="Arial"/>
                 <w:sz w:val="16"/>
               </w:rPr>
-              <w:t>342.000</w:t>
             </w:r>
           </w:p>
         </w:tc>
@@ -3125,6 +3124,7 @@
                 <w:rFonts w:ascii="Arial" w:hAnsi="Arial"/>
                 <w:sz w:val="16"/>
               </w:rPr>
+              <w:t>1.800.000</w:t>
             </w:r>
           </w:p>
         </w:tc>
@@ -3175,7 +3175,7 @@
                 <w:rFonts w:ascii="Arial" w:hAnsi="Arial"/>
                 <w:sz w:val="16"/>
               </w:rPr>
-              <w:t xml:space="preserve">      2.1.01 Proveedores</w:t>
+              <w:t xml:space="preserve">      2.1.09 IVA retenido por pagar</w:t>
             </w:r>
           </w:p>
         </w:tc>
@@ -3208,7 +3208,7 @@
                 <w:rFonts w:ascii="Arial" w:hAnsi="Arial"/>
                 <w:sz w:val="16"/>
               </w:rPr>
-              <w:t>1.800.000</w:t>
+              <w:t>342.000</w:t>
             </w:r>
           </w:p>
         </w:tc>
@@ -3227,6 +3227,7 @@
                 <w:rFonts w:ascii="Arial" w:hAnsi="Arial"/>
                 <w:sz w:val="16"/>
               </w:rPr>
+              <w:t>2</w:t>
             </w:r>
           </w:p>
         </w:tc>
@@ -3243,6 +3244,7 @@
                 <w:rFonts w:ascii="Arial" w:hAnsi="Arial"/>
                 <w:sz w:val="16"/>
               </w:rPr>
+              <w:t>06-10-2026</w:t>
             </w:r>
           </w:p>
         </w:tc>
@@ -3259,7 +3261,7 @@
                 <w:rFonts w:ascii="Arial" w:hAnsi="Arial"/>
                 <w:sz w:val="16"/>
               </w:rPr>
-              <w:t xml:space="preserve">      2.1.09 IVA retenido por pagar</w:t>
+              <w:t>Factura de compra N°202: Hongos (IVA retenido)</w:t>
             </w:r>
           </w:p>
         </w:tc>
@@ -3292,7 +3294,6 @@
                 <w:rFonts w:ascii="Arial" w:hAnsi="Arial"/>
                 <w:sz w:val="16"/>
               </w:rPr>
-              <w:t>342.000</w:t>
             </w:r>
           </w:p>
         </w:tc>
@@ -3311,7 +3312,6 @@
                 <w:rFonts w:ascii="Arial" w:hAnsi="Arial"/>
                 <w:sz w:val="16"/>
               </w:rPr>
-              <w:t>2</w:t>
             </w:r>
           </w:p>
         </w:tc>
@@ -3328,7 +3328,6 @@
                 <w:rFonts w:ascii="Arial" w:hAnsi="Arial"/>
                 <w:sz w:val="16"/>
               </w:rPr>
-              <w:t>06-10-2026</w:t>
             </w:r>
           </w:p>
         </w:tc>
@@ -3345,7 +3344,7 @@
                 <w:rFonts w:ascii="Arial" w:hAnsi="Arial"/>
                 <w:sz w:val="16"/>
               </w:rPr>
-              <w:t>Factura de compra N°202: Hongos (IVA retenido)</w:t>
+              <w:t>1.1.13 Inventario mercaderías</w:t>
             </w:r>
           </w:p>
         </w:tc>
@@ -3362,6 +3361,7 @@
                 <w:rFonts w:ascii="Arial" w:hAnsi="Arial"/>
                 <w:sz w:val="16"/>
               </w:rPr>
+              <w:t>1.428.000</w:t>
             </w:r>
           </w:p>
         </w:tc>
@@ -3428,7 +3428,7 @@
                 <w:rFonts w:ascii="Arial" w:hAnsi="Arial"/>
                 <w:sz w:val="16"/>
               </w:rPr>
-              <w:t>1.1.13 Inventario mercaderías</w:t>
+              <w:t xml:space="preserve">      2.1.01 Proveedores</w:t>
             </w:r>
           </w:p>
         </w:tc>
@@ -3445,23 +3445,23 @@
                 <w:rFonts w:ascii="Arial" w:hAnsi="Arial"/>
                 <w:sz w:val="16"/>
               </w:rPr>
+            </w:r>
+          </w:p>
+        </w:tc>
+        <w:tc>
+          <w:tcPr>
+            <w:tcW w:type="dxa" w:w="1881"/>
+          </w:tcPr>
+          <w:p>
+            <w:pPr>
+              <w:spacing w:line="240" w:lineRule="auto"/>
+            </w:pPr>
+            <w:r>
+              <w:rPr>
+                <w:rFonts w:ascii="Arial" w:hAnsi="Arial"/>
+                <w:sz w:val="16"/>
+              </w:rPr>
               <w:t>1.200.000</w:t>
-            </w:r>
-          </w:p>
-        </w:tc>
-        <w:tc>
-          <w:tcPr>
-            <w:tcW w:type="dxa" w:w="1881"/>
-          </w:tcPr>
-          <w:p>
-            <w:pPr>
-              <w:spacing w:line="240" w:lineRule="auto"/>
-            </w:pPr>
-            <w:r>
-              <w:rPr>
-                <w:rFonts w:ascii="Arial" w:hAnsi="Arial"/>
-                <w:sz w:val="16"/>
-              </w:rPr>
             </w:r>
           </w:p>
         </w:tc>
@@ -3512,7 +3512,7 @@
                 <w:rFonts w:ascii="Arial" w:hAnsi="Arial"/>
                 <w:sz w:val="16"/>
               </w:rPr>
-              <w:t>1.1.04 IVA crédito fiscal</w:t>
+              <w:t xml:space="preserve">      2.1.09 IVA retenido por pagar</w:t>
             </w:r>
           </w:p>
         </w:tc>
@@ -3529,23 +3529,23 @@
                 <w:rFonts w:ascii="Arial" w:hAnsi="Arial"/>
                 <w:sz w:val="16"/>
               </w:rPr>
+            </w:r>
+          </w:p>
+        </w:tc>
+        <w:tc>
+          <w:tcPr>
+            <w:tcW w:type="dxa" w:w="1881"/>
+          </w:tcPr>
+          <w:p>
+            <w:pPr>
+              <w:spacing w:line="240" w:lineRule="auto"/>
+            </w:pPr>
+            <w:r>
+              <w:rPr>
+                <w:rFonts w:ascii="Arial" w:hAnsi="Arial"/>
+                <w:sz w:val="16"/>
+              </w:rPr>
               <w:t>228.000</w:t>
-            </w:r>
-          </w:p>
-        </w:tc>
-        <w:tc>
-          <w:tcPr>
-            <w:tcW w:type="dxa" w:w="1881"/>
-          </w:tcPr>
-          <w:p>
-            <w:pPr>
-              <w:spacing w:line="240" w:lineRule="auto"/>
-            </w:pPr>
-            <w:r>
-              <w:rPr>
-                <w:rFonts w:ascii="Arial" w:hAnsi="Arial"/>
-                <w:sz w:val="16"/>
-              </w:rPr>
             </w:r>
           </w:p>
         </w:tc>
@@ -3564,6 +3564,7 @@
                 <w:rFonts w:ascii="Arial" w:hAnsi="Arial"/>
                 <w:sz w:val="16"/>
               </w:rPr>
+              <w:t>3</w:t>
             </w:r>
           </w:p>
         </w:tc>
@@ -3580,6 +3581,7 @@
                 <w:rFonts w:ascii="Arial" w:hAnsi="Arial"/>
                 <w:sz w:val="16"/>
               </w:rPr>
+              <w:t>12-10-2026</w:t>
             </w:r>
           </w:p>
         </w:tc>
@@ -3596,7 +3598,7 @@
                 <w:rFonts w:ascii="Arial" w:hAnsi="Arial"/>
                 <w:sz w:val="16"/>
               </w:rPr>
-              <w:t xml:space="preserve">      2.1.01 Proveedores</w:t>
+              <w:t>Factura de compra N°203: Mora (IVA retenido)</w:t>
             </w:r>
           </w:p>
         </w:tc>
@@ -3629,7 +3631,6 @@
                 <w:rFonts w:ascii="Arial" w:hAnsi="Arial"/>
                 <w:sz w:val="16"/>
               </w:rPr>
-              <w:t>1.200.000</w:t>
             </w:r>
           </w:p>
         </w:tc>
@@ -3680,7 +3681,7 @@
                 <w:rFonts w:ascii="Arial" w:hAnsi="Arial"/>
                 <w:sz w:val="16"/>
               </w:rPr>
-              <w:t xml:space="preserve">      2.1.09 IVA retenido por pagar</w:t>
+              <w:t>1.1.13 Inventario mercaderías</w:t>
             </w:r>
           </w:p>
         </w:tc>
@@ -3697,6 +3698,7 @@
                 <w:rFonts w:ascii="Arial" w:hAnsi="Arial"/>
                 <w:sz w:val="16"/>
               </w:rPr>
+              <w:t>952.000</w:t>
             </w:r>
           </w:p>
         </w:tc>
@@ -3713,7 +3715,6 @@
                 <w:rFonts w:ascii="Arial" w:hAnsi="Arial"/>
                 <w:sz w:val="16"/>
               </w:rPr>
-              <w:t>228.000</w:t>
             </w:r>
           </w:p>
         </w:tc>
@@ -3732,7 +3733,6 @@
                 <w:rFonts w:ascii="Arial" w:hAnsi="Arial"/>
                 <w:sz w:val="16"/>
               </w:rPr>
-              <w:t>3</w:t>
             </w:r>
           </w:p>
         </w:tc>
@@ -3749,7 +3749,6 @@
                 <w:rFonts w:ascii="Arial" w:hAnsi="Arial"/>
                 <w:sz w:val="16"/>
               </w:rPr>
-              <w:t>12-10-2026</w:t>
             </w:r>
           </w:p>
         </w:tc>
@@ -3766,7 +3765,7 @@
                 <w:rFonts w:ascii="Arial" w:hAnsi="Arial"/>
                 <w:sz w:val="16"/>
               </w:rPr>
-              <w:t>Factura de compra N°203: Mora (IVA retenido)</w:t>
+              <w:t xml:space="preserve">      2.1.01 Proveedores</w:t>
             </w:r>
           </w:p>
         </w:tc>
@@ -3799,6 +3798,7 @@
                 <w:rFonts w:ascii="Arial" w:hAnsi="Arial"/>
                 <w:sz w:val="16"/>
               </w:rPr>
+              <w:t>800.000</w:t>
             </w:r>
           </w:p>
         </w:tc>
@@ -3849,7 +3849,7 @@
                 <w:rFonts w:ascii="Arial" w:hAnsi="Arial"/>
                 <w:sz w:val="16"/>
               </w:rPr>
-              <w:t>1.1.13 Inventario mercaderías</w:t>
+              <w:t xml:space="preserve">      2.1.09 IVA retenido por pagar</w:t>
             </w:r>
           </w:p>
         </w:tc>
@@ -3866,7 +3866,6 @@
                 <w:rFonts w:ascii="Arial" w:hAnsi="Arial"/>
                 <w:sz w:val="16"/>
               </w:rPr>
-              <w:t>800.000</w:t>
             </w:r>
           </w:p>
         </w:tc>
@@ -3883,6 +3882,7 @@
                 <w:rFonts w:ascii="Arial" w:hAnsi="Arial"/>
                 <w:sz w:val="16"/>
               </w:rPr>
+              <w:t>152.000</w:t>
             </w:r>
           </w:p>
         </w:tc>
@@ -3901,6 +3901,7 @@
                 <w:rFonts w:ascii="Arial" w:hAnsi="Arial"/>
                 <w:sz w:val="16"/>
               </w:rPr>
+              <w:t>4</w:t>
             </w:r>
           </w:p>
         </w:tc>
@@ -3917,6 +3918,7 @@
                 <w:rFonts w:ascii="Arial" w:hAnsi="Arial"/>
                 <w:sz w:val="16"/>
               </w:rPr>
+              <w:t>19-10-2026</w:t>
             </w:r>
           </w:p>
         </w:tc>
@@ -3933,7 +3935,7 @@
                 <w:rFonts w:ascii="Arial" w:hAnsi="Arial"/>
                 <w:sz w:val="16"/>
               </w:rPr>
-              <w:t>1.1.04 IVA crédito fiscal</w:t>
+              <w:t>Factura de compra N°204: Hojas de boldo (IVA retenido)</w:t>
             </w:r>
           </w:p>
         </w:tc>
@@ -3950,7 +3952,6 @@
                 <w:rFonts w:ascii="Arial" w:hAnsi="Arial"/>
                 <w:sz w:val="16"/>
               </w:rPr>
-              <w:t>152.000</w:t>
             </w:r>
           </w:p>
         </w:tc>
@@ -4017,7 +4018,7 @@
                 <w:rFonts w:ascii="Arial" w:hAnsi="Arial"/>
                 <w:sz w:val="16"/>
               </w:rPr>
-              <w:t xml:space="preserve">      2.1.01 Proveedores</w:t>
+              <w:t>1.1.13 Inventario mercaderías</w:t>
             </w:r>
           </w:p>
         </w:tc>
@@ -4034,6 +4035,7 @@
                 <w:rFonts w:ascii="Arial" w:hAnsi="Arial"/>
                 <w:sz w:val="16"/>
               </w:rPr>
+              <w:t>595.000</w:t>
             </w:r>
           </w:p>
         </w:tc>
@@ -4050,7 +4052,6 @@
                 <w:rFonts w:ascii="Arial" w:hAnsi="Arial"/>
                 <w:sz w:val="16"/>
               </w:rPr>
-              <w:t>800.000</w:t>
             </w:r>
           </w:p>
         </w:tc>
@@ -4101,7 +4102,7 @@
                 <w:rFonts w:ascii="Arial" w:hAnsi="Arial"/>
                 <w:sz w:val="16"/>
               </w:rPr>
-              <w:t xml:space="preserve">      2.1.09 IVA retenido por pagar</w:t>
+              <w:t xml:space="preserve">      2.1.01 Proveedores</w:t>
             </w:r>
           </w:p>
         </w:tc>
@@ -4134,7 +4135,7 @@
                 <w:rFonts w:ascii="Arial" w:hAnsi="Arial"/>
                 <w:sz w:val="16"/>
               </w:rPr>
-              <w:t>152.000</w:t>
+              <w:t>500.000</w:t>
             </w:r>
           </w:p>
         </w:tc>
@@ -4153,7 +4154,6 @@
                 <w:rFonts w:ascii="Arial" w:hAnsi="Arial"/>
                 <w:sz w:val="16"/>
               </w:rPr>
-              <w:t>4</w:t>
             </w:r>
           </w:p>
         </w:tc>
@@ -4170,7 +4170,6 @@
                 <w:rFonts w:ascii="Arial" w:hAnsi="Arial"/>
                 <w:sz w:val="16"/>
               </w:rPr>
-              <w:t>19-10-2026</w:t>
             </w:r>
           </w:p>
         </w:tc>
@@ -4187,7 +4186,7 @@
                 <w:rFonts w:ascii="Arial" w:hAnsi="Arial"/>
                 <w:sz w:val="16"/>
               </w:rPr>
-              <w:t>Factura de compra N°204: Hojas de boldo (IVA retenido)</w:t>
+              <w:t xml:space="preserve">      2.1.09 IVA retenido por pagar</w:t>
             </w:r>
           </w:p>
         </w:tc>
@@ -4220,6 +4219,7 @@
                 <w:rFonts w:ascii="Arial" w:hAnsi="Arial"/>
                 <w:sz w:val="16"/>
               </w:rPr>
+              <w:t>95.000</w:t>
             </w:r>
           </w:p>
         </w:tc>
@@ -4238,6 +4238,7 @@
                 <w:rFonts w:ascii="Arial" w:hAnsi="Arial"/>
                 <w:sz w:val="16"/>
               </w:rPr>
+              <w:t>5</w:t>
             </w:r>
           </w:p>
         </w:tc>
@@ -4254,6 +4255,7 @@
                 <w:rFonts w:ascii="Arial" w:hAnsi="Arial"/>
                 <w:sz w:val="16"/>
               </w:rPr>
+              <w:t>26-10-2026</w:t>
             </w:r>
           </w:p>
         </w:tc>
@@ -4270,7 +4272,7 @@
                 <w:rFonts w:ascii="Arial" w:hAnsi="Arial"/>
                 <w:sz w:val="16"/>
               </w:rPr>
-              <w:t>1.1.13 Inventario mercaderías</w:t>
+              <w:t>Factura de compra N°205: Frutos de espino (IVA retenido)</w:t>
             </w:r>
           </w:p>
         </w:tc>
@@ -4287,7 +4289,6 @@
                 <w:rFonts w:ascii="Arial" w:hAnsi="Arial"/>
                 <w:sz w:val="16"/>
               </w:rPr>
-              <w:t>500.000</w:t>
             </w:r>
           </w:p>
         </w:tc>
@@ -4354,7 +4355,7 @@
                 <w:rFonts w:ascii="Arial" w:hAnsi="Arial"/>
                 <w:sz w:val="16"/>
               </w:rPr>
-              <w:t>1.1.04 IVA crédito fiscal</w:t>
+              <w:t>1.1.13 Inventario mercaderías</w:t>
             </w:r>
           </w:p>
         </w:tc>
@@ -4371,7 +4372,7 @@
                 <w:rFonts w:ascii="Arial" w:hAnsi="Arial"/>
                 <w:sz w:val="16"/>
               </w:rPr>
-              <w:t>95.000</w:t>
+              <w:t>1.606.500</w:t>
             </w:r>
           </w:p>
         </w:tc>
@@ -4471,7 +4472,7 @@
                 <w:rFonts w:ascii="Arial" w:hAnsi="Arial"/>
                 <w:sz w:val="16"/>
               </w:rPr>
-              <w:t>500.000</w:t>
+              <w:t>1.350.000</w:t>
             </w:r>
           </w:p>
         </w:tc>
@@ -4555,7 +4556,7 @@
                 <w:rFonts w:ascii="Arial" w:hAnsi="Arial"/>
                 <w:sz w:val="16"/>
               </w:rPr>
-              <w:t>95.000</w:t>
+              <w:t>256.500</w:t>
             </w:r>
           </w:p>
         </w:tc>
@@ -4574,7 +4575,7 @@
                 <w:rFonts w:ascii="Arial" w:hAnsi="Arial"/>
                 <w:sz w:val="16"/>
               </w:rPr>
-              <w:t>5</w:t>
+              <w:t>6</w:t>
             </w:r>
           </w:p>
         </w:tc>
@@ -4591,7 +4592,7 @@
                 <w:rFonts w:ascii="Arial" w:hAnsi="Arial"/>
                 <w:sz w:val="16"/>
               </w:rPr>
-              <w:t>26-10-2026</w:t>
+              <w:t>05-10-2026</w:t>
             </w:r>
           </w:p>
         </w:tc>
@@ -4608,7 +4609,7 @@
                 <w:rFonts w:ascii="Arial" w:hAnsi="Arial"/>
                 <w:sz w:val="16"/>
               </w:rPr>
-              <w:t>Factura de compra N°205: Frutos de espino (IVA retenido)</w:t>
+              <w:t>Factura de venta N°101 a Exportadora Andes SpA</w:t>
             </w:r>
           </w:p>
         </w:tc>
@@ -4691,7 +4692,7 @@
                 <w:rFonts w:ascii="Arial" w:hAnsi="Arial"/>
                 <w:sz w:val="16"/>
               </w:rPr>
-              <w:t>1.1.13 Inventario mercaderías</w:t>
+              <w:t>1.1.03 Clientes</w:t>
             </w:r>
           </w:p>
         </w:tc>
@@ -4708,7 +4709,7 @@
                 <w:rFonts w:ascii="Arial" w:hAnsi="Arial"/>
                 <w:sz w:val="16"/>
               </w:rPr>
-              <w:t>1.350.000</w:t>
+              <w:t>2.261.000</w:t>
             </w:r>
           </w:p>
         </w:tc>
@@ -4775,7 +4776,7 @@
                 <w:rFonts w:ascii="Arial" w:hAnsi="Arial"/>
                 <w:sz w:val="16"/>
               </w:rPr>
-              <w:t>1.1.04 IVA crédito fiscal</w:t>
+              <w:t xml:space="preserve">      4.1.01 Ventas</w:t>
             </w:r>
           </w:p>
         </w:tc>
@@ -4792,7 +4793,6 @@
                 <w:rFonts w:ascii="Arial" w:hAnsi="Arial"/>
                 <w:sz w:val="16"/>
               </w:rPr>
-              <w:t>256.500</w:t>
             </w:r>
           </w:p>
         </w:tc>
@@ -4809,6 +4809,7 @@
                 <w:rFonts w:ascii="Arial" w:hAnsi="Arial"/>
                 <w:sz w:val="16"/>
               </w:rPr>
+              <w:t>1.900.000</w:t>
             </w:r>
           </w:p>
         </w:tc>
@@ -4859,7 +4860,7 @@
                 <w:rFonts w:ascii="Arial" w:hAnsi="Arial"/>
                 <w:sz w:val="16"/>
               </w:rPr>
-              <w:t xml:space="preserve">      2.1.01 Proveedores</w:t>
+              <w:t xml:space="preserve">      2.1.02 IVA débito fiscal</w:t>
             </w:r>
           </w:p>
         </w:tc>
@@ -4892,7 +4893,7 @@
                 <w:rFonts w:ascii="Arial" w:hAnsi="Arial"/>
                 <w:sz w:val="16"/>
               </w:rPr>
-              <w:t>1.350.000</w:t>
+              <w:t>361.000</w:t>
             </w:r>
           </w:p>
         </w:tc>
@@ -4911,6 +4912,7 @@
                 <w:rFonts w:ascii="Arial" w:hAnsi="Arial"/>
                 <w:sz w:val="16"/>
               </w:rPr>
+              <w:t>7</w:t>
             </w:r>
           </w:p>
         </w:tc>
@@ -4927,6 +4929,7 @@
                 <w:rFonts w:ascii="Arial" w:hAnsi="Arial"/>
                 <w:sz w:val="16"/>
               </w:rPr>
+              <w:t>09-10-2026</w:t>
             </w:r>
           </w:p>
         </w:tc>
@@ -4943,7 +4946,7 @@
                 <w:rFonts w:ascii="Arial" w:hAnsi="Arial"/>
                 <w:sz w:val="16"/>
               </w:rPr>
-              <w:t xml:space="preserve">      2.1.09 IVA retenido por pagar</w:t>
+              <w:t>Factura de venta N°102 a Agroindustrial Sur Ltda.</w:t>
             </w:r>
           </w:p>
         </w:tc>
@@ -4976,7 +4979,6 @@
                 <w:rFonts w:ascii="Arial" w:hAnsi="Arial"/>
                 <w:sz w:val="16"/>
               </w:rPr>
-              <w:t>256.500</w:t>
             </w:r>
           </w:p>
         </w:tc>
@@ -4995,7 +4997,6 @@
                 <w:rFonts w:ascii="Arial" w:hAnsi="Arial"/>
                 <w:sz w:val="16"/>
               </w:rPr>
-              <w:t>6</w:t>
             </w:r>
           </w:p>
         </w:tc>
@@ -5012,7 +5013,6 @@
                 <w:rFonts w:ascii="Arial" w:hAnsi="Arial"/>
                 <w:sz w:val="16"/>
               </w:rPr>
-              <w:t>05-10-2026</w:t>
             </w:r>
           </w:p>
         </w:tc>
@@ -5029,7 +5029,7 @@
                 <w:rFonts w:ascii="Arial" w:hAnsi="Arial"/>
                 <w:sz w:val="16"/>
               </w:rPr>
-              <w:t>Factura de venta N°101 a Exportadora Andes SpA</w:t>
+              <w:t>1.1.03 Clientes</w:t>
             </w:r>
           </w:p>
         </w:tc>
@@ -5046,6 +5046,7 @@
                 <w:rFonts w:ascii="Arial" w:hAnsi="Arial"/>
                 <w:sz w:val="16"/>
               </w:rPr>
+              <w:t>1.785.000</w:t>
             </w:r>
           </w:p>
         </w:tc>
@@ -5112,7 +5113,7 @@
                 <w:rFonts w:ascii="Arial" w:hAnsi="Arial"/>
                 <w:sz w:val="16"/>
               </w:rPr>
-              <w:t>1.1.03 Clientes</w:t>
+              <w:t xml:space="preserve">      4.1.01 Ventas</w:t>
             </w:r>
           </w:p>
         </w:tc>
@@ -5129,7 +5130,6 @@
                 <w:rFonts w:ascii="Arial" w:hAnsi="Arial"/>
                 <w:sz w:val="16"/>
               </w:rPr>
-              <w:t>2.261.000</w:t>
             </w:r>
           </w:p>
         </w:tc>
@@ -5146,6 +5146,7 @@
                 <w:rFonts w:ascii="Arial" w:hAnsi="Arial"/>
                 <w:sz w:val="16"/>
               </w:rPr>
+              <w:t>1.500.000</w:t>
             </w:r>
           </w:p>
         </w:tc>
@@ -5196,7 +5197,7 @@
                 <w:rFonts w:ascii="Arial" w:hAnsi="Arial"/>
                 <w:sz w:val="16"/>
               </w:rPr>
-              <w:t xml:space="preserve">      4.1.01 Ventas</w:t>
+              <w:t xml:space="preserve">      2.1.02 IVA débito fiscal</w:t>
             </w:r>
           </w:p>
         </w:tc>
@@ -5229,7 +5230,7 @@
                 <w:rFonts w:ascii="Arial" w:hAnsi="Arial"/>
                 <w:sz w:val="16"/>
               </w:rPr>
-              <w:t>1.900.000</w:t>
+              <w:t>285.000</w:t>
             </w:r>
           </w:p>
         </w:tc>
@@ -5248,6 +5249,7 @@
                 <w:rFonts w:ascii="Arial" w:hAnsi="Arial"/>
                 <w:sz w:val="16"/>
               </w:rPr>
+              <w:t>8</w:t>
             </w:r>
           </w:p>
         </w:tc>
@@ -5264,6 +5266,7 @@
                 <w:rFonts w:ascii="Arial" w:hAnsi="Arial"/>
                 <w:sz w:val="16"/>
               </w:rPr>
+              <w:t>14-10-2026</w:t>
             </w:r>
           </w:p>
         </w:tc>
@@ -5280,7 +5283,7 @@
                 <w:rFonts w:ascii="Arial" w:hAnsi="Arial"/>
                 <w:sz w:val="16"/>
               </w:rPr>
-              <w:t xml:space="preserve">      2.1.02 IVA débito fiscal</w:t>
+              <w:t>Factura de venta N°103 a Hierbas del Valle S.A.</w:t>
             </w:r>
           </w:p>
         </w:tc>
@@ -5313,7 +5316,6 @@
                 <w:rFonts w:ascii="Arial" w:hAnsi="Arial"/>
                 <w:sz w:val="16"/>
               </w:rPr>
-              <w:t>361.000</w:t>
             </w:r>
           </w:p>
         </w:tc>
@@ -5332,7 +5334,6 @@
                 <w:rFonts w:ascii="Arial" w:hAnsi="Arial"/>
                 <w:sz w:val="16"/>
               </w:rPr>
-              <w:t>7</w:t>
             </w:r>
           </w:p>
         </w:tc>
@@ -5349,7 +5350,6 @@
                 <w:rFonts w:ascii="Arial" w:hAnsi="Arial"/>
                 <w:sz w:val="16"/>
               </w:rPr>
-              <w:t>09-10-2026</w:t>
             </w:r>
           </w:p>
         </w:tc>
@@ -5366,7 +5366,7 @@
                 <w:rFonts w:ascii="Arial" w:hAnsi="Arial"/>
                 <w:sz w:val="16"/>
               </w:rPr>
-              <w:t>Factura de venta N°102 a Agroindustrial Sur Ltda.</w:t>
+              <w:t>1.1.03 Clientes</w:t>
             </w:r>
           </w:p>
         </w:tc>
@@ -5383,6 +5383,7 @@
                 <w:rFonts w:ascii="Arial" w:hAnsi="Arial"/>
                 <w:sz w:val="16"/>
               </w:rPr>
+              <w:t>1.666.000</w:t>
             </w:r>
           </w:p>
         </w:tc>
@@ -5449,7 +5450,7 @@
                 <w:rFonts w:ascii="Arial" w:hAnsi="Arial"/>
                 <w:sz w:val="16"/>
               </w:rPr>
-              <w:t>1.1.03 Clientes</w:t>
+              <w:t xml:space="preserve">      4.1.01 Ventas</w:t>
             </w:r>
           </w:p>
         </w:tc>
@@ -5466,7 +5467,6 @@
                 <w:rFonts w:ascii="Arial" w:hAnsi="Arial"/>
                 <w:sz w:val="16"/>
               </w:rPr>
-              <w:t>1.785.000</w:t>
             </w:r>
           </w:p>
         </w:tc>
@@ -5483,6 +5483,7 @@
                 <w:rFonts w:ascii="Arial" w:hAnsi="Arial"/>
                 <w:sz w:val="16"/>
               </w:rPr>
+              <w:t>1.400.000</w:t>
             </w:r>
           </w:p>
         </w:tc>
@@ -5533,7 +5534,7 @@
                 <w:rFonts w:ascii="Arial" w:hAnsi="Arial"/>
                 <w:sz w:val="16"/>
               </w:rPr>
-              <w:t xml:space="preserve">      4.1.01 Ventas</w:t>
+              <w:t xml:space="preserve">      2.1.02 IVA débito fiscal</w:t>
             </w:r>
           </w:p>
         </w:tc>
@@ -5566,7 +5567,7 @@
                 <w:rFonts w:ascii="Arial" w:hAnsi="Arial"/>
                 <w:sz w:val="16"/>
               </w:rPr>
-              <w:t>1.500.000</w:t>
+              <w:t>266.000</w:t>
             </w:r>
           </w:p>
         </w:tc>
@@ -5585,6 +5586,7 @@
                 <w:rFonts w:ascii="Arial" w:hAnsi="Arial"/>
                 <w:sz w:val="16"/>
               </w:rPr>
+              <w:t>9</w:t>
             </w:r>
           </w:p>
         </w:tc>
@@ -5601,6 +5603,7 @@
                 <w:rFonts w:ascii="Arial" w:hAnsi="Arial"/>
                 <w:sz w:val="16"/>
               </w:rPr>
+              <w:t>21-10-2026</w:t>
             </w:r>
           </w:p>
         </w:tc>
@@ -5617,7 +5620,7 @@
                 <w:rFonts w:ascii="Arial" w:hAnsi="Arial"/>
                 <w:sz w:val="16"/>
               </w:rPr>
-              <w:t xml:space="preserve">      2.1.02 IVA débito fiscal</w:t>
+              <w:t>Factura de venta N°104 a Comercial Maule SpA</w:t>
             </w:r>
           </w:p>
         </w:tc>
@@ -5650,7 +5653,6 @@
                 <w:rFonts w:ascii="Arial" w:hAnsi="Arial"/>
                 <w:sz w:val="16"/>
               </w:rPr>
-              <w:t>285.000</w:t>
             </w:r>
           </w:p>
         </w:tc>
@@ -5669,7 +5671,6 @@
                 <w:rFonts w:ascii="Arial" w:hAnsi="Arial"/>
                 <w:sz w:val="16"/>
               </w:rPr>
-              <w:t>8</w:t>
             </w:r>
           </w:p>
         </w:tc>
@@ -5686,7 +5687,6 @@
                 <w:rFonts w:ascii="Arial" w:hAnsi="Arial"/>
                 <w:sz w:val="16"/>
               </w:rPr>
-              <w:t>14-10-2026</w:t>
             </w:r>
           </w:p>
         </w:tc>
@@ -5703,7 +5703,7 @@
                 <w:rFonts w:ascii="Arial" w:hAnsi="Arial"/>
                 <w:sz w:val="16"/>
               </w:rPr>
-              <w:t>Factura de venta N°103 a Hierbas del Valle S.A.</w:t>
+              <w:t>1.1.03 Clientes</w:t>
             </w:r>
           </w:p>
         </w:tc>
@@ -5720,6 +5720,7 @@
                 <w:rFonts w:ascii="Arial" w:hAnsi="Arial"/>
                 <w:sz w:val="16"/>
               </w:rPr>
+              <w:t>1.071.000</w:t>
             </w:r>
           </w:p>
         </w:tc>
@@ -5786,7 +5787,7 @@
                 <w:rFonts w:ascii="Arial" w:hAnsi="Arial"/>
                 <w:sz w:val="16"/>
               </w:rPr>
-              <w:t>1.1.03 Clientes</w:t>
+              <w:t xml:space="preserve">      4.1.01 Ventas</w:t>
             </w:r>
           </w:p>
         </w:tc>
@@ -5803,7 +5804,6 @@
                 <w:rFonts w:ascii="Arial" w:hAnsi="Arial"/>
                 <w:sz w:val="16"/>
               </w:rPr>
-              <w:t>1.666.000</w:t>
             </w:r>
           </w:p>
         </w:tc>
@@ -5820,6 +5820,7 @@
                 <w:rFonts w:ascii="Arial" w:hAnsi="Arial"/>
                 <w:sz w:val="16"/>
               </w:rPr>
+              <w:t>900.000</w:t>
             </w:r>
           </w:p>
         </w:tc>
@@ -5870,7 +5871,7 @@
                 <w:rFonts w:ascii="Arial" w:hAnsi="Arial"/>
                 <w:sz w:val="16"/>
               </w:rPr>
-              <w:t xml:space="preserve">      4.1.01 Ventas</w:t>
+              <w:t xml:space="preserve">      2.1.02 IVA débito fiscal</w:t>
             </w:r>
           </w:p>
         </w:tc>
@@ -5903,7 +5904,7 @@
                 <w:rFonts w:ascii="Arial" w:hAnsi="Arial"/>
                 <w:sz w:val="16"/>
               </w:rPr>
-              <w:t>1.400.000</w:t>
+              <w:t>171.000</w:t>
             </w:r>
           </w:p>
         </w:tc>
@@ -5922,6 +5923,7 @@
                 <w:rFonts w:ascii="Arial" w:hAnsi="Arial"/>
                 <w:sz w:val="16"/>
               </w:rPr>
+              <w:t>10</w:t>
             </w:r>
           </w:p>
         </w:tc>
@@ -5938,6 +5940,7 @@
                 <w:rFonts w:ascii="Arial" w:hAnsi="Arial"/>
                 <w:sz w:val="16"/>
               </w:rPr>
+              <w:t>28-10-2026</w:t>
             </w:r>
           </w:p>
         </w:tc>
@@ -5954,7 +5957,7 @@
                 <w:rFonts w:ascii="Arial" w:hAnsi="Arial"/>
                 <w:sz w:val="16"/>
               </w:rPr>
-              <w:t xml:space="preserve">      2.1.02 IVA débito fiscal</w:t>
+              <w:t>Factura de venta N°105 a Distribuidora Bío Bío Ltda.</w:t>
             </w:r>
           </w:p>
         </w:tc>
@@ -5987,7 +5990,6 @@
                 <w:rFonts w:ascii="Arial" w:hAnsi="Arial"/>
                 <w:sz w:val="16"/>
               </w:rPr>
-              <w:t>266.000</w:t>
             </w:r>
           </w:p>
         </w:tc>
@@ -6006,7 +6008,6 @@
                 <w:rFonts w:ascii="Arial" w:hAnsi="Arial"/>
                 <w:sz w:val="16"/>
               </w:rPr>
-              <w:t>9</w:t>
             </w:r>
           </w:p>
         </w:tc>
@@ -6023,7 +6024,6 @@
                 <w:rFonts w:ascii="Arial" w:hAnsi="Arial"/>
                 <w:sz w:val="16"/>
               </w:rPr>
-              <w:t>21-10-2026</w:t>
             </w:r>
           </w:p>
         </w:tc>
@@ -6040,7 +6040,7 @@
                 <w:rFonts w:ascii="Arial" w:hAnsi="Arial"/>
                 <w:sz w:val="16"/>
               </w:rPr>
-              <w:t>Factura de venta N°104 a Comercial Maule SpA</w:t>
+              <w:t>1.1.03 Clientes</w:t>
             </w:r>
           </w:p>
         </w:tc>
@@ -6057,6 +6057,7 @@
                 <w:rFonts w:ascii="Arial" w:hAnsi="Arial"/>
                 <w:sz w:val="16"/>
               </w:rPr>
+              <w:t>1.547.000</w:t>
             </w:r>
           </w:p>
         </w:tc>
@@ -6123,7 +6124,7 @@
                 <w:rFonts w:ascii="Arial" w:hAnsi="Arial"/>
                 <w:sz w:val="16"/>
               </w:rPr>
-              <w:t>1.1.03 Clientes</w:t>
+              <w:t xml:space="preserve">      4.1.01 Ventas</w:t>
             </w:r>
           </w:p>
         </w:tc>
@@ -6140,7 +6141,6 @@
                 <w:rFonts w:ascii="Arial" w:hAnsi="Arial"/>
                 <w:sz w:val="16"/>
               </w:rPr>
-              <w:t>1.071.000</w:t>
             </w:r>
           </w:p>
         </w:tc>
@@ -6157,6 +6157,7 @@
                 <w:rFonts w:ascii="Arial" w:hAnsi="Arial"/>
                 <w:sz w:val="16"/>
               </w:rPr>
+              <w:t>1.300.000</w:t>
             </w:r>
           </w:p>
         </w:tc>
@@ -6207,7 +6208,7 @@
                 <w:rFonts w:ascii="Arial" w:hAnsi="Arial"/>
                 <w:sz w:val="16"/>
               </w:rPr>
-              <w:t xml:space="preserve">      4.1.01 Ventas</w:t>
+              <w:t xml:space="preserve">      2.1.02 IVA débito fiscal</w:t>
             </w:r>
           </w:p>
         </w:tc>
@@ -6240,7 +6241,7 @@
                 <w:rFonts w:ascii="Arial" w:hAnsi="Arial"/>
                 <w:sz w:val="16"/>
               </w:rPr>
-              <w:t>900.000</w:t>
+              <w:t>247.000</w:t>
             </w:r>
           </w:p>
         </w:tc>
@@ -6259,6 +6260,7 @@
                 <w:rFonts w:ascii="Arial" w:hAnsi="Arial"/>
                 <w:sz w:val="16"/>
               </w:rPr>
+              <w:t>11</w:t>
             </w:r>
           </w:p>
         </w:tc>
@@ -6275,6 +6277,7 @@
                 <w:rFonts w:ascii="Arial" w:hAnsi="Arial"/>
                 <w:sz w:val="16"/>
               </w:rPr>
+              <w:t>31-10-2026</w:t>
             </w:r>
           </w:p>
         </w:tc>
@@ -6291,7 +6294,7 @@
                 <w:rFonts w:ascii="Arial" w:hAnsi="Arial"/>
                 <w:sz w:val="16"/>
               </w:rPr>
-              <w:t xml:space="preserve">      2.1.02 IVA débito fiscal</w:t>
+              <w:t>Costo de las ventas del mes</w:t>
             </w:r>
           </w:p>
         </w:tc>
@@ -6324,7 +6327,6 @@
                 <w:rFonts w:ascii="Arial" w:hAnsi="Arial"/>
                 <w:sz w:val="16"/>
               </w:rPr>
-              <w:t>171.000</w:t>
             </w:r>
           </w:p>
         </w:tc>
@@ -6343,7 +6345,6 @@
                 <w:rFonts w:ascii="Arial" w:hAnsi="Arial"/>
                 <w:sz w:val="16"/>
               </w:rPr>
-              <w:t>10</w:t>
             </w:r>
           </w:p>
         </w:tc>
@@ -6360,7 +6361,6 @@
                 <w:rFonts w:ascii="Arial" w:hAnsi="Arial"/>
                 <w:sz w:val="16"/>
               </w:rPr>
-              <w:t>28-10-2026</w:t>
             </w:r>
           </w:p>
         </w:tc>
@@ -6377,7 +6377,7 @@
                 <w:rFonts w:ascii="Arial" w:hAnsi="Arial"/>
                 <w:sz w:val="16"/>
               </w:rPr>
-              <w:t>Factura de venta N°105 a Distribuidora Bío Bío Ltda.</w:t>
+              <w:t>5.1.01 Costo de ventas</w:t>
             </w:r>
           </w:p>
         </w:tc>
@@ -6394,6 +6394,7 @@
                 <w:rFonts w:ascii="Arial" w:hAnsi="Arial"/>
                 <w:sz w:val="16"/>
               </w:rPr>
+              <w:t>5.000.000</w:t>
             </w:r>
           </w:p>
         </w:tc>
@@ -6460,7 +6461,7 @@
                 <w:rFonts w:ascii="Arial" w:hAnsi="Arial"/>
                 <w:sz w:val="16"/>
               </w:rPr>
-              <w:t>1.1.03 Clientes</w:t>
+              <w:t xml:space="preserve">      1.1.13 Inventario mercaderías</w:t>
             </w:r>
           </w:p>
         </w:tc>
@@ -6477,7 +6478,6 @@
                 <w:rFonts w:ascii="Arial" w:hAnsi="Arial"/>
                 <w:sz w:val="16"/>
               </w:rPr>
-              <w:t>1.547.000</w:t>
             </w:r>
           </w:p>
         </w:tc>
@@ -6494,6 +6494,7 @@
                 <w:rFonts w:ascii="Arial" w:hAnsi="Arial"/>
                 <w:sz w:val="16"/>
               </w:rPr>
+              <w:t>5.000.000</w:t>
             </w:r>
           </w:p>
         </w:tc>
@@ -6512,6 +6513,7 @@
                 <w:rFonts w:ascii="Arial" w:hAnsi="Arial"/>
                 <w:sz w:val="16"/>
               </w:rPr>
+              <w:t>12</w:t>
             </w:r>
           </w:p>
         </w:tc>
@@ -6528,6 +6530,7 @@
                 <w:rFonts w:ascii="Arial" w:hAnsi="Arial"/>
                 <w:sz w:val="16"/>
               </w:rPr>
+              <w:t>31-10-2026</w:t>
             </w:r>
           </w:p>
         </w:tc>
@@ -6544,7 +6547,7 @@
                 <w:rFonts w:ascii="Arial" w:hAnsi="Arial"/>
                 <w:sz w:val="16"/>
               </w:rPr>
-              <w:t xml:space="preserve">      4.1.01 Ventas</w:t>
+              <w:t>Pago a los proveedores</w:t>
             </w:r>
           </w:p>
         </w:tc>
@@ -6577,7 +6580,6 @@
                 <w:rFonts w:ascii="Arial" w:hAnsi="Arial"/>
                 <w:sz w:val="16"/>
               </w:rPr>
-              <w:t>1.300.000</w:t>
             </w:r>
           </w:p>
         </w:tc>
@@ -6628,7 +6630,7 @@
                 <w:rFonts w:ascii="Arial" w:hAnsi="Arial"/>
                 <w:sz w:val="16"/>
               </w:rPr>
-              <w:t xml:space="preserve">      2.1.02 IVA débito fiscal</w:t>
+              <w:t>2.1.01 Proveedores</w:t>
             </w:r>
           </w:p>
         </w:tc>
@@ -6645,6 +6647,7 @@
                 <w:rFonts w:ascii="Arial" w:hAnsi="Arial"/>
                 <w:sz w:val="16"/>
               </w:rPr>
+              <w:t>5.650.000</w:t>
             </w:r>
           </w:p>
         </w:tc>
@@ -6661,7 +6664,6 @@
                 <w:rFonts w:ascii="Arial" w:hAnsi="Arial"/>
                 <w:sz w:val="16"/>
               </w:rPr>
-              <w:t>247.000</w:t>
             </w:r>
           </w:p>
         </w:tc>
@@ -6680,7 +6682,6 @@
                 <w:rFonts w:ascii="Arial" w:hAnsi="Arial"/>
                 <w:sz w:val="16"/>
               </w:rPr>
-              <w:t>11</w:t>
             </w:r>
           </w:p>
         </w:tc>
@@ -6697,7 +6698,6 @@
                 <w:rFonts w:ascii="Arial" w:hAnsi="Arial"/>
                 <w:sz w:val="16"/>
               </w:rPr>
-              <w:t>31-10-2026</w:t>
             </w:r>
           </w:p>
         </w:tc>
@@ -6714,7 +6714,7 @@
                 <w:rFonts w:ascii="Arial" w:hAnsi="Arial"/>
                 <w:sz w:val="16"/>
               </w:rPr>
-              <w:t>Costo de las ventas del mes</w:t>
+              <w:t xml:space="preserve">      1.1.02 Banco</w:t>
             </w:r>
           </w:p>
         </w:tc>
@@ -6747,6 +6747,7 @@
                 <w:rFonts w:ascii="Arial" w:hAnsi="Arial"/>
                 <w:sz w:val="16"/>
               </w:rPr>
+              <w:t>5.650.000</w:t>
             </w:r>
           </w:p>
         </w:tc>
@@ -6765,6 +6766,7 @@
                 <w:rFonts w:ascii="Arial" w:hAnsi="Arial"/>
                 <w:sz w:val="16"/>
               </w:rPr>
+              <w:t>13</w:t>
             </w:r>
           </w:p>
         </w:tc>
@@ -6781,6 +6783,7 @@
                 <w:rFonts w:ascii="Arial" w:hAnsi="Arial"/>
                 <w:sz w:val="16"/>
               </w:rPr>
+              <w:t>12-11-2026</w:t>
             </w:r>
           </w:p>
         </w:tc>
@@ -6797,7 +6800,7 @@
                 <w:rFonts w:ascii="Arial" w:hAnsi="Arial"/>
                 <w:sz w:val="16"/>
               </w:rPr>
-              <w:t>5.1.01 Costo de ventas</w:t>
+              <w:t>F29: débito, IVA retenido y PPM</w:t>
             </w:r>
           </w:p>
         </w:tc>
@@ -6814,7 +6817,6 @@
                 <w:rFonts w:ascii="Arial" w:hAnsi="Arial"/>
                 <w:sz w:val="16"/>
               </w:rPr>
-              <w:t>5.000.000</w:t>
             </w:r>
           </w:p>
         </w:tc>
@@ -6881,7 +6883,7 @@
                 <w:rFonts w:ascii="Arial" w:hAnsi="Arial"/>
                 <w:sz w:val="16"/>
               </w:rPr>
-              <w:t xml:space="preserve">      1.1.13 Inventario mercaderías</w:t>
+              <w:t>2.1.02 IVA débito fiscal</w:t>
             </w:r>
           </w:p>
         </w:tc>
@@ -6898,6 +6900,7 @@
                 <w:rFonts w:ascii="Arial" w:hAnsi="Arial"/>
                 <w:sz w:val="16"/>
               </w:rPr>
+              <w:t>1.330.000</w:t>
             </w:r>
           </w:p>
         </w:tc>
@@ -6914,7 +6917,6 @@
                 <w:rFonts w:ascii="Arial" w:hAnsi="Arial"/>
                 <w:sz w:val="16"/>
               </w:rPr>
-              <w:t>5.000.000</w:t>
             </w:r>
           </w:p>
         </w:tc>
@@ -6933,7 +6935,6 @@
                 <w:rFonts w:ascii="Arial" w:hAnsi="Arial"/>
                 <w:sz w:val="16"/>
               </w:rPr>
-              <w:t>12</w:t>
             </w:r>
           </w:p>
         </w:tc>
@@ -6950,7 +6951,6 @@
                 <w:rFonts w:ascii="Arial" w:hAnsi="Arial"/>
                 <w:sz w:val="16"/>
               </w:rPr>
-              <w:t>31-10-2026</w:t>
             </w:r>
           </w:p>
         </w:tc>
@@ -6967,7 +6967,7 @@
                 <w:rFonts w:ascii="Arial" w:hAnsi="Arial"/>
                 <w:sz w:val="16"/>
               </w:rPr>
-              <w:t>Pago a los proveedores</w:t>
+              <w:t>2.1.09 IVA retenido por pagar</w:t>
             </w:r>
           </w:p>
         </w:tc>
@@ -6984,6 +6984,7 @@
                 <w:rFonts w:ascii="Arial" w:hAnsi="Arial"/>
                 <w:sz w:val="16"/>
               </w:rPr>
+              <w:t>1.073.500</w:t>
             </w:r>
           </w:p>
         </w:tc>
@@ -7050,7 +7051,7 @@
                 <w:rFonts w:ascii="Arial" w:hAnsi="Arial"/>
                 <w:sz w:val="16"/>
               </w:rPr>
-              <w:t>2.1.01 Proveedores</w:t>
+              <w:t>1.1.05 PPM por recuperar</w:t>
             </w:r>
           </w:p>
         </w:tc>
@@ -7067,7 +7068,7 @@
                 <w:rFonts w:ascii="Arial" w:hAnsi="Arial"/>
                 <w:sz w:val="16"/>
               </w:rPr>
-              <w:t>5.650.000</w:t>
+              <w:t>70.000</w:t>
             </w:r>
           </w:p>
         </w:tc>
@@ -7167,512 +7168,7 @@
                 <w:rFonts w:ascii="Arial" w:hAnsi="Arial"/>
                 <w:sz w:val="16"/>
               </w:rPr>
-              <w:t>5.650.000</w:t>
-            </w:r>
-          </w:p>
-        </w:tc>
-      </w:tr>
-      <w:tr>
-        <w:tc>
-          <w:tcPr>
-            <w:tcW w:type="dxa" w:w="1881"/>
-          </w:tcPr>
-          <w:p>
-            <w:pPr>
-              <w:spacing w:line="240" w:lineRule="auto"/>
-            </w:pPr>
-            <w:r>
-              <w:rPr>
-                <w:rFonts w:ascii="Arial" w:hAnsi="Arial"/>
-                <w:sz w:val="16"/>
-              </w:rPr>
-              <w:t>13</w:t>
-            </w:r>
-          </w:p>
-        </w:tc>
-        <w:tc>
-          <w:tcPr>
-            <w:tcW w:type="dxa" w:w="1881"/>
-          </w:tcPr>
-          <w:p>
-            <w:pPr>
-              <w:spacing w:line="240" w:lineRule="auto"/>
-            </w:pPr>
-            <w:r>
-              <w:rPr>
-                <w:rFonts w:ascii="Arial" w:hAnsi="Arial"/>
-                <w:sz w:val="16"/>
-              </w:rPr>
-              <w:t>12-11-2026</w:t>
-            </w:r>
-          </w:p>
-        </w:tc>
-        <w:tc>
-          <w:tcPr>
-            <w:tcW w:type="dxa" w:w="1881"/>
-          </w:tcPr>
-          <w:p>
-            <w:pPr>
-              <w:spacing w:line="240" w:lineRule="auto"/>
-            </w:pPr>
-            <w:r>
-              <w:rPr>
-                <w:rFonts w:ascii="Arial" w:hAnsi="Arial"/>
-                <w:sz w:val="16"/>
-              </w:rPr>
-              <w:t>F29: débito, IVA retenido, crédito y PPM</w:t>
-            </w:r>
-          </w:p>
-        </w:tc>
-        <w:tc>
-          <w:tcPr>
-            <w:tcW w:type="dxa" w:w="1881"/>
-          </w:tcPr>
-          <w:p>
-            <w:pPr>
-              <w:spacing w:line="240" w:lineRule="auto"/>
-            </w:pPr>
-            <w:r>
-              <w:rPr>
-                <w:rFonts w:ascii="Arial" w:hAnsi="Arial"/>
-                <w:sz w:val="16"/>
-              </w:rPr>
-            </w:r>
-          </w:p>
-        </w:tc>
-        <w:tc>
-          <w:tcPr>
-            <w:tcW w:type="dxa" w:w="1881"/>
-          </w:tcPr>
-          <w:p>
-            <w:pPr>
-              <w:spacing w:line="240" w:lineRule="auto"/>
-            </w:pPr>
-            <w:r>
-              <w:rPr>
-                <w:rFonts w:ascii="Arial" w:hAnsi="Arial"/>
-                <w:sz w:val="16"/>
-              </w:rPr>
-            </w:r>
-          </w:p>
-        </w:tc>
-      </w:tr>
-      <w:tr>
-        <w:tc>
-          <w:tcPr>
-            <w:tcW w:type="dxa" w:w="1881"/>
-          </w:tcPr>
-          <w:p>
-            <w:pPr>
-              <w:spacing w:line="240" w:lineRule="auto"/>
-            </w:pPr>
-            <w:r>
-              <w:rPr>
-                <w:rFonts w:ascii="Arial" w:hAnsi="Arial"/>
-                <w:sz w:val="16"/>
-              </w:rPr>
-            </w:r>
-          </w:p>
-        </w:tc>
-        <w:tc>
-          <w:tcPr>
-            <w:tcW w:type="dxa" w:w="1881"/>
-          </w:tcPr>
-          <w:p>
-            <w:pPr>
-              <w:spacing w:line="240" w:lineRule="auto"/>
-            </w:pPr>
-            <w:r>
-              <w:rPr>
-                <w:rFonts w:ascii="Arial" w:hAnsi="Arial"/>
-                <w:sz w:val="16"/>
-              </w:rPr>
-            </w:r>
-          </w:p>
-        </w:tc>
-        <w:tc>
-          <w:tcPr>
-            <w:tcW w:type="dxa" w:w="1881"/>
-          </w:tcPr>
-          <w:p>
-            <w:pPr>
-              <w:spacing w:line="240" w:lineRule="auto"/>
-            </w:pPr>
-            <w:r>
-              <w:rPr>
-                <w:rFonts w:ascii="Arial" w:hAnsi="Arial"/>
-                <w:sz w:val="16"/>
-              </w:rPr>
-              <w:t>2.1.02 IVA débito fiscal</w:t>
-            </w:r>
-          </w:p>
-        </w:tc>
-        <w:tc>
-          <w:tcPr>
-            <w:tcW w:type="dxa" w:w="1881"/>
-          </w:tcPr>
-          <w:p>
-            <w:pPr>
-              <w:spacing w:line="240" w:lineRule="auto"/>
-            </w:pPr>
-            <w:r>
-              <w:rPr>
-                <w:rFonts w:ascii="Arial" w:hAnsi="Arial"/>
-                <w:sz w:val="16"/>
-              </w:rPr>
-              <w:t>1.330.000</w:t>
-            </w:r>
-          </w:p>
-        </w:tc>
-        <w:tc>
-          <w:tcPr>
-            <w:tcW w:type="dxa" w:w="1881"/>
-          </w:tcPr>
-          <w:p>
-            <w:pPr>
-              <w:spacing w:line="240" w:lineRule="auto"/>
-            </w:pPr>
-            <w:r>
-              <w:rPr>
-                <w:rFonts w:ascii="Arial" w:hAnsi="Arial"/>
-                <w:sz w:val="16"/>
-              </w:rPr>
-            </w:r>
-          </w:p>
-        </w:tc>
-      </w:tr>
-      <w:tr>
-        <w:tc>
-          <w:tcPr>
-            <w:tcW w:type="dxa" w:w="1881"/>
-          </w:tcPr>
-          <w:p>
-            <w:pPr>
-              <w:spacing w:line="240" w:lineRule="auto"/>
-            </w:pPr>
-            <w:r>
-              <w:rPr>
-                <w:rFonts w:ascii="Arial" w:hAnsi="Arial"/>
-                <w:sz w:val="16"/>
-              </w:rPr>
-            </w:r>
-          </w:p>
-        </w:tc>
-        <w:tc>
-          <w:tcPr>
-            <w:tcW w:type="dxa" w:w="1881"/>
-          </w:tcPr>
-          <w:p>
-            <w:pPr>
-              <w:spacing w:line="240" w:lineRule="auto"/>
-            </w:pPr>
-            <w:r>
-              <w:rPr>
-                <w:rFonts w:ascii="Arial" w:hAnsi="Arial"/>
-                <w:sz w:val="16"/>
-              </w:rPr>
-            </w:r>
-          </w:p>
-        </w:tc>
-        <w:tc>
-          <w:tcPr>
-            <w:tcW w:type="dxa" w:w="1881"/>
-          </w:tcPr>
-          <w:p>
-            <w:pPr>
-              <w:spacing w:line="240" w:lineRule="auto"/>
-            </w:pPr>
-            <w:r>
-              <w:rPr>
-                <w:rFonts w:ascii="Arial" w:hAnsi="Arial"/>
-                <w:sz w:val="16"/>
-              </w:rPr>
-              <w:t>2.1.09 IVA retenido por pagar</w:t>
-            </w:r>
-          </w:p>
-        </w:tc>
-        <w:tc>
-          <w:tcPr>
-            <w:tcW w:type="dxa" w:w="1881"/>
-          </w:tcPr>
-          <w:p>
-            <w:pPr>
-              <w:spacing w:line="240" w:lineRule="auto"/>
-            </w:pPr>
-            <w:r>
-              <w:rPr>
-                <w:rFonts w:ascii="Arial" w:hAnsi="Arial"/>
-                <w:sz w:val="16"/>
-              </w:rPr>
-              <w:t>1.073.500</w:t>
-            </w:r>
-          </w:p>
-        </w:tc>
-        <w:tc>
-          <w:tcPr>
-            <w:tcW w:type="dxa" w:w="1881"/>
-          </w:tcPr>
-          <w:p>
-            <w:pPr>
-              <w:spacing w:line="240" w:lineRule="auto"/>
-            </w:pPr>
-            <w:r>
-              <w:rPr>
-                <w:rFonts w:ascii="Arial" w:hAnsi="Arial"/>
-                <w:sz w:val="16"/>
-              </w:rPr>
-            </w:r>
-          </w:p>
-        </w:tc>
-      </w:tr>
-      <w:tr>
-        <w:tc>
-          <w:tcPr>
-            <w:tcW w:type="dxa" w:w="1881"/>
-          </w:tcPr>
-          <w:p>
-            <w:pPr>
-              <w:spacing w:line="240" w:lineRule="auto"/>
-            </w:pPr>
-            <w:r>
-              <w:rPr>
-                <w:rFonts w:ascii="Arial" w:hAnsi="Arial"/>
-                <w:sz w:val="16"/>
-              </w:rPr>
-            </w:r>
-          </w:p>
-        </w:tc>
-        <w:tc>
-          <w:tcPr>
-            <w:tcW w:type="dxa" w:w="1881"/>
-          </w:tcPr>
-          <w:p>
-            <w:pPr>
-              <w:spacing w:line="240" w:lineRule="auto"/>
-            </w:pPr>
-            <w:r>
-              <w:rPr>
-                <w:rFonts w:ascii="Arial" w:hAnsi="Arial"/>
-                <w:sz w:val="16"/>
-              </w:rPr>
-            </w:r>
-          </w:p>
-        </w:tc>
-        <w:tc>
-          <w:tcPr>
-            <w:tcW w:type="dxa" w:w="1881"/>
-          </w:tcPr>
-          <w:p>
-            <w:pPr>
-              <w:spacing w:line="240" w:lineRule="auto"/>
-            </w:pPr>
-            <w:r>
-              <w:rPr>
-                <w:rFonts w:ascii="Arial" w:hAnsi="Arial"/>
-                <w:sz w:val="16"/>
-              </w:rPr>
-              <w:t>1.1.05 PPM por recuperar</w:t>
-            </w:r>
-          </w:p>
-        </w:tc>
-        <w:tc>
-          <w:tcPr>
-            <w:tcW w:type="dxa" w:w="1881"/>
-          </w:tcPr>
-          <w:p>
-            <w:pPr>
-              <w:spacing w:line="240" w:lineRule="auto"/>
-            </w:pPr>
-            <w:r>
-              <w:rPr>
-                <w:rFonts w:ascii="Arial" w:hAnsi="Arial"/>
-                <w:sz w:val="16"/>
-              </w:rPr>
-              <w:t>70.000</w:t>
-            </w:r>
-          </w:p>
-        </w:tc>
-        <w:tc>
-          <w:tcPr>
-            <w:tcW w:type="dxa" w:w="1881"/>
-          </w:tcPr>
-          <w:p>
-            <w:pPr>
-              <w:spacing w:line="240" w:lineRule="auto"/>
-            </w:pPr>
-            <w:r>
-              <w:rPr>
-                <w:rFonts w:ascii="Arial" w:hAnsi="Arial"/>
-                <w:sz w:val="16"/>
-              </w:rPr>
-            </w:r>
-          </w:p>
-        </w:tc>
-      </w:tr>
-      <w:tr>
-        <w:tc>
-          <w:tcPr>
-            <w:tcW w:type="dxa" w:w="1881"/>
-          </w:tcPr>
-          <w:p>
-            <w:pPr>
-              <w:spacing w:line="240" w:lineRule="auto"/>
-            </w:pPr>
-            <w:r>
-              <w:rPr>
-                <w:rFonts w:ascii="Arial" w:hAnsi="Arial"/>
-                <w:sz w:val="16"/>
-              </w:rPr>
-            </w:r>
-          </w:p>
-        </w:tc>
-        <w:tc>
-          <w:tcPr>
-            <w:tcW w:type="dxa" w:w="1881"/>
-          </w:tcPr>
-          <w:p>
-            <w:pPr>
-              <w:spacing w:line="240" w:lineRule="auto"/>
-            </w:pPr>
-            <w:r>
-              <w:rPr>
-                <w:rFonts w:ascii="Arial" w:hAnsi="Arial"/>
-                <w:sz w:val="16"/>
-              </w:rPr>
-            </w:r>
-          </w:p>
-        </w:tc>
-        <w:tc>
-          <w:tcPr>
-            <w:tcW w:type="dxa" w:w="1881"/>
-          </w:tcPr>
-          <w:p>
-            <w:pPr>
-              <w:spacing w:line="240" w:lineRule="auto"/>
-            </w:pPr>
-            <w:r>
-              <w:rPr>
-                <w:rFonts w:ascii="Arial" w:hAnsi="Arial"/>
-                <w:sz w:val="16"/>
-              </w:rPr>
-              <w:t xml:space="preserve">      1.1.04 IVA crédito fiscal</w:t>
-            </w:r>
-          </w:p>
-        </w:tc>
-        <w:tc>
-          <w:tcPr>
-            <w:tcW w:type="dxa" w:w="1881"/>
-          </w:tcPr>
-          <w:p>
-            <w:pPr>
-              <w:spacing w:line="240" w:lineRule="auto"/>
-            </w:pPr>
-            <w:r>
-              <w:rPr>
-                <w:rFonts w:ascii="Arial" w:hAnsi="Arial"/>
-                <w:sz w:val="16"/>
-              </w:rPr>
-            </w:r>
-          </w:p>
-        </w:tc>
-        <w:tc>
-          <w:tcPr>
-            <w:tcW w:type="dxa" w:w="1881"/>
-          </w:tcPr>
-          <w:p>
-            <w:pPr>
-              <w:spacing w:line="240" w:lineRule="auto"/>
-            </w:pPr>
-            <w:r>
-              <w:rPr>
-                <w:rFonts w:ascii="Arial" w:hAnsi="Arial"/>
-                <w:sz w:val="16"/>
-              </w:rPr>
-              <w:t>1.073.500</w:t>
-            </w:r>
-          </w:p>
-        </w:tc>
-      </w:tr>
-      <w:tr>
-        <w:tc>
-          <w:tcPr>
-            <w:tcW w:type="dxa" w:w="1881"/>
-          </w:tcPr>
-          <w:p>
-            <w:pPr>
-              <w:spacing w:line="240" w:lineRule="auto"/>
-            </w:pPr>
-            <w:r>
-              <w:rPr>
-                <w:rFonts w:ascii="Arial" w:hAnsi="Arial"/>
-                <w:sz w:val="16"/>
-              </w:rPr>
-            </w:r>
-          </w:p>
-        </w:tc>
-        <w:tc>
-          <w:tcPr>
-            <w:tcW w:type="dxa" w:w="1881"/>
-          </w:tcPr>
-          <w:p>
-            <w:pPr>
-              <w:spacing w:line="240" w:lineRule="auto"/>
-            </w:pPr>
-            <w:r>
-              <w:rPr>
-                <w:rFonts w:ascii="Arial" w:hAnsi="Arial"/>
-                <w:sz w:val="16"/>
-              </w:rPr>
-            </w:r>
-          </w:p>
-        </w:tc>
-        <w:tc>
-          <w:tcPr>
-            <w:tcW w:type="dxa" w:w="1881"/>
-          </w:tcPr>
-          <w:p>
-            <w:pPr>
-              <w:spacing w:line="240" w:lineRule="auto"/>
-            </w:pPr>
-            <w:r>
-              <w:rPr>
-                <w:rFonts w:ascii="Arial" w:hAnsi="Arial"/>
-                <w:sz w:val="16"/>
-              </w:rPr>
-              <w:t xml:space="preserve">      1.1.02 Banco</w:t>
-            </w:r>
-          </w:p>
-        </w:tc>
-        <w:tc>
-          <w:tcPr>
-            <w:tcW w:type="dxa" w:w="1881"/>
-          </w:tcPr>
-          <w:p>
-            <w:pPr>
-              <w:spacing w:line="240" w:lineRule="auto"/>
-            </w:pPr>
-            <w:r>
-              <w:rPr>
-                <w:rFonts w:ascii="Arial" w:hAnsi="Arial"/>
-                <w:sz w:val="16"/>
-              </w:rPr>
-            </w:r>
-          </w:p>
-        </w:tc>
-        <w:tc>
-          <w:tcPr>
-            <w:tcW w:type="dxa" w:w="1881"/>
-          </w:tcPr>
-          <w:p>
-            <w:pPr>
-              <w:spacing w:line="240" w:lineRule="auto"/>
-            </w:pPr>
-            <w:r>
-              <w:rPr>
-                <w:rFonts w:ascii="Arial" w:hAnsi="Arial"/>
-                <w:sz w:val="16"/>
-              </w:rPr>
-              <w:t>1.400.000</w:t>
+              <w:t>2.473.500</w:t>
             </w:r>
           </w:p>
         </w:tc>
@@ -7932,7 +7428,7 @@
                 <w:rFonts w:ascii="Arial" w:hAnsi="Arial"/>
                 <w:sz w:val="18"/>
               </w:rPr>
-              <w:t>25</w:t>
+              <w:t>22</w:t>
             </w:r>
           </w:p>
         </w:tc>
@@ -7949,7 +7445,7 @@
                 <w:rFonts w:ascii="Arial" w:hAnsi="Arial"/>
                 <w:sz w:val="18"/>
               </w:rPr>
-              <w:t>519 / 520</w:t>
+              <w:t>564 / 521</w:t>
             </w:r>
           </w:p>
         </w:tc>
@@ -7966,7 +7462,7 @@
                 <w:rFonts w:ascii="Arial" w:hAnsi="Arial"/>
                 <w:sz w:val="18"/>
               </w:rPr>
-              <w:t>Facturas recibidas del giro y facturas de compra emitidas (cantidad 5 / crédito)</w:t>
+              <w:t>Compras sin derecho a crédito fiscal: las 5 facturas de compra (cantidad / monto neto)</w:t>
             </w:r>
           </w:p>
         </w:tc>
@@ -7983,7 +7479,7 @@
                 <w:rFonts w:ascii="Arial" w:hAnsi="Arial"/>
                 <w:sz w:val="18"/>
               </w:rPr>
-              <w:t>1.073.500</w:t>
+              <w:t>5.650.000</w:t>
             </w:r>
           </w:p>
         </w:tc>
@@ -8053,7 +7549,7 @@
                 <w:rFonts w:ascii="Arial" w:hAnsi="Arial"/>
                 <w:sz w:val="18"/>
               </w:rPr>
-              <w:t>1.073.500</w:t>
+              <w:t>0</w:t>
             </w:r>
           </w:p>
         </w:tc>
@@ -8123,7 +7619,7 @@
                 <w:rFonts w:ascii="Arial" w:hAnsi="Arial"/>
                 <w:sz w:val="18"/>
               </w:rPr>
-              <w:t>256.500</w:t>
+              <w:t>1.330.000</w:t>
             </w:r>
           </w:p>
         </w:tc>
@@ -8402,7 +7898,7 @@
                 <w:rFonts w:ascii="Arial" w:hAnsi="Arial"/>
                 <w:sz w:val="18"/>
               </w:rPr>
-              <w:t>1.400.000</w:t>
+              <w:t>2.473.500</w:t>
             </w:r>
           </w:p>
         </w:tc>
@@ -8411,7 +7907,7 @@
     <w:p/>
     <w:p>
       <w:r>
-        <w:t>Dónde se registra el IVA retenido total o parcial. Agente retenedor (la empresa compradora): la factura de compra emitida va en la línea 25 (códigos 519 y 520, crédito fiscal) y el IVA retenido se declara en el reverso: código 39 si la retención es total y código 554 si es parcial; el código 596 suma las retenciones. Vendedor retenido: línea 5 (códigos 515 y 587) si la retención es total, y líneas 6 (código 720) y 14 (códigos 516 y 517) si es parcial. Los productos silvestres tienen retención total. El N° de línea del reverso cambia según el año del formulario ⚠️.</w:t>
+        <w:t>Dónde se registra el IVA retenido total o parcial. Agente retenedor (la empresa compradora): las facturas de compra son compras sin derecho a crédito fiscal, línea 22 (códigos 564 y 521); el IVA retenido se declara en el reverso, sección de cambio de sujeto: código 39 si la retención es total (línea 118 en las instrucciones de noviembre de 2024) y código 554 si es parcial; el código 596 suma las retenciones y ese total se agrega al total a pagar (código 91), no a los débitos. Vendedor retenido: línea 5 (códigos 515 y 587) si la retención es total, y líneas 6 (código 720) y 14 (códigos 516 y 517) si es parcial. Los productos silvestres tienen retención total. El N° de línea del reverso puede cambiar según el año del formulario: confirmar en el F29 vigente.</w:t>
       </w:r>
     </w:p>
     <w:p>
@@ -9303,7 +8799,7 @@
     </w:p>
     <w:p>
       <w:r>
-        <w:t>Con el cambio de sujeto, la empresa compradora retuvo $1.073.500 de IVA y lo pagó al fisco. Ese mismo IVA fue crédito fiscal, por lo que solo se pagó la diferencia entre el IVA de las ventas y el de las compras ($256.500), el PPM ($70.000) y el IVA retenido: $1.400.000 en total. El proveedor cobra solo el neto y no necesita emitir factura. La factura de compra respalda cada operación y permite seguir el IVA desde la compra hasta el formulario 29.</w:t>
+        <w:t>Con el cambio de sujeto, la empresa compradora retuvo $1.073.500 de IVA y lo pagó al fisco sin derecho a crédito fiscal, de modo que ese IVA forma parte del costo de las mercaderías. En el F29 pagó el IVA de sus ventas ($1.330.000), el PPM ($70.000) y el IVA retenido: $2.473.500 en total. El proveedor cobra solo el neto y no necesita emitir factura. La factura de compra respalda cada operación, y la declaración jurada F3500 informa cada mes al SII las retenciones practicadas.</w:t>
       </w:r>
     </w:p>
     <w:sectPr>

--- a/trabajo_juan_castillo/cambio_sujeto_silvestres.docx
+++ b/trabajo_juan_castillo/cambio_sujeto_silvestres.docx
@@ -150,12 +150,3433 @@
     </w:p>
     <w:p>
       <w:r>
-        <w:t>[ADJUNTAR AQUÍ LA RESOLUCIÓN: Resolución Exenta SII N° 4095 del 25 de agosto de 2000, texto en sii.cl/documentos/resoluciones/2000b/reso4095.htm]</w:t>
+        <w:t>La Resolución Exenta SII N° 4095 del 25 de agosto de 2000 dispone el cambio de sujeto de derecho del IVA en los productos silvestres (rige desde el 1 de septiembre de 2000, por tiempo indefinido). Productos: rosa mosqueta, mora, hongos, frutos de espino, hojas de boldo, tilo, manzanilla, llantén, toronjil, cedrón, hierbas pectorales, romero, hojas y corteza de quillay, hierba de hipérico y cera de abeja. Retienen el IVA los compradores que venden a exportadores y los compradores nacionales de Primera Categoría con contabilidad completa con compras anuales de productos silvestres de $50.000.000 o más (o capital propio de $50.000.000 o más). El comprador emite una factura de compra (DTE 46), recarga el IVA y lo retiene; lo declara y paga íntegro en el F29, código 39, sin imputación ni deducción (N° 4). A la vez, ese IVA puede usarlo como crédito fiscal (N° 6). El vendedor no emite factura y recupera su propio crédito fiscal imputándolo a otros débitos o pidiendo devolución (N° 7). La retención es total (100 % del IVA; la resolución dice 18 % porque esa era la tasa del año 2000, hoy 19 %). El N° 16 pedía informar cada mes en el formulario 3290; hoy ese informe es la declaración jurada F3500. La empresa del ejemplo compra más de $50.000.000 al año, por lo que es agente retenedor.</w:t>
       </w:r>
     </w:p>
     <w:p>
       <w:r>
-        <w:t>La Resolución Exenta SII N° 4095 del 25 de agosto de 2000 dispone el cambio de sujeto de derecho del IVA en los productos silvestres (rige desde el 1 de septiembre de 2000, por tiempo indefinido). Productos: rosa mosqueta, mora, hongos, frutos de espino, hojas de boldo, tilo, manzanilla, llantén, toronjil, cedrón, hierbas pectorales, romero, hojas y corteza de quillay, hierba de hipérico y cera de abeja. Retienen el IVA los compradores que venden a exportadores y los compradores nacionales de Primera Categoría con contabilidad completa que superen $50.000.000 de compras anuales. El comprador emite una factura de compra (DTE 46), recarga el IVA y lo declara y paga en el F29 sin derecho a crédito fiscal; el vendedor no emite factura y usa el IVA retenido como crédito contra sus débitos. La retención es total (100 % del IVA; la resolución citaba 18 % porque esa era la tasa del año 2000, hoy 19 %). La empresa del ejemplo compra más de $50.000.000 al año, por lo que es agente retenedor.</w:t>
+        <w:t>Texto oficial de la resolución (fuente: www.sii.cl/documentos/resoluciones/2000b/reso4095.htm, consultado el 16-10-2026):</w:t>
+      </w:r>
+    </w:p>
+    <w:p>
+      <w:pPr>
+        <w:spacing w:line="240" w:lineRule="auto"/>
+      </w:pPr>
+      <w:r>
+        <w:rPr>
+          <w:sz w:val="20"/>
+        </w:rPr>
+        <w:t>RESOLUCION EXENTA N°4095 DEL 25 DE AGOSTO DEL 2000</w:t>
+      </w:r>
+    </w:p>
+    <w:p>
+      <w:pPr>
+        <w:spacing w:line="240" w:lineRule="auto"/>
+      </w:pPr>
+      <w:r>
+        <w:rPr>
+          <w:sz w:val="20"/>
+        </w:rPr>
+        <w:t>MATERIA : DISPONE CAMBIO DE SUJETO DE DERECHO DEL IVA EN LOS PRODUCTOS SILVESTRES.</w:t>
+      </w:r>
+    </w:p>
+    <w:p>
+      <w:pPr>
+        <w:spacing w:line="240" w:lineRule="auto"/>
+      </w:pPr>
+      <w:r>
+        <w:rPr>
+          <w:sz w:val="20"/>
+        </w:rPr>
+        <w:t>VISTOS : Lo dispuesto</w:t>
+      </w:r>
+    </w:p>
+    <w:p>
+      <w:pPr>
+        <w:spacing w:line="240" w:lineRule="auto"/>
+      </w:pPr>
+      <w:r>
+        <w:rPr>
+          <w:sz w:val="20"/>
+        </w:rPr>
+        <w:t>en el artículo 6º, letra A, Nº 1, y artículo 88º del Código Tributario, contenido en</w:t>
+      </w:r>
+    </w:p>
+    <w:p>
+      <w:pPr>
+        <w:spacing w:line="240" w:lineRule="auto"/>
+      </w:pPr>
+      <w:r>
+        <w:rPr>
+          <w:sz w:val="20"/>
+        </w:rPr>
+        <w:t>el artículo 1º del D.L. Nº 830 de 1974, artículos 2º y 3º de la Ley sobre Impuesto a</w:t>
+      </w:r>
+    </w:p>
+    <w:p>
+      <w:pPr>
+        <w:spacing w:line="240" w:lineRule="auto"/>
+      </w:pPr>
+      <w:r>
+        <w:rPr>
+          <w:sz w:val="20"/>
+        </w:rPr>
+        <w:t>las Ventas y Servicios contenidos en el D.L Nº 825, de 1974, y artículo 69 del D.S. Nº</w:t>
+      </w:r>
+    </w:p>
+    <w:p>
+      <w:pPr>
+        <w:spacing w:line="240" w:lineRule="auto"/>
+      </w:pPr>
+      <w:r>
+        <w:rPr>
+          <w:sz w:val="20"/>
+        </w:rPr>
+        <w:t>55 de Hacienda, de 1977, sobre Reglamento del D.L.825, y</w:t>
+      </w:r>
+    </w:p>
+    <w:p>
+      <w:pPr>
+        <w:spacing w:line="240" w:lineRule="auto"/>
+      </w:pPr>
+      <w:r>
+        <w:rPr>
+          <w:sz w:val="20"/>
+        </w:rPr>
+        <w:t>C O N S I D E R A N D O:</w:t>
+      </w:r>
+    </w:p>
+    <w:p>
+      <w:pPr>
+        <w:spacing w:line="240" w:lineRule="auto"/>
+      </w:pPr>
+      <w:r>
+        <w:rPr>
+          <w:sz w:val="20"/>
+        </w:rPr>
+        <w:t>1º Que, las ventas de productos</w:t>
+      </w:r>
+    </w:p>
+    <w:p>
+      <w:pPr>
+        <w:spacing w:line="240" w:lineRule="auto"/>
+      </w:pPr>
+      <w:r>
+        <w:rPr>
+          <w:sz w:val="20"/>
+        </w:rPr>
+        <w:t>silvestres, se encuentran afectas al Impuesto al Valor Agregado de conformidad a lo</w:t>
+      </w:r>
+    </w:p>
+    <w:p>
+      <w:pPr>
+        <w:spacing w:line="240" w:lineRule="auto"/>
+      </w:pPr>
+      <w:r>
+        <w:rPr>
+          <w:sz w:val="20"/>
+        </w:rPr>
+        <w:t>dispuesto en los artículos 1º y 2º del D.L. Nº 825, de 1974.</w:t>
+      </w:r>
+    </w:p>
+    <w:p>
+      <w:pPr>
+        <w:spacing w:line="240" w:lineRule="auto"/>
+      </w:pPr>
+      <w:r>
+        <w:rPr>
+          <w:sz w:val="20"/>
+        </w:rPr>
+        <w:t>2º Que, según lo previsto en los</w:t>
+      </w:r>
+    </w:p>
+    <w:p>
+      <w:pPr>
+        <w:spacing w:line="240" w:lineRule="auto"/>
+      </w:pPr>
+      <w:r>
+        <w:rPr>
+          <w:sz w:val="20"/>
+        </w:rPr>
+        <w:t>artículos 2º, Nº 3, 3º y 10º del D.L. Nº 825, de 1974, el sujeto pasivo de derecho</w:t>
+      </w:r>
+    </w:p>
+    <w:p>
+      <w:pPr>
+        <w:spacing w:line="240" w:lineRule="auto"/>
+      </w:pPr>
+      <w:r>
+        <w:rPr>
+          <w:sz w:val="20"/>
+        </w:rPr>
+        <w:t>del Impuesto al Valor Agregado es el vendedor. No obstante, el inciso tercero del</w:t>
+      </w:r>
+    </w:p>
+    <w:p>
+      <w:pPr>
+        <w:spacing w:line="240" w:lineRule="auto"/>
+      </w:pPr>
+      <w:r>
+        <w:rPr>
+          <w:sz w:val="20"/>
+        </w:rPr>
+        <w:t>artículo 3º del citado Decreto Ley, prescribe que este tributo afectará al adquirente,</w:t>
+      </w:r>
+    </w:p>
+    <w:p>
+      <w:pPr>
+        <w:spacing w:line="240" w:lineRule="auto"/>
+      </w:pPr>
+      <w:r>
+        <w:rPr>
+          <w:sz w:val="20"/>
+        </w:rPr>
+        <w:t>en los casos que así lo determine la Dirección Nacional del Servicio de Impuestos</w:t>
+      </w:r>
+    </w:p>
+    <w:p>
+      <w:pPr>
+        <w:spacing w:line="240" w:lineRule="auto"/>
+      </w:pPr>
+      <w:r>
+        <w:rPr>
+          <w:sz w:val="20"/>
+        </w:rPr>
+        <w:t>Internos, a su juicio exclusivo</w:t>
+      </w:r>
+    </w:p>
+    <w:p>
+      <w:pPr>
+        <w:spacing w:line="240" w:lineRule="auto"/>
+      </w:pPr>
+      <w:r>
+        <w:rPr>
+          <w:sz w:val="20"/>
+        </w:rPr>
+        <w:t>3º Que, con el objeto de cautelar los</w:t>
+      </w:r>
+    </w:p>
+    <w:p>
+      <w:pPr>
+        <w:spacing w:line="240" w:lineRule="auto"/>
+      </w:pPr>
+      <w:r>
+        <w:rPr>
+          <w:sz w:val="20"/>
+        </w:rPr>
+        <w:t>intereses fiscales, esta Dirección estima conveniente hacer uso de la facultad antes</w:t>
+      </w:r>
+    </w:p>
+    <w:p>
+      <w:pPr>
+        <w:spacing w:line="240" w:lineRule="auto"/>
+      </w:pPr>
+      <w:r>
+        <w:rPr>
+          <w:sz w:val="20"/>
+        </w:rPr>
+        <w:t>mencionada en las ventas de productos silvestres que efectúen vendedores a exportadores y</w:t>
+      </w:r>
+    </w:p>
+    <w:p>
+      <w:pPr>
+        <w:spacing w:line="240" w:lineRule="auto"/>
+      </w:pPr>
+      <w:r>
+        <w:rPr>
+          <w:sz w:val="20"/>
+        </w:rPr>
+        <w:t>a otros contribuyentes señalados en el Nº 2 de la parte resolutiva.</w:t>
+      </w:r>
+    </w:p>
+    <w:p>
+      <w:pPr>
+        <w:spacing w:line="240" w:lineRule="auto"/>
+      </w:pPr>
+      <w:r>
+        <w:rPr>
+          <w:sz w:val="20"/>
+        </w:rPr>
+        <w:t>4º Que, se ha contemplado para los</w:t>
+      </w:r>
+    </w:p>
+    <w:p>
+      <w:pPr>
+        <w:spacing w:line="240" w:lineRule="auto"/>
+      </w:pPr>
+      <w:r>
+        <w:rPr>
+          <w:sz w:val="20"/>
+        </w:rPr>
+        <w:t>contribuyentes la posibilidad de excepcionarse del cambio de sujeto del Impuesto al Valor</w:t>
+      </w:r>
+    </w:p>
+    <w:p>
+      <w:pPr>
+        <w:spacing w:line="240" w:lineRule="auto"/>
+      </w:pPr>
+      <w:r>
+        <w:rPr>
+          <w:sz w:val="20"/>
+        </w:rPr>
+        <w:t>Agregado, de acuerdo a lo establecido en el Nº 9 de la parte dispositiva de esta</w:t>
+      </w:r>
+    </w:p>
+    <w:p>
+      <w:pPr>
+        <w:spacing w:line="240" w:lineRule="auto"/>
+      </w:pPr>
+      <w:r>
+        <w:rPr>
+          <w:sz w:val="20"/>
+        </w:rPr>
+        <w:t>Resolución.</w:t>
+      </w:r>
+    </w:p>
+    <w:p>
+      <w:pPr>
+        <w:spacing w:line="240" w:lineRule="auto"/>
+      </w:pPr>
+      <w:r>
+        <w:rPr>
+          <w:sz w:val="20"/>
+        </w:rPr>
+        <w:t>5º Que, las medidas señaladas</w:t>
+      </w:r>
+    </w:p>
+    <w:p>
+      <w:pPr>
+        <w:spacing w:line="240" w:lineRule="auto"/>
+      </w:pPr>
+      <w:r>
+        <w:rPr>
+          <w:sz w:val="20"/>
+        </w:rPr>
+        <w:t>precedentemente no obstan, en modo alguno, al derecho a la recuperación del crédito</w:t>
+      </w:r>
+    </w:p>
+    <w:p>
+      <w:pPr>
+        <w:spacing w:line="240" w:lineRule="auto"/>
+      </w:pPr>
+      <w:r>
+        <w:rPr>
+          <w:sz w:val="20"/>
+        </w:rPr>
+        <w:t>fiscal del IVA establecido en el artículo 27 bis del D.L. 825 de 1974, sobre Impuesto a</w:t>
+      </w:r>
+    </w:p>
+    <w:p>
+      <w:pPr>
+        <w:spacing w:line="240" w:lineRule="auto"/>
+      </w:pPr>
+      <w:r>
+        <w:rPr>
+          <w:sz w:val="20"/>
+        </w:rPr>
+        <w:t>las Ventas y Servicios.</w:t>
+      </w:r>
+    </w:p>
+    <w:p>
+      <w:pPr>
+        <w:spacing w:line="240" w:lineRule="auto"/>
+      </w:pPr>
+      <w:r>
+        <w:rPr>
+          <w:sz w:val="20"/>
+        </w:rPr>
+        <w:t>S E R E S U E L V E:</w:t>
+      </w:r>
+    </w:p>
+    <w:p>
+      <w:pPr>
+        <w:spacing w:line="240" w:lineRule="auto"/>
+      </w:pPr>
+      <w:r>
+        <w:rPr>
+          <w:sz w:val="20"/>
+        </w:rPr>
+        <w:t>1.- DISPONESE que para efectos de esta</w:t>
+      </w:r>
+    </w:p>
+    <w:p>
+      <w:pPr>
+        <w:spacing w:line="240" w:lineRule="auto"/>
+      </w:pPr>
+      <w:r>
+        <w:rPr>
+          <w:sz w:val="20"/>
+        </w:rPr>
+        <w:t>Resolución se entenderán por productos silvestres los siguientes: rosa mosqueta, mora,</w:t>
+      </w:r>
+    </w:p>
+    <w:p>
+      <w:pPr>
+        <w:spacing w:line="240" w:lineRule="auto"/>
+      </w:pPr>
+      <w:r>
+        <w:rPr>
+          <w:sz w:val="20"/>
+        </w:rPr>
+        <w:t>hongos, frutos de espino, hojas de boldo, tilo, manzanilla, llantén, toronjil, cedrón,</w:t>
+      </w:r>
+    </w:p>
+    <w:p>
+      <w:pPr>
+        <w:spacing w:line="240" w:lineRule="auto"/>
+      </w:pPr>
+      <w:r>
+        <w:rPr>
+          <w:sz w:val="20"/>
+        </w:rPr>
+        <w:t>hierbas pectorales, romero, hojas y corteza de quillay, hierba de hipérico, y cera de</w:t>
+      </w:r>
+    </w:p>
+    <w:p>
+      <w:pPr>
+        <w:spacing w:line="240" w:lineRule="auto"/>
+      </w:pPr>
+      <w:r>
+        <w:rPr>
+          <w:sz w:val="20"/>
+        </w:rPr>
+        <w:t>abeja.</w:t>
+      </w:r>
+    </w:p>
+    <w:p>
+      <w:pPr>
+        <w:spacing w:line="240" w:lineRule="auto"/>
+      </w:pPr>
+      <w:r>
+        <w:rPr>
+          <w:sz w:val="20"/>
+        </w:rPr>
+        <w:t>2.- DISPONESE el cambio total del sujeto</w:t>
+      </w:r>
+    </w:p>
+    <w:p>
+      <w:pPr>
+        <w:spacing w:line="240" w:lineRule="auto"/>
+      </w:pPr>
+      <w:r>
+        <w:rPr>
+          <w:sz w:val="20"/>
+        </w:rPr>
+        <w:t>pasivo de derecho del Impuesto al Valor Agregado, al adquirente, en las ventas de</w:t>
+      </w:r>
+    </w:p>
+    <w:p>
+      <w:pPr>
+        <w:spacing w:line="240" w:lineRule="auto"/>
+      </w:pPr>
+      <w:r>
+        <w:rPr>
+          <w:sz w:val="20"/>
+        </w:rPr>
+        <w:t>productos silvestres, ya sean deshidratados, congelados o en estado natural, que realicen</w:t>
+      </w:r>
+    </w:p>
+    <w:p>
+      <w:pPr>
+        <w:spacing w:line="240" w:lineRule="auto"/>
+      </w:pPr>
+      <w:r>
+        <w:rPr>
+          <w:sz w:val="20"/>
+        </w:rPr>
+        <w:t>vendedores a exportadores.</w:t>
+      </w:r>
+    </w:p>
+    <w:p>
+      <w:pPr>
+        <w:spacing w:line="240" w:lineRule="auto"/>
+      </w:pPr>
+      <w:r>
+        <w:rPr>
+          <w:sz w:val="20"/>
+        </w:rPr>
+        <w:t>El mismo cambio de sujeto de derecho del</w:t>
+      </w:r>
+    </w:p>
+    <w:p>
+      <w:pPr>
+        <w:spacing w:line="240" w:lineRule="auto"/>
+      </w:pPr>
+      <w:r>
+        <w:rPr>
+          <w:sz w:val="20"/>
+        </w:rPr>
+        <w:t>Impuesto al Valor Agregado, indicado en el párrafo anterior, afectará a aquellos</w:t>
+      </w:r>
+    </w:p>
+    <w:p>
+      <w:pPr>
+        <w:spacing w:line="240" w:lineRule="auto"/>
+      </w:pPr>
+      <w:r>
+        <w:rPr>
+          <w:sz w:val="20"/>
+        </w:rPr>
+        <w:t>compradores de productos silvestres, cuya gestión de acopio y/o elaboración y/o venta</w:t>
+      </w:r>
+    </w:p>
+    <w:p>
+      <w:pPr>
+        <w:spacing w:line="240" w:lineRule="auto"/>
+      </w:pPr>
+      <w:r>
+        <w:rPr>
+          <w:sz w:val="20"/>
+        </w:rPr>
+        <w:t>final del producto se realice dentro del territorio nacional, que declaren en Primera</w:t>
+      </w:r>
+    </w:p>
+    <w:p>
+      <w:pPr>
+        <w:spacing w:line="240" w:lineRule="auto"/>
+      </w:pPr>
+      <w:r>
+        <w:rPr>
+          <w:sz w:val="20"/>
+        </w:rPr>
+        <w:t>Categoría la renta efectiva en base a contabilidad completa y que hayan efectuado o</w:t>
+      </w:r>
+    </w:p>
+    <w:p>
+      <w:pPr>
+        <w:spacing w:line="240" w:lineRule="auto"/>
+      </w:pPr>
+      <w:r>
+        <w:rPr>
+          <w:sz w:val="20"/>
+        </w:rPr>
+        <w:t>efectúen compras anuales de productos silvestres durante el año 1997 o posteriores por</w:t>
+      </w:r>
+    </w:p>
+    <w:p>
+      <w:pPr>
+        <w:spacing w:line="240" w:lineRule="auto"/>
+      </w:pPr>
+      <w:r>
+        <w:rPr>
+          <w:sz w:val="20"/>
+        </w:rPr>
+        <w:t>$50.000.000.- o más o posean un capital propio inicial en el año 1997 o posteriores</w:t>
+      </w:r>
+    </w:p>
+    <w:p>
+      <w:pPr>
+        <w:spacing w:line="240" w:lineRule="auto"/>
+      </w:pPr>
+      <w:r>
+        <w:rPr>
+          <w:sz w:val="20"/>
+        </w:rPr>
+        <w:t>igual o superior a $50.000.000.-</w:t>
+      </w:r>
+    </w:p>
+    <w:p>
+      <w:pPr>
+        <w:spacing w:line="240" w:lineRule="auto"/>
+      </w:pPr>
+      <w:r>
+        <w:rPr>
+          <w:sz w:val="20"/>
+        </w:rPr>
+        <w:t>Asimismo, este cambio de sujeto afectará</w:t>
+      </w:r>
+    </w:p>
+    <w:p>
+      <w:pPr>
+        <w:spacing w:line="240" w:lineRule="auto"/>
+      </w:pPr>
+      <w:r>
+        <w:rPr>
+          <w:sz w:val="20"/>
+        </w:rPr>
+        <w:t>a los contribuyentes señalados en el párrafo anterior que hayan iniciado o inicien</w:t>
+      </w:r>
+    </w:p>
+    <w:p>
+      <w:pPr>
+        <w:spacing w:line="240" w:lineRule="auto"/>
+      </w:pPr>
+      <w:r>
+        <w:rPr>
+          <w:sz w:val="20"/>
+        </w:rPr>
+        <w:t>actividades a contar del 01.01.99 con un capital propio inicial igual o superior a</w:t>
+      </w:r>
+    </w:p>
+    <w:p>
+      <w:pPr>
+        <w:spacing w:line="240" w:lineRule="auto"/>
+      </w:pPr>
+      <w:r>
+        <w:rPr>
+          <w:sz w:val="20"/>
+        </w:rPr>
+        <w:t>$50.000.000.- o que durante un año comercial hubieren completado o completen compras de</w:t>
+      </w:r>
+    </w:p>
+    <w:p>
+      <w:pPr>
+        <w:spacing w:line="240" w:lineRule="auto"/>
+      </w:pPr>
+      <w:r>
+        <w:rPr>
+          <w:sz w:val="20"/>
+        </w:rPr>
+        <w:t>productos silvestres por $50.000.000.- o más. De igual modo, deberán retener el IVA, por</w:t>
+      </w:r>
+    </w:p>
+    <w:p>
+      <w:pPr>
+        <w:spacing w:line="240" w:lineRule="auto"/>
+      </w:pPr>
+      <w:r>
+        <w:rPr>
+          <w:sz w:val="20"/>
+        </w:rPr>
+        <w:t>las compras de productos silvestres que efectúen, las empresas que tengan como dueño,</w:t>
+      </w:r>
+    </w:p>
+    <w:p>
+      <w:pPr>
+        <w:spacing w:line="240" w:lineRule="auto"/>
+      </w:pPr>
+      <w:r>
+        <w:rPr>
+          <w:sz w:val="20"/>
+        </w:rPr>
+        <w:t>socio, comunero o accionista de sociedad anónima cerrada a un adquirente obligado a</w:t>
+      </w:r>
+    </w:p>
+    <w:p>
+      <w:pPr>
+        <w:spacing w:line="240" w:lineRule="auto"/>
+      </w:pPr>
+      <w:r>
+        <w:rPr>
+          <w:sz w:val="20"/>
+        </w:rPr>
+        <w:t>retener el tributo.</w:t>
+      </w:r>
+    </w:p>
+    <w:p>
+      <w:pPr>
+        <w:spacing w:line="240" w:lineRule="auto"/>
+      </w:pPr>
+      <w:r>
+        <w:rPr>
+          <w:sz w:val="20"/>
+        </w:rPr>
+        <w:t>También afectará este cambio de sujeto</w:t>
+      </w:r>
+    </w:p>
+    <w:p>
+      <w:pPr>
+        <w:spacing w:line="240" w:lineRule="auto"/>
+      </w:pPr>
+      <w:r>
+        <w:rPr>
+          <w:sz w:val="20"/>
+        </w:rPr>
+        <w:t>al adquirente que se haya excepcionado de acuerdo a lo dispuesto en el Nº 9 de esta</w:t>
+      </w:r>
+    </w:p>
+    <w:p>
+      <w:pPr>
+        <w:spacing w:line="240" w:lineRule="auto"/>
+      </w:pPr>
+      <w:r>
+        <w:rPr>
+          <w:sz w:val="20"/>
+        </w:rPr>
+        <w:t>Resolución.</w:t>
+      </w:r>
+    </w:p>
+    <w:p>
+      <w:pPr>
+        <w:spacing w:line="240" w:lineRule="auto"/>
+      </w:pPr>
+      <w:r>
+        <w:rPr>
+          <w:sz w:val="20"/>
+        </w:rPr>
+        <w:t>Las ventas de productos silvestres que se</w:t>
+      </w:r>
+    </w:p>
+    <w:p>
+      <w:pPr>
+        <w:spacing w:line="240" w:lineRule="auto"/>
+      </w:pPr>
+      <w:r>
+        <w:rPr>
+          <w:sz w:val="20"/>
+        </w:rPr>
+        <w:t>efectúen entre los adquirentes indicados en los incisos anteriores, no quedan afectas al</w:t>
+      </w:r>
+    </w:p>
+    <w:p>
+      <w:pPr>
+        <w:spacing w:line="240" w:lineRule="auto"/>
+      </w:pPr>
+      <w:r>
+        <w:rPr>
+          <w:sz w:val="20"/>
+        </w:rPr>
+        <w:t>cambio de sujeto de derecho del Impuesto al Valor Agregado.</w:t>
+      </w:r>
+    </w:p>
+    <w:p>
+      <w:pPr>
+        <w:spacing w:line="240" w:lineRule="auto"/>
+      </w:pPr>
+      <w:r>
+        <w:rPr>
+          <w:sz w:val="20"/>
+        </w:rPr>
+        <w:t>Sin perjuicio de lo anterior procederá</w:t>
+      </w:r>
+    </w:p>
+    <w:p>
+      <w:pPr>
+        <w:spacing w:line="240" w:lineRule="auto"/>
+      </w:pPr>
+      <w:r>
+        <w:rPr>
+          <w:sz w:val="20"/>
+        </w:rPr>
+        <w:t>también la retención total del tributo cuando opere lo dispuesto en la Res. Nº Ex. 1496</w:t>
+      </w:r>
+    </w:p>
+    <w:p>
+      <w:pPr>
+        <w:spacing w:line="240" w:lineRule="auto"/>
+      </w:pPr>
+      <w:r>
+        <w:rPr>
+          <w:sz w:val="20"/>
+        </w:rPr>
+        <w:t>del 31.12.76.</w:t>
+      </w:r>
+    </w:p>
+    <w:p>
+      <w:pPr>
+        <w:spacing w:line="240" w:lineRule="auto"/>
+      </w:pPr>
+      <w:r>
+        <w:rPr>
+          <w:sz w:val="20"/>
+        </w:rPr>
+        <w:t>3.- Como consecuencia del cambio total del</w:t>
+      </w:r>
+    </w:p>
+    <w:p>
+      <w:pPr>
+        <w:spacing w:line="240" w:lineRule="auto"/>
+      </w:pPr>
+      <w:r>
+        <w:rPr>
+          <w:sz w:val="20"/>
+        </w:rPr>
+        <w:t>sujeto del impuesto, los compradores de productos silvestres señalados anteriormente</w:t>
+      </w:r>
+    </w:p>
+    <w:p>
+      <w:pPr>
+        <w:spacing w:line="240" w:lineRule="auto"/>
+      </w:pPr>
+      <w:r>
+        <w:rPr>
+          <w:sz w:val="20"/>
+        </w:rPr>
+        <w:t>deberán emitir "facturas de compra" y recargar en ellas un 18% de IVA a</w:t>
+      </w:r>
+    </w:p>
+    <w:p>
+      <w:pPr>
+        <w:spacing w:line="240" w:lineRule="auto"/>
+      </w:pPr>
+      <w:r>
+        <w:rPr>
+          <w:sz w:val="20"/>
+        </w:rPr>
+        <w:t>retener, que deberá declarar y pagar el comprador como impuesto de retención, no</w:t>
+      </w:r>
+    </w:p>
+    <w:p>
+      <w:pPr>
+        <w:spacing w:line="240" w:lineRule="auto"/>
+      </w:pPr>
+      <w:r>
+        <w:rPr>
+          <w:sz w:val="20"/>
+        </w:rPr>
+        <w:t>teniendo el vendedor obligación de emitir factura por dicha venta. En la factura que</w:t>
+      </w:r>
+    </w:p>
+    <w:p>
+      <w:pPr>
+        <w:spacing w:line="240" w:lineRule="auto"/>
+      </w:pPr>
+      <w:r>
+        <w:rPr>
+          <w:sz w:val="20"/>
+        </w:rPr>
+        <w:t>emita el comprador deberá dejar constancia expresa que ha retenido el 18% del IVA sobre</w:t>
+      </w:r>
+    </w:p>
+    <w:p>
+      <w:pPr>
+        <w:spacing w:line="240" w:lineRule="auto"/>
+      </w:pPr>
+      <w:r>
+        <w:rPr>
+          <w:sz w:val="20"/>
+        </w:rPr>
+        <w:t>el total de la compra. Por ejemplo:</w:t>
+      </w:r>
+    </w:p>
+    <w:p>
+      <w:pPr>
+        <w:spacing w:line="240" w:lineRule="auto"/>
+      </w:pPr>
+      <w:r>
+        <w:rPr>
+          <w:sz w:val="20"/>
+        </w:rPr>
+        <w:t>CANTIDAD</w:t>
+      </w:r>
+    </w:p>
+    <w:p>
+      <w:pPr>
+        <w:spacing w:line="240" w:lineRule="auto"/>
+      </w:pPr>
+      <w:r>
+        <w:rPr>
+          <w:sz w:val="20"/>
+        </w:rPr>
+        <w:t>DETALLE</w:t>
+      </w:r>
+    </w:p>
+    <w:p>
+      <w:pPr>
+        <w:spacing w:line="240" w:lineRule="auto"/>
+      </w:pPr>
+      <w:r>
+        <w:rPr>
+          <w:sz w:val="20"/>
+        </w:rPr>
+        <w:t>PRECIO UNITARIO</w:t>
+      </w:r>
+    </w:p>
+    <w:p>
+      <w:pPr>
+        <w:spacing w:line="240" w:lineRule="auto"/>
+      </w:pPr>
+      <w:r>
+        <w:rPr>
+          <w:sz w:val="20"/>
+        </w:rPr>
+        <w:t>TOTAL</w:t>
+      </w:r>
+    </w:p>
+    <w:p>
+      <w:pPr>
+        <w:spacing w:line="240" w:lineRule="auto"/>
+      </w:pPr>
+      <w:r>
+        <w:rPr>
+          <w:sz w:val="20"/>
+        </w:rPr>
+        <w:t>100 Kg</w:t>
+      </w:r>
+    </w:p>
+    <w:p>
+      <w:pPr>
+        <w:spacing w:line="240" w:lineRule="auto"/>
+      </w:pPr>
+      <w:r>
+        <w:rPr>
+          <w:sz w:val="20"/>
+        </w:rPr>
+        <w:t>Rosa mosqueta 18% IVA A RETENER</w:t>
+      </w:r>
+    </w:p>
+    <w:p>
+      <w:pPr>
+        <w:spacing w:line="240" w:lineRule="auto"/>
+      </w:pPr>
+      <w:r>
+        <w:rPr>
+          <w:sz w:val="20"/>
+        </w:rPr>
+        <w:t>MENOS: 18% IVA RETENIDO</w:t>
+      </w:r>
+    </w:p>
+    <w:p>
+      <w:pPr>
+        <w:spacing w:line="240" w:lineRule="auto"/>
+      </w:pPr>
+      <w:r>
+        <w:rPr>
+          <w:sz w:val="20"/>
+        </w:rPr>
+        <w:t>TOTAL</w:t>
+      </w:r>
+    </w:p>
+    <w:p>
+      <w:pPr>
+        <w:spacing w:line="240" w:lineRule="auto"/>
+      </w:pPr>
+      <w:r>
+        <w:rPr>
+          <w:sz w:val="20"/>
+        </w:rPr>
+        <w:t>$ 150</w:t>
+      </w:r>
+    </w:p>
+    <w:p>
+      <w:pPr>
+        <w:spacing w:line="240" w:lineRule="auto"/>
+      </w:pPr>
+      <w:r>
+        <w:rPr>
+          <w:sz w:val="20"/>
+        </w:rPr>
+        <w:t>$ 15.000 $ 2.700</w:t>
+      </w:r>
+    </w:p>
+    <w:p>
+      <w:pPr>
+        <w:spacing w:line="240" w:lineRule="auto"/>
+      </w:pPr>
+      <w:r>
+        <w:rPr>
+          <w:sz w:val="20"/>
+        </w:rPr>
+        <w:t>-------------</w:t>
+      </w:r>
+    </w:p>
+    <w:p>
+      <w:pPr>
+        <w:spacing w:line="240" w:lineRule="auto"/>
+      </w:pPr>
+      <w:r>
+        <w:rPr>
+          <w:sz w:val="20"/>
+        </w:rPr>
+        <w:t>$ 17.700</w:t>
+      </w:r>
+    </w:p>
+    <w:p>
+      <w:pPr>
+        <w:spacing w:line="240" w:lineRule="auto"/>
+      </w:pPr>
+      <w:r>
+        <w:rPr>
+          <w:sz w:val="20"/>
+        </w:rPr>
+        <w:t>$ 2.700</w:t>
+      </w:r>
+    </w:p>
+    <w:p>
+      <w:pPr>
+        <w:spacing w:line="240" w:lineRule="auto"/>
+      </w:pPr>
+      <w:r>
+        <w:rPr>
+          <w:sz w:val="20"/>
+        </w:rPr>
+        <w:t>-------------</w:t>
+      </w:r>
+    </w:p>
+    <w:p>
+      <w:pPr>
+        <w:spacing w:line="240" w:lineRule="auto"/>
+      </w:pPr>
+      <w:r>
+        <w:rPr>
+          <w:sz w:val="20"/>
+        </w:rPr>
+        <w:t>$ 15.000</w:t>
+      </w:r>
+    </w:p>
+    <w:p>
+      <w:pPr>
+        <w:spacing w:line="240" w:lineRule="auto"/>
+      </w:pPr>
+      <w:r>
+        <w:rPr>
+          <w:sz w:val="20"/>
+        </w:rPr>
+        <w:t>===========</w:t>
+      </w:r>
+    </w:p>
+    <w:p>
+      <w:pPr>
+        <w:spacing w:line="240" w:lineRule="auto"/>
+      </w:pPr>
+      <w:r>
+        <w:rPr>
+          <w:sz w:val="20"/>
+        </w:rPr>
+        <w:t>4.- El monto del Impuesto al Valor</w:t>
+      </w:r>
+    </w:p>
+    <w:p>
+      <w:pPr>
+        <w:spacing w:line="240" w:lineRule="auto"/>
+      </w:pPr>
+      <w:r>
+        <w:rPr>
+          <w:sz w:val="20"/>
+        </w:rPr>
+        <w:t>Agregado recargado y retenido en las "facturas de compra" será para el</w:t>
+      </w:r>
+    </w:p>
+    <w:p>
+      <w:pPr>
+        <w:spacing w:line="240" w:lineRule="auto"/>
+      </w:pPr>
+      <w:r>
+        <w:rPr>
+          <w:sz w:val="20"/>
+        </w:rPr>
+        <w:t>adquirente un impuesto de retención, que deberá declarar y pagar íntegramente en arcas</w:t>
+      </w:r>
+    </w:p>
+    <w:p>
+      <w:pPr>
+        <w:spacing w:line="240" w:lineRule="auto"/>
+      </w:pPr>
+      <w:r>
+        <w:rPr>
+          <w:sz w:val="20"/>
+        </w:rPr>
+        <w:t>fiscales, sin que opere, a su respecto, imputación o deducción alguna, debiendo</w:t>
+      </w:r>
+    </w:p>
+    <w:p>
+      <w:pPr>
+        <w:spacing w:line="240" w:lineRule="auto"/>
+      </w:pPr>
+      <w:r>
+        <w:rPr>
+          <w:sz w:val="20"/>
+        </w:rPr>
+        <w:t>incluirse en el formulario 29 de declaración mensual, en el espacio o línea destinado a</w:t>
+      </w:r>
+    </w:p>
+    <w:p>
+      <w:pPr>
+        <w:spacing w:line="240" w:lineRule="auto"/>
+      </w:pPr>
+      <w:r>
+        <w:rPr>
+          <w:sz w:val="20"/>
+        </w:rPr>
+        <w:t>declarar "IVA total retenido a terceros, Art. 3, inciso 3º", Código 39.</w:t>
+      </w:r>
+    </w:p>
+    <w:p>
+      <w:pPr>
+        <w:spacing w:line="240" w:lineRule="auto"/>
+      </w:pPr>
+      <w:r>
+        <w:rPr>
+          <w:sz w:val="20"/>
+        </w:rPr>
+        <w:t>5.- El no otorgamiento de la</w:t>
+      </w:r>
+    </w:p>
+    <w:p>
+      <w:pPr>
+        <w:spacing w:line="240" w:lineRule="auto"/>
+      </w:pPr>
+      <w:r>
+        <w:rPr>
+          <w:sz w:val="20"/>
+        </w:rPr>
+        <w:t>"facturas de compra" o su emisión sin cumplir los requisitos legales y los</w:t>
+      </w:r>
+    </w:p>
+    <w:p>
+      <w:pPr>
+        <w:spacing w:line="240" w:lineRule="auto"/>
+      </w:pPr>
+      <w:r>
+        <w:rPr>
+          <w:sz w:val="20"/>
+        </w:rPr>
+        <w:t>establecidos en la presente resolución, hará aplicable las sanciones contempladas en el</w:t>
+      </w:r>
+    </w:p>
+    <w:p>
+      <w:pPr>
+        <w:spacing w:line="240" w:lineRule="auto"/>
+      </w:pPr>
+      <w:r>
+        <w:rPr>
+          <w:sz w:val="20"/>
+        </w:rPr>
+        <w:t>Nº 10 del artículo 97 del Código Tributario, contenido en el artículo 1º del D.L Nº</w:t>
+      </w:r>
+    </w:p>
+    <w:p>
+      <w:pPr>
+        <w:spacing w:line="240" w:lineRule="auto"/>
+      </w:pPr>
+      <w:r>
+        <w:rPr>
+          <w:sz w:val="20"/>
+        </w:rPr>
+        <w:t>830 de 1974, sin perjuicio del pago de los tributos, reajustes, multas e intereses penales</w:t>
+      </w:r>
+    </w:p>
+    <w:p>
+      <w:pPr>
+        <w:spacing w:line="240" w:lineRule="auto"/>
+      </w:pPr>
+      <w:r>
+        <w:rPr>
+          <w:sz w:val="20"/>
+        </w:rPr>
+        <w:t>que correspondan.</w:t>
+      </w:r>
+    </w:p>
+    <w:p>
+      <w:pPr>
+        <w:spacing w:line="240" w:lineRule="auto"/>
+      </w:pPr>
+      <w:r>
+        <w:rPr>
+          <w:sz w:val="20"/>
+        </w:rPr>
+        <w:t>6.- El total del Impuesto al Valor</w:t>
+      </w:r>
+    </w:p>
+    <w:p>
+      <w:pPr>
+        <w:spacing w:line="240" w:lineRule="auto"/>
+      </w:pPr>
+      <w:r>
+        <w:rPr>
+          <w:sz w:val="20"/>
+        </w:rPr>
+        <w:t>Agregado recargado en las "facturas de compra", podrá ser utilizado por los</w:t>
+      </w:r>
+    </w:p>
+    <w:p>
+      <w:pPr>
+        <w:spacing w:line="240" w:lineRule="auto"/>
+      </w:pPr>
+      <w:r>
+        <w:rPr>
+          <w:sz w:val="20"/>
+        </w:rPr>
+        <w:t>adquirentes sobre los cuales recae el cambio de sujeto de esta Resolución, cómo crédito</w:t>
+      </w:r>
+    </w:p>
+    <w:p>
+      <w:pPr>
+        <w:spacing w:line="240" w:lineRule="auto"/>
+      </w:pPr>
+      <w:r>
+        <w:rPr>
+          <w:sz w:val="20"/>
+        </w:rPr>
+        <w:t>fiscal, de conformidad a lo establecido en el Título II, párrafo 6º, del D.L. Nº 825,</w:t>
+      </w:r>
+    </w:p>
+    <w:p>
+      <w:pPr>
+        <w:spacing w:line="240" w:lineRule="auto"/>
+      </w:pPr>
+      <w:r>
+        <w:rPr>
+          <w:sz w:val="20"/>
+        </w:rPr>
+        <w:t>de 1974.</w:t>
+      </w:r>
+    </w:p>
+    <w:p>
+      <w:pPr>
+        <w:spacing w:line="240" w:lineRule="auto"/>
+      </w:pPr>
+      <w:r>
+        <w:rPr>
+          <w:sz w:val="20"/>
+        </w:rPr>
+        <w:t>7.- Los vendedores de productos silvestres</w:t>
+      </w:r>
+    </w:p>
+    <w:p>
+      <w:pPr>
+        <w:spacing w:line="240" w:lineRule="auto"/>
+      </w:pPr>
+      <w:r>
+        <w:rPr>
+          <w:sz w:val="20"/>
+        </w:rPr>
+        <w:t>a quienes se les retenga totalmente el IVA en virtud de esta Resolución, tendrán derecho</w:t>
+      </w:r>
+    </w:p>
+    <w:p>
+      <w:pPr>
+        <w:spacing w:line="240" w:lineRule="auto"/>
+      </w:pPr>
+      <w:r>
+        <w:rPr>
+          <w:sz w:val="20"/>
+        </w:rPr>
+        <w:t>a recuperar su crédito fiscal IVA, al igual que el remanente que se origine, imputándolo</w:t>
+      </w:r>
+    </w:p>
+    <w:p>
+      <w:pPr>
+        <w:spacing w:line="240" w:lineRule="auto"/>
+      </w:pPr>
+      <w:r>
+        <w:rPr>
+          <w:sz w:val="20"/>
+        </w:rPr>
+        <w:t>directamente a otros débitos fiscales que generen en el período, sin perjuicio de lo</w:t>
+      </w:r>
+    </w:p>
+    <w:p>
+      <w:pPr>
+        <w:spacing w:line="240" w:lineRule="auto"/>
+      </w:pPr>
+      <w:r>
+        <w:rPr>
+          <w:sz w:val="20"/>
+        </w:rPr>
+        <w:t>dispuesto en el Art. 27 bis del D.L. 825, de 1974.</w:t>
+      </w:r>
+    </w:p>
+    <w:p>
+      <w:pPr>
+        <w:spacing w:line="240" w:lineRule="auto"/>
+      </w:pPr>
+      <w:r>
+        <w:rPr>
+          <w:sz w:val="20"/>
+        </w:rPr>
+        <w:t>Si efectuadas las imputaciones</w:t>
+      </w:r>
+    </w:p>
+    <w:p>
+      <w:pPr>
+        <w:spacing w:line="240" w:lineRule="auto"/>
+      </w:pPr>
+      <w:r>
+        <w:rPr>
+          <w:sz w:val="20"/>
+        </w:rPr>
+        <w:t>contempladas en el párrafo anterior, subsistieren créditos fiscales o remanentes que no</w:t>
+      </w:r>
+    </w:p>
+    <w:p>
+      <w:pPr>
+        <w:spacing w:line="240" w:lineRule="auto"/>
+      </w:pPr>
+      <w:r>
+        <w:rPr>
+          <w:sz w:val="20"/>
+        </w:rPr>
+        <w:t>hayan podido ser imputados por efectos de no poseer débitos fiscales suficientes, el</w:t>
+      </w:r>
+    </w:p>
+    <w:p>
+      <w:pPr>
+        <w:spacing w:line="240" w:lineRule="auto"/>
+      </w:pPr>
+      <w:r>
+        <w:rPr>
+          <w:sz w:val="20"/>
+        </w:rPr>
+        <w:t>contribuyente podrá solicitar su devolución, presentando una solicitud ante el Servicio</w:t>
+      </w:r>
+    </w:p>
+    <w:p>
+      <w:pPr>
+        <w:spacing w:line="240" w:lineRule="auto"/>
+      </w:pPr>
+      <w:r>
+        <w:rPr>
+          <w:sz w:val="20"/>
+        </w:rPr>
+        <w:t>de Impuestos Internos.</w:t>
+      </w:r>
+    </w:p>
+    <w:p>
+      <w:pPr>
+        <w:spacing w:line="240" w:lineRule="auto"/>
+      </w:pPr>
+      <w:r>
+        <w:rPr>
+          <w:sz w:val="20"/>
+        </w:rPr>
+        <w:t>La solicitud de devolución deberá ser</w:t>
+      </w:r>
+    </w:p>
+    <w:p>
+      <w:pPr>
+        <w:spacing w:line="240" w:lineRule="auto"/>
+      </w:pPr>
+      <w:r>
+        <w:rPr>
+          <w:sz w:val="20"/>
+        </w:rPr>
+        <w:t>presentada, en la Unidad del Servicio de Impuestos Internos correspondiente a su domicilio</w:t>
+      </w:r>
+    </w:p>
+    <w:p>
+      <w:pPr>
+        <w:spacing w:line="240" w:lineRule="auto"/>
+      </w:pPr>
+      <w:r>
+        <w:rPr>
+          <w:sz w:val="20"/>
+        </w:rPr>
+        <w:t>acompañada de los siguientes antecedentes:</w:t>
+      </w:r>
+    </w:p>
+    <w:p>
+      <w:pPr>
+        <w:spacing w:line="240" w:lineRule="auto"/>
+      </w:pPr>
+      <w:r>
+        <w:rPr>
+          <w:sz w:val="20"/>
+        </w:rPr>
+        <w:t>Libros de Compras y Ventas,</w:t>
+      </w:r>
+    </w:p>
+    <w:p>
+      <w:pPr>
+        <w:spacing w:line="240" w:lineRule="auto"/>
+      </w:pPr>
+      <w:r>
+        <w:rPr>
+          <w:sz w:val="20"/>
+        </w:rPr>
+        <w:t>Formularios Nº 29, presentados por los medios que el</w:t>
+      </w:r>
+    </w:p>
+    <w:p>
+      <w:pPr>
+        <w:spacing w:line="240" w:lineRule="auto"/>
+      </w:pPr>
+      <w:r>
+        <w:rPr>
+          <w:sz w:val="20"/>
+        </w:rPr>
+        <w:t>Servicio de Impuestos Internos autoriza, correspondientes a los últimos seis meses,</w:t>
+      </w:r>
+    </w:p>
+    <w:p>
+      <w:pPr>
+        <w:spacing w:line="240" w:lineRule="auto"/>
+      </w:pPr>
+      <w:r>
+        <w:rPr>
+          <w:sz w:val="20"/>
+        </w:rPr>
+        <w:t>incluido el del periodo por el cual solicita devolución.</w:t>
+      </w:r>
+    </w:p>
+    <w:p>
+      <w:pPr>
+        <w:spacing w:line="240" w:lineRule="auto"/>
+      </w:pPr>
+      <w:r>
+        <w:rPr>
+          <w:sz w:val="20"/>
+        </w:rPr>
+        <w:t>Facturas de proveedores del periodo</w:t>
+      </w:r>
+    </w:p>
+    <w:p>
+      <w:pPr>
+        <w:spacing w:line="240" w:lineRule="auto"/>
+      </w:pPr>
+      <w:r>
+        <w:rPr>
+          <w:sz w:val="20"/>
+        </w:rPr>
+        <w:t>Facturas de compra del periodo</w:t>
+      </w:r>
+    </w:p>
+    <w:p>
+      <w:pPr>
+        <w:spacing w:line="240" w:lineRule="auto"/>
+      </w:pPr>
+      <w:r>
+        <w:rPr>
+          <w:sz w:val="20"/>
+        </w:rPr>
+        <w:t>Facturas de venta del periodo</w:t>
+      </w:r>
+    </w:p>
+    <w:p>
+      <w:pPr>
+        <w:spacing w:line="240" w:lineRule="auto"/>
+      </w:pPr>
+      <w:r>
+        <w:rPr>
+          <w:sz w:val="20"/>
+        </w:rPr>
+        <w:t>Guías de despacho del periodo</w:t>
+      </w:r>
+    </w:p>
+    <w:p>
+      <w:pPr>
+        <w:spacing w:line="240" w:lineRule="auto"/>
+      </w:pPr>
+      <w:r>
+        <w:rPr>
+          <w:sz w:val="20"/>
+        </w:rPr>
+        <w:t>La referida solicitud deberá presentarse,</w:t>
+      </w:r>
+    </w:p>
+    <w:p>
+      <w:pPr>
+        <w:spacing w:line="240" w:lineRule="auto"/>
+      </w:pPr>
+      <w:r>
+        <w:rPr>
+          <w:sz w:val="20"/>
+        </w:rPr>
+        <w:t>indefectiblemente, por cada período tributario, dentro del mes siguiente al de la</w:t>
+      </w:r>
+    </w:p>
+    <w:p>
+      <w:pPr>
+        <w:spacing w:line="240" w:lineRule="auto"/>
+      </w:pPr>
+      <w:r>
+        <w:rPr>
+          <w:sz w:val="20"/>
+        </w:rPr>
+        <w:t>retención del tributo, una vez efectuada la declaración mensual del artículo 64º de la</w:t>
+      </w:r>
+    </w:p>
+    <w:p>
+      <w:pPr>
+        <w:spacing w:line="240" w:lineRule="auto"/>
+      </w:pPr>
+      <w:r>
+        <w:rPr>
+          <w:sz w:val="20"/>
+        </w:rPr>
+        <w:t>Ley sobre Impuesto a las Ventas y Servicios.</w:t>
+      </w:r>
+    </w:p>
+    <w:p>
+      <w:pPr>
+        <w:spacing w:line="240" w:lineRule="auto"/>
+      </w:pPr>
+      <w:r>
+        <w:rPr>
+          <w:sz w:val="20"/>
+        </w:rPr>
+        <w:t>Por otra parte, si durante la</w:t>
+      </w:r>
+    </w:p>
+    <w:p>
+      <w:pPr>
+        <w:spacing w:line="240" w:lineRule="auto"/>
+      </w:pPr>
+      <w:r>
+        <w:rPr>
+          <w:sz w:val="20"/>
+        </w:rPr>
+        <w:t>verificación de los antecedentes que dan origen al crédito fiscal se establecen</w:t>
+      </w:r>
+    </w:p>
+    <w:p>
+      <w:pPr>
+        <w:spacing w:line="240" w:lineRule="auto"/>
+      </w:pPr>
+      <w:r>
+        <w:rPr>
+          <w:sz w:val="20"/>
+        </w:rPr>
+        <w:t>créditos en exceso o que no reúnan los requisitos del artículo 23 de la Ley sobre</w:t>
+      </w:r>
+    </w:p>
+    <w:p>
+      <w:pPr>
+        <w:spacing w:line="240" w:lineRule="auto"/>
+      </w:pPr>
+      <w:r>
+        <w:rPr>
+          <w:sz w:val="20"/>
+        </w:rPr>
+        <w:t>Impuesto a las Ventas y Servicios, deberán deducirse del crédito fiscal del período, y</w:t>
+      </w:r>
+    </w:p>
+    <w:p>
+      <w:pPr>
+        <w:spacing w:line="240" w:lineRule="auto"/>
+      </w:pPr>
+      <w:r>
+        <w:rPr>
+          <w:sz w:val="20"/>
+        </w:rPr>
+        <w:t>a partir del remanente si lo hubiera, recalcular el monto de la devolución.</w:t>
+      </w:r>
+    </w:p>
+    <w:p>
+      <w:pPr>
+        <w:spacing w:line="240" w:lineRule="auto"/>
+      </w:pPr>
+      <w:r>
+        <w:rPr>
+          <w:sz w:val="20"/>
+        </w:rPr>
+        <w:t>8.- La solicitud de devolución, deberá</w:t>
+      </w:r>
+    </w:p>
+    <w:p>
+      <w:pPr>
+        <w:spacing w:line="240" w:lineRule="auto"/>
+      </w:pPr>
+      <w:r>
+        <w:rPr>
+          <w:sz w:val="20"/>
+        </w:rPr>
+        <w:t>presentarse en triplicado y contener los siguientes antecedentes:</w:t>
+      </w:r>
+    </w:p>
+    <w:p>
+      <w:pPr>
+        <w:spacing w:line="240" w:lineRule="auto"/>
+      </w:pPr>
+      <w:r>
+        <w:rPr>
+          <w:sz w:val="20"/>
+        </w:rPr>
+        <w:t>Nombre o razón social, RUT, domicilio y domicilio postal,</w:t>
+      </w:r>
+    </w:p>
+    <w:p>
+      <w:pPr>
+        <w:spacing w:line="240" w:lineRule="auto"/>
+      </w:pPr>
+      <w:r>
+        <w:rPr>
+          <w:sz w:val="20"/>
+        </w:rPr>
+        <w:t>teléfono y fax si lo tuviere.</w:t>
+      </w:r>
+    </w:p>
+    <w:p>
+      <w:pPr>
+        <w:spacing w:line="240" w:lineRule="auto"/>
+      </w:pPr>
+      <w:r>
+        <w:rPr>
+          <w:sz w:val="20"/>
+        </w:rPr>
+        <w:t>Número de cuenta corriente e Institución bancaria si la</w:t>
+      </w:r>
+    </w:p>
+    <w:p>
+      <w:pPr>
+        <w:spacing w:line="240" w:lineRule="auto"/>
+      </w:pPr>
+      <w:r>
+        <w:rPr>
+          <w:sz w:val="20"/>
+        </w:rPr>
+        <w:t>tuviera.</w:t>
+      </w:r>
+    </w:p>
+    <w:p>
+      <w:pPr>
+        <w:spacing w:line="240" w:lineRule="auto"/>
+      </w:pPr>
+      <w:r>
+        <w:rPr>
+          <w:sz w:val="20"/>
+        </w:rPr>
+        <w:t>Actividad económica y código de dicha actividad.</w:t>
+      </w:r>
+    </w:p>
+    <w:p>
+      <w:pPr>
+        <w:spacing w:line="240" w:lineRule="auto"/>
+      </w:pPr>
+      <w:r>
+        <w:rPr>
+          <w:sz w:val="20"/>
+        </w:rPr>
+        <w:t>Nombre y RUT del representante legal.</w:t>
+      </w:r>
+    </w:p>
+    <w:p>
+      <w:pPr>
+        <w:spacing w:line="240" w:lineRule="auto"/>
+      </w:pPr>
+      <w:r>
+        <w:rPr>
+          <w:sz w:val="20"/>
+        </w:rPr>
+        <w:t>En caso de que tenga contador, su nombre y teléfono.</w:t>
+      </w:r>
+    </w:p>
+    <w:p>
+      <w:pPr>
+        <w:spacing w:line="240" w:lineRule="auto"/>
+      </w:pPr>
+      <w:r>
+        <w:rPr>
+          <w:sz w:val="20"/>
+        </w:rPr>
+        <w:t>Mes y año de la retención del IVA.</w:t>
+      </w:r>
+    </w:p>
+    <w:p>
+      <w:pPr>
+        <w:spacing w:line="240" w:lineRule="auto"/>
+      </w:pPr>
+      <w:r>
+        <w:rPr>
+          <w:sz w:val="20"/>
+        </w:rPr>
+        <w:t>Remanente de crédito fiscal declarado en formulario 29</w:t>
+      </w:r>
+    </w:p>
+    <w:p>
+      <w:pPr>
+        <w:spacing w:line="240" w:lineRule="auto"/>
+      </w:pPr>
+      <w:r>
+        <w:rPr>
+          <w:sz w:val="20"/>
+        </w:rPr>
+        <w:t>correspondiente al período por el cual solicita la devolución, número de folio del</w:t>
+      </w:r>
+    </w:p>
+    <w:p>
+      <w:pPr>
+        <w:spacing w:line="240" w:lineRule="auto"/>
+      </w:pPr>
+      <w:r>
+        <w:rPr>
+          <w:sz w:val="20"/>
+        </w:rPr>
+        <w:t>formulario 29 y fecha de presentación de la declaración de IVA.</w:t>
+      </w:r>
+    </w:p>
+    <w:p>
+      <w:pPr>
+        <w:spacing w:line="240" w:lineRule="auto"/>
+      </w:pPr>
+      <w:r>
+        <w:rPr>
+          <w:sz w:val="20"/>
+        </w:rPr>
+        <w:t>Ventas netas según "facturas de compra"</w:t>
+      </w:r>
+    </w:p>
+    <w:p>
+      <w:pPr>
+        <w:spacing w:line="240" w:lineRule="auto"/>
+      </w:pPr>
+      <w:r>
+        <w:rPr>
+          <w:sz w:val="20"/>
+        </w:rPr>
+        <w:t>recibidas y contabilizadas en el Libro de Compras y Ventas, folio, mes y año.</w:t>
+      </w:r>
+    </w:p>
+    <w:p>
+      <w:pPr>
+        <w:spacing w:line="240" w:lineRule="auto"/>
+      </w:pPr>
+      <w:r>
+        <w:rPr>
+          <w:sz w:val="20"/>
+        </w:rPr>
+        <w:t>Total IVA retenido en "facturas de compra"</w:t>
+      </w:r>
+    </w:p>
+    <w:p>
+      <w:pPr>
+        <w:spacing w:line="240" w:lineRule="auto"/>
+      </w:pPr>
+      <w:r>
+        <w:rPr>
+          <w:sz w:val="20"/>
+        </w:rPr>
+        <w:t>recibidas y contabilizadas en el Libro de Compras y Ventas, folio, mes y año.</w:t>
+      </w:r>
+    </w:p>
+    <w:p>
+      <w:pPr>
+        <w:spacing w:line="240" w:lineRule="auto"/>
+      </w:pPr>
+      <w:r>
+        <w:rPr>
+          <w:sz w:val="20"/>
+        </w:rPr>
+        <w:t>Monto de devolución o crédito fiscal a recuperar, hasta</w:t>
+      </w:r>
+    </w:p>
+    <w:p>
+      <w:pPr>
+        <w:spacing w:line="240" w:lineRule="auto"/>
+      </w:pPr>
+      <w:r>
+        <w:rPr>
+          <w:sz w:val="20"/>
+        </w:rPr>
+        <w:t>el monto de la letra anterior.</w:t>
+      </w:r>
+    </w:p>
+    <w:p>
+      <w:pPr>
+        <w:spacing w:line="240" w:lineRule="auto"/>
+      </w:pPr>
+      <w:r>
+        <w:rPr>
+          <w:sz w:val="20"/>
+        </w:rPr>
+        <w:t>Debe llevar la siguiente leyenda final:</w:t>
+      </w:r>
+    </w:p>
+    <w:p>
+      <w:pPr>
+        <w:spacing w:line="240" w:lineRule="auto"/>
+      </w:pPr>
+      <w:r>
+        <w:rPr>
+          <w:sz w:val="20"/>
+        </w:rPr>
+        <w:t>"Para los efectos del artículo 3º</w:t>
+      </w:r>
+    </w:p>
+    <w:p>
+      <w:pPr>
+        <w:spacing w:line="240" w:lineRule="auto"/>
+      </w:pPr>
+      <w:r>
+        <w:rPr>
+          <w:sz w:val="20"/>
+        </w:rPr>
+        <w:t>del D.L. 825, de 1974, el suscrito, se hace responsable de la veracidad de los</w:t>
+      </w:r>
+    </w:p>
+    <w:p>
+      <w:pPr>
+        <w:spacing w:line="240" w:lineRule="auto"/>
+      </w:pPr>
+      <w:r>
+        <w:rPr>
+          <w:sz w:val="20"/>
+        </w:rPr>
+        <w:t>antecedentes señalados en la presente declaración jurada, dejando constancia que no ha</w:t>
+      </w:r>
+    </w:p>
+    <w:p>
+      <w:pPr>
+        <w:spacing w:line="240" w:lineRule="auto"/>
+      </w:pPr>
+      <w:r>
+        <w:rPr>
+          <w:sz w:val="20"/>
+        </w:rPr>
+        <w:t>hecho uso, ni lo hará, del crédito fiscal equivalente a los impuestos cuya recuperación</w:t>
+      </w:r>
+    </w:p>
+    <w:p>
+      <w:pPr>
+        <w:spacing w:line="240" w:lineRule="auto"/>
+      </w:pPr>
+      <w:r>
+        <w:rPr>
+          <w:sz w:val="20"/>
+        </w:rPr>
+        <w:t>solicita, contra cualquier débito fiscal pasado, presente o futuro, como asimismo, que no</w:t>
+      </w:r>
+    </w:p>
+    <w:p>
+      <w:pPr>
+        <w:spacing w:line="240" w:lineRule="auto"/>
+      </w:pPr>
+      <w:r>
+        <w:rPr>
+          <w:sz w:val="20"/>
+        </w:rPr>
+        <w:t>obtendrá su reembolso según el procedimiento del artículo 36º del referido cuerpo</w:t>
+      </w:r>
+    </w:p>
+    <w:p>
+      <w:pPr>
+        <w:spacing w:line="240" w:lineRule="auto"/>
+      </w:pPr>
+      <w:r>
+        <w:rPr>
+          <w:sz w:val="20"/>
+        </w:rPr>
+        <w:t>legal, en el caso de efectuar exportaciones".</w:t>
+      </w:r>
+    </w:p>
+    <w:p>
+      <w:pPr>
+        <w:spacing w:line="240" w:lineRule="auto"/>
+      </w:pPr>
+      <w:r>
+        <w:rPr>
+          <w:sz w:val="20"/>
+        </w:rPr>
+        <w:t>Sin perjuicio de lo anterior, el</w:t>
+      </w:r>
+    </w:p>
+    <w:p>
+      <w:pPr>
+        <w:spacing w:line="240" w:lineRule="auto"/>
+      </w:pPr>
+      <w:r>
+        <w:rPr>
+          <w:sz w:val="20"/>
+        </w:rPr>
+        <w:t>contribuyente deberá mantener a disposición del Servicio de Impuestos Internos, para</w:t>
+      </w:r>
+    </w:p>
+    <w:p>
+      <w:pPr>
+        <w:spacing w:line="240" w:lineRule="auto"/>
+      </w:pPr>
+      <w:r>
+        <w:rPr>
+          <w:sz w:val="20"/>
+        </w:rPr>
+        <w:t>efectuar las verificaciones pertinentes, los libros de Contabilidad y/o libros auxiliares</w:t>
+      </w:r>
+    </w:p>
+    <w:p>
+      <w:pPr>
+        <w:spacing w:line="240" w:lineRule="auto"/>
+      </w:pPr>
+      <w:r>
+        <w:rPr>
+          <w:sz w:val="20"/>
+        </w:rPr>
+        <w:t>obligatorios que correspondan, con sus anotaciones al día y la documentación</w:t>
+      </w:r>
+    </w:p>
+    <w:p>
+      <w:pPr>
+        <w:spacing w:line="240" w:lineRule="auto"/>
+      </w:pPr>
+      <w:r>
+        <w:rPr>
+          <w:sz w:val="20"/>
+        </w:rPr>
+        <w:t>sustentante.</w:t>
+      </w:r>
+    </w:p>
+    <w:p>
+      <w:pPr>
+        <w:spacing w:line="240" w:lineRule="auto"/>
+      </w:pPr>
+      <w:r>
+        <w:rPr>
+          <w:sz w:val="20"/>
+        </w:rPr>
+        <w:t>8.1. Una vez presentada la solicitud de</w:t>
+      </w:r>
+    </w:p>
+    <w:p>
+      <w:pPr>
+        <w:spacing w:line="240" w:lineRule="auto"/>
+      </w:pPr>
+      <w:r>
+        <w:rPr>
+          <w:sz w:val="20"/>
+        </w:rPr>
+        <w:t>devolución, el contribuyente deberá rebajar, en su totalidad, el monto del crédito</w:t>
+      </w:r>
+    </w:p>
+    <w:p>
+      <w:pPr>
+        <w:spacing w:line="240" w:lineRule="auto"/>
+      </w:pPr>
+      <w:r>
+        <w:rPr>
+          <w:sz w:val="20"/>
+        </w:rPr>
+        <w:t>fiscal solicitado en la declaración del mes siguiente, del formulario Nº 29. Para</w:t>
+      </w:r>
+    </w:p>
+    <w:p>
+      <w:pPr>
+        <w:spacing w:line="240" w:lineRule="auto"/>
+      </w:pPr>
+      <w:r>
+        <w:rPr>
+          <w:sz w:val="20"/>
+        </w:rPr>
+        <w:t>acreditar el cumplimiento de esta obligación, deberá entregar, dentro del plazo de un</w:t>
+      </w:r>
+    </w:p>
+    <w:p>
+      <w:pPr>
+        <w:spacing w:line="240" w:lineRule="auto"/>
+      </w:pPr>
+      <w:r>
+        <w:rPr>
+          <w:sz w:val="20"/>
+        </w:rPr>
+        <w:t>mes, contado desde el vencimiento de la presentación de la declaración, fotocopia del</w:t>
+      </w:r>
+    </w:p>
+    <w:p>
+      <w:pPr>
+        <w:spacing w:line="240" w:lineRule="auto"/>
+      </w:pPr>
+      <w:r>
+        <w:rPr>
+          <w:sz w:val="20"/>
+        </w:rPr>
+        <w:t>formulario N° 29, si la presentación fue en papel, o formulario impreso, desde la</w:t>
+      </w:r>
+    </w:p>
+    <w:p>
+      <w:pPr>
+        <w:spacing w:line="240" w:lineRule="auto"/>
+      </w:pPr>
+      <w:r>
+        <w:rPr>
+          <w:sz w:val="20"/>
+        </w:rPr>
+        <w:t>página Web del Servicio, si la presentación fue vía Internet, en la Unidad del Servicio</w:t>
+      </w:r>
+    </w:p>
+    <w:p>
+      <w:pPr>
+        <w:spacing w:line="240" w:lineRule="auto"/>
+      </w:pPr>
+      <w:r>
+        <w:rPr>
+          <w:sz w:val="20"/>
+        </w:rPr>
+        <w:t>correspondiente a su domicilio, en la que son verificados los antecedentes que dan derecho</w:t>
+      </w:r>
+    </w:p>
+    <w:p>
+      <w:pPr>
+        <w:spacing w:line="240" w:lineRule="auto"/>
+      </w:pPr>
+      <w:r>
+        <w:rPr>
+          <w:sz w:val="20"/>
+        </w:rPr>
+        <w:t>a la devolución.</w:t>
+      </w:r>
+    </w:p>
+    <w:p>
+      <w:pPr>
+        <w:spacing w:line="240" w:lineRule="auto"/>
+      </w:pPr>
+      <w:r>
+        <w:rPr>
+          <w:sz w:val="20"/>
+        </w:rPr>
+        <w:t>8.2. Una vez verificados los antecedentes</w:t>
+      </w:r>
+    </w:p>
+    <w:p>
+      <w:pPr>
+        <w:spacing w:line="240" w:lineRule="auto"/>
+      </w:pPr>
+      <w:r>
+        <w:rPr>
+          <w:sz w:val="20"/>
+        </w:rPr>
+        <w:t>y emitido el informe correspondiente, la solicitud de devolución y el informe, con el</w:t>
+      </w:r>
+    </w:p>
+    <w:p>
+      <w:pPr>
+        <w:spacing w:line="240" w:lineRule="auto"/>
+      </w:pPr>
+      <w:r>
+        <w:rPr>
+          <w:sz w:val="20"/>
+        </w:rPr>
+        <w:t>monto de devolución determinado, serán remitidos al Servicio de Tesorerías para la</w:t>
+      </w:r>
+    </w:p>
+    <w:p>
+      <w:pPr>
+        <w:spacing w:line="240" w:lineRule="auto"/>
+      </w:pPr>
+      <w:r>
+        <w:rPr>
+          <w:sz w:val="20"/>
+        </w:rPr>
+        <w:t>devolución, si procede, de los créditos y remanentes que correspondan, dentro del plazo</w:t>
+      </w:r>
+    </w:p>
+    <w:p>
+      <w:pPr>
+        <w:spacing w:line="240" w:lineRule="auto"/>
+      </w:pPr>
+      <w:r>
+        <w:rPr>
+          <w:sz w:val="20"/>
+        </w:rPr>
+        <w:t>de treinta días, después de ser presentada la solicitud.</w:t>
+      </w:r>
+    </w:p>
+    <w:p>
+      <w:pPr>
+        <w:spacing w:line="240" w:lineRule="auto"/>
+      </w:pPr>
+      <w:r>
+        <w:rPr>
+          <w:sz w:val="20"/>
+        </w:rPr>
+        <w:t>9.- Los Directores Regionales podrán</w:t>
+      </w:r>
+    </w:p>
+    <w:p>
+      <w:pPr>
+        <w:spacing w:line="240" w:lineRule="auto"/>
+      </w:pPr>
+      <w:r>
+        <w:rPr>
+          <w:sz w:val="20"/>
+        </w:rPr>
+        <w:t>excepcionar del régimen establecido en la presente Resolución a aquellos agricultores</w:t>
+      </w:r>
+    </w:p>
+    <w:p>
+      <w:pPr>
+        <w:spacing w:line="240" w:lineRule="auto"/>
+      </w:pPr>
+      <w:r>
+        <w:rPr>
+          <w:sz w:val="20"/>
+        </w:rPr>
+        <w:t>vendedores de productos silvestres que lo soliciten, que acrediten producirlos de</w:t>
+      </w:r>
+    </w:p>
+    <w:p>
+      <w:pPr>
+        <w:spacing w:line="240" w:lineRule="auto"/>
+      </w:pPr>
+      <w:r>
+        <w:rPr>
+          <w:sz w:val="20"/>
+        </w:rPr>
+        <w:t>cualquier forma y que cumplan al momento de la presentación de la solicitud con los</w:t>
+      </w:r>
+    </w:p>
+    <w:p>
+      <w:pPr>
+        <w:spacing w:line="240" w:lineRule="auto"/>
+      </w:pPr>
+      <w:r>
+        <w:rPr>
+          <w:sz w:val="20"/>
+        </w:rPr>
+        <w:t>siguientes requisitos:</w:t>
+      </w:r>
+    </w:p>
+    <w:p>
+      <w:pPr>
+        <w:spacing w:line="240" w:lineRule="auto"/>
+      </w:pPr>
+      <w:r>
+        <w:rPr>
+          <w:sz w:val="20"/>
+        </w:rPr>
+        <w:t>Declarar en primera categoría en base a renta efectiva;</w:t>
+      </w:r>
+    </w:p>
+    <w:p>
+      <w:pPr>
+        <w:spacing w:line="240" w:lineRule="auto"/>
+      </w:pPr>
+      <w:r>
+        <w:rPr>
+          <w:sz w:val="20"/>
+        </w:rPr>
+        <w:t>Ser propietarios de bienes raíces agrícolas;</w:t>
+      </w:r>
+    </w:p>
+    <w:p>
+      <w:pPr>
+        <w:spacing w:line="240" w:lineRule="auto"/>
+      </w:pPr>
+      <w:r>
+        <w:rPr>
+          <w:sz w:val="20"/>
+        </w:rPr>
+        <w:t>Haber facturado ventas anuales de productos silvestres en</w:t>
+      </w:r>
+    </w:p>
+    <w:p>
+      <w:pPr>
+        <w:spacing w:line="240" w:lineRule="auto"/>
+      </w:pPr>
+      <w:r>
+        <w:rPr>
+          <w:sz w:val="20"/>
+        </w:rPr>
+        <w:t>los últimos tres años comerciales por $ 25.000.000.- o más o poseer un capital propio</w:t>
+      </w:r>
+    </w:p>
+    <w:p>
+      <w:pPr>
+        <w:spacing w:line="240" w:lineRule="auto"/>
+      </w:pPr>
+      <w:r>
+        <w:rPr>
+          <w:sz w:val="20"/>
+        </w:rPr>
+        <w:t>igual o superior a $ 50.000.000.</w:t>
+      </w:r>
+    </w:p>
+    <w:p>
+      <w:pPr>
+        <w:spacing w:line="240" w:lineRule="auto"/>
+      </w:pPr>
+      <w:r>
+        <w:rPr>
+          <w:sz w:val="20"/>
+        </w:rPr>
+        <w:t>Demostrar que en el desarrollo de la actividad se tiene una</w:t>
+      </w:r>
+    </w:p>
+    <w:p>
+      <w:pPr>
+        <w:spacing w:line="240" w:lineRule="auto"/>
+      </w:pPr>
+      <w:r>
+        <w:rPr>
+          <w:sz w:val="20"/>
+        </w:rPr>
+        <w:t>permanencia de a lo menos tres años; y</w:t>
+      </w:r>
+    </w:p>
+    <w:p>
+      <w:pPr>
+        <w:spacing w:line="240" w:lineRule="auto"/>
+      </w:pPr>
+      <w:r>
+        <w:rPr>
+          <w:sz w:val="20"/>
+        </w:rPr>
+        <w:t>Exhibir un buen cumplimiento de las obligaciones</w:t>
+      </w:r>
+    </w:p>
+    <w:p>
+      <w:pPr>
+        <w:spacing w:line="240" w:lineRule="auto"/>
+      </w:pPr>
+      <w:r>
+        <w:rPr>
+          <w:sz w:val="20"/>
+        </w:rPr>
+        <w:t>tributarias, tales como declarar periódicamente, no registrar inconcurrencias a</w:t>
+      </w:r>
+    </w:p>
+    <w:p>
+      <w:pPr>
+        <w:spacing w:line="240" w:lineRule="auto"/>
+      </w:pPr>
+      <w:r>
+        <w:rPr>
+          <w:sz w:val="20"/>
+        </w:rPr>
+        <w:t>notificaciones del S.I.I., no consignar anotaciones graves de incumplimiento y no</w:t>
+      </w:r>
+    </w:p>
+    <w:p>
+      <w:pPr>
+        <w:spacing w:line="240" w:lineRule="auto"/>
+      </w:pPr>
+      <w:r>
+        <w:rPr>
+          <w:sz w:val="20"/>
+        </w:rPr>
+        <w:t>registrar deuda tributaria al momento de presentar la solicitud de excepción.</w:t>
+      </w:r>
+    </w:p>
+    <w:p>
+      <w:pPr>
+        <w:spacing w:line="240" w:lineRule="auto"/>
+      </w:pPr>
+      <w:r>
+        <w:rPr>
+          <w:sz w:val="20"/>
+        </w:rPr>
+        <w:t>Asimismo el Director Regional podrá</w:t>
+      </w:r>
+    </w:p>
+    <w:p>
+      <w:pPr>
+        <w:spacing w:line="240" w:lineRule="auto"/>
+      </w:pPr>
+      <w:r>
+        <w:rPr>
+          <w:sz w:val="20"/>
+        </w:rPr>
+        <w:t>excepcionar a otros solicitantes del cambio de sujeto, cuando a su juicio exclusivo,</w:t>
+      </w:r>
+    </w:p>
+    <w:p>
+      <w:pPr>
+        <w:spacing w:line="240" w:lineRule="auto"/>
+      </w:pPr>
+      <w:r>
+        <w:rPr>
+          <w:sz w:val="20"/>
+        </w:rPr>
+        <w:t>existan razones calificadas para tal determinación.</w:t>
+      </w:r>
+    </w:p>
+    <w:p>
+      <w:pPr>
+        <w:spacing w:line="240" w:lineRule="auto"/>
+      </w:pPr>
+      <w:r>
+        <w:rPr>
+          <w:sz w:val="20"/>
+        </w:rPr>
+        <w:t>La resolución que acceda a lo solicitado</w:t>
+      </w:r>
+    </w:p>
+    <w:p>
+      <w:pPr>
+        <w:spacing w:line="240" w:lineRule="auto"/>
+      </w:pPr>
+      <w:r>
+        <w:rPr>
+          <w:sz w:val="20"/>
+        </w:rPr>
+        <w:t>deberá publicarse extractada en el Diario Oficial por cuenta del peticionario, dentro de</w:t>
+      </w:r>
+    </w:p>
+    <w:p>
+      <w:pPr>
+        <w:spacing w:line="240" w:lineRule="auto"/>
+      </w:pPr>
+      <w:r>
+        <w:rPr>
+          <w:sz w:val="20"/>
+        </w:rPr>
+        <w:t>los quince días corridos siguientes de ser dictada dicha resolución, debiendo el</w:t>
+      </w:r>
+    </w:p>
+    <w:p>
+      <w:pPr>
+        <w:spacing w:line="240" w:lineRule="auto"/>
+      </w:pPr>
+      <w:r>
+        <w:rPr>
+          <w:sz w:val="20"/>
+        </w:rPr>
+        <w:t>Director Regional confeccionar y entregar al interesado el respectivo extracto que deba</w:t>
+      </w:r>
+    </w:p>
+    <w:p>
+      <w:pPr>
+        <w:spacing w:line="240" w:lineRule="auto"/>
+      </w:pPr>
+      <w:r>
+        <w:rPr>
+          <w:sz w:val="20"/>
+        </w:rPr>
+        <w:t>publicarse, y entrará en vigencia a contar del día 1º del mes siguiente al de dicha</w:t>
+      </w:r>
+    </w:p>
+    <w:p>
+      <w:pPr>
+        <w:spacing w:line="240" w:lineRule="auto"/>
+      </w:pPr>
+      <w:r>
+        <w:rPr>
+          <w:sz w:val="20"/>
+        </w:rPr>
+        <w:t>publicación. El número y fecha de la resolución deberá señalarse en las facturas que</w:t>
+      </w:r>
+    </w:p>
+    <w:p>
+      <w:pPr>
+        <w:spacing w:line="240" w:lineRule="auto"/>
+      </w:pPr>
+      <w:r>
+        <w:rPr>
+          <w:sz w:val="20"/>
+        </w:rPr>
+        <w:t>emitan los contribuyentes excepcionados. Si el contribuyente no publicare en el plazo</w:t>
+      </w:r>
+    </w:p>
+    <w:p>
+      <w:pPr>
+        <w:spacing w:line="240" w:lineRule="auto"/>
+      </w:pPr>
+      <w:r>
+        <w:rPr>
+          <w:sz w:val="20"/>
+        </w:rPr>
+        <w:t>establecido, el Servicio lo hará a través de un listado, adquiriendo la calidad de</w:t>
+      </w:r>
+    </w:p>
+    <w:p>
+      <w:pPr>
+        <w:spacing w:line="240" w:lineRule="auto"/>
+      </w:pPr>
+      <w:r>
+        <w:rPr>
+          <w:sz w:val="20"/>
+        </w:rPr>
+        <w:t>agente retenedor a partir de la fecha de su publicación.</w:t>
+      </w:r>
+    </w:p>
+    <w:p>
+      <w:pPr>
+        <w:spacing w:line="240" w:lineRule="auto"/>
+      </w:pPr>
+      <w:r>
+        <w:rPr>
+          <w:sz w:val="20"/>
+        </w:rPr>
+        <w:t>10.- El Director Regional podrá, en</w:t>
+      </w:r>
+    </w:p>
+    <w:p>
+      <w:pPr>
+        <w:spacing w:line="240" w:lineRule="auto"/>
+      </w:pPr>
+      <w:r>
+        <w:rPr>
+          <w:sz w:val="20"/>
+        </w:rPr>
+        <w:t>cualquier tiempo dejar sin efecto las resoluciones que excepcionan del cambio de sujeto,</w:t>
+      </w:r>
+    </w:p>
+    <w:p>
+      <w:pPr>
+        <w:spacing w:line="240" w:lineRule="auto"/>
+      </w:pPr>
+      <w:r>
+        <w:rPr>
+          <w:sz w:val="20"/>
+        </w:rPr>
+        <w:t>si estimare que el contribuyente beneficiario ha dejado de cumplir las condiciones en cuya</w:t>
+      </w:r>
+    </w:p>
+    <w:p>
+      <w:pPr>
+        <w:spacing w:line="240" w:lineRule="auto"/>
+      </w:pPr>
+      <w:r>
+        <w:rPr>
+          <w:sz w:val="20"/>
+        </w:rPr>
+        <w:t>virtud le fuera concedida. La resolución revocatoria se publicará extractada en el</w:t>
+      </w:r>
+    </w:p>
+    <w:p>
+      <w:pPr>
+        <w:spacing w:line="240" w:lineRule="auto"/>
+      </w:pPr>
+      <w:r>
+        <w:rPr>
+          <w:sz w:val="20"/>
+        </w:rPr>
+        <w:t>Diario Oficial por cuenta y costo del Servicio de Impuestos Internos y regirá a partir de</w:t>
+      </w:r>
+    </w:p>
+    <w:p>
+      <w:pPr>
+        <w:spacing w:line="240" w:lineRule="auto"/>
+      </w:pPr>
+      <w:r>
+        <w:rPr>
+          <w:sz w:val="20"/>
+        </w:rPr>
+        <w:t>la fecha de su publicación.</w:t>
+      </w:r>
+    </w:p>
+    <w:p>
+      <w:pPr>
+        <w:spacing w:line="240" w:lineRule="auto"/>
+      </w:pPr>
+      <w:r>
+        <w:rPr>
+          <w:sz w:val="20"/>
+        </w:rPr>
+        <w:t>11.- Los adquirentes de productos</w:t>
+      </w:r>
+    </w:p>
+    <w:p>
+      <w:pPr>
+        <w:spacing w:line="240" w:lineRule="auto"/>
+      </w:pPr>
+      <w:r>
+        <w:rPr>
+          <w:sz w:val="20"/>
+        </w:rPr>
+        <w:t>silvestres señalados en el resolutivo Nº 2, afectados por el cambio de sujeto dispuesto</w:t>
+      </w:r>
+    </w:p>
+    <w:p>
+      <w:pPr>
+        <w:spacing w:line="240" w:lineRule="auto"/>
+      </w:pPr>
+      <w:r>
+        <w:rPr>
+          <w:sz w:val="20"/>
+        </w:rPr>
+        <w:t>en la presente resolución, deberán dar aviso al Servicio de Impuestos Internos de este</w:t>
+      </w:r>
+    </w:p>
+    <w:p>
+      <w:pPr>
+        <w:spacing w:line="240" w:lineRule="auto"/>
+      </w:pPr>
+      <w:r>
+        <w:rPr>
+          <w:sz w:val="20"/>
+        </w:rPr>
+        <w:t>hecho, presentando un escrito en triplicado en el que se indicará el nombre o razón</w:t>
+      </w:r>
+    </w:p>
+    <w:p>
+      <w:pPr>
+        <w:spacing w:line="240" w:lineRule="auto"/>
+      </w:pPr>
+      <w:r>
+        <w:rPr>
+          <w:sz w:val="20"/>
+        </w:rPr>
+        <w:t>social, RUT, domicilio de casa matriz, actividad económica principal, código de la</w:t>
+      </w:r>
+    </w:p>
+    <w:p>
+      <w:pPr>
+        <w:spacing w:line="240" w:lineRule="auto"/>
+      </w:pPr>
+      <w:r>
+        <w:rPr>
+          <w:sz w:val="20"/>
+        </w:rPr>
+        <w:t>actividad económica, número de sucursales con su ubicación y dirección, líneas de</w:t>
+      </w:r>
+    </w:p>
+    <w:p>
+      <w:pPr>
+        <w:spacing w:line="240" w:lineRule="auto"/>
+      </w:pPr>
+      <w:r>
+        <w:rPr>
+          <w:sz w:val="20"/>
+        </w:rPr>
+        <w:t>producción, capital propio, total de compras de productos silvestres del año anterior o</w:t>
+      </w:r>
+    </w:p>
+    <w:p>
+      <w:pPr>
+        <w:spacing w:line="240" w:lineRule="auto"/>
+      </w:pPr>
+      <w:r>
+        <w:rPr>
+          <w:sz w:val="20"/>
+        </w:rPr>
+        <w:t>en curso, empresas relacionadas y clase de relación, nombre y RUT de los relacionados y</w:t>
+      </w:r>
+    </w:p>
+    <w:p>
+      <w:pPr>
+        <w:spacing w:line="240" w:lineRule="auto"/>
+      </w:pPr>
+      <w:r>
+        <w:rPr>
+          <w:sz w:val="20"/>
+        </w:rPr>
+        <w:t>nombre y RUT del representante legal. Este escrito se presentará en las Unidades del</w:t>
+      </w:r>
+    </w:p>
+    <w:p>
+      <w:pPr>
+        <w:spacing w:line="240" w:lineRule="auto"/>
+      </w:pPr>
+      <w:r>
+        <w:rPr>
+          <w:sz w:val="20"/>
+        </w:rPr>
+        <w:t>Servicio, en cuya jurisdicción se encuentra el domicilio de la casa matriz en el plazo de</w:t>
+      </w:r>
+    </w:p>
+    <w:p>
+      <w:pPr>
+        <w:spacing w:line="240" w:lineRule="auto"/>
+      </w:pPr>
+      <w:r>
+        <w:rPr>
+          <w:sz w:val="20"/>
+        </w:rPr>
+        <w:t>treinta días hábiles, contado a partir de la publicación en el Diario Oficial de la</w:t>
+      </w:r>
+    </w:p>
+    <w:p>
+      <w:pPr>
+        <w:spacing w:line="240" w:lineRule="auto"/>
+      </w:pPr>
+      <w:r>
+        <w:rPr>
+          <w:sz w:val="20"/>
+        </w:rPr>
+        <w:t>presente resolución o desde la fecha de cumplimiento de los requisitos señalados en el</w:t>
+      </w:r>
+    </w:p>
+    <w:p>
+      <w:pPr>
+        <w:spacing w:line="240" w:lineRule="auto"/>
+      </w:pPr>
+      <w:r>
+        <w:rPr>
+          <w:sz w:val="20"/>
+        </w:rPr>
+        <w:t>dispositivo número 2.</w:t>
+      </w:r>
+    </w:p>
+    <w:p>
+      <w:pPr>
+        <w:spacing w:line="240" w:lineRule="auto"/>
+      </w:pPr>
+      <w:r>
+        <w:rPr>
+          <w:sz w:val="20"/>
+        </w:rPr>
+        <w:t>Aquellos contribuyentes que no informen o</w:t>
+      </w:r>
+    </w:p>
+    <w:p>
+      <w:pPr>
+        <w:spacing w:line="240" w:lineRule="auto"/>
+      </w:pPr>
+      <w:r>
+        <w:rPr>
+          <w:sz w:val="20"/>
+        </w:rPr>
+        <w:t>informen con retardo al Servicio de Impuestos Internos ser agentes retenedores, cumpliendo</w:t>
+      </w:r>
+    </w:p>
+    <w:p>
+      <w:pPr>
+        <w:spacing w:line="240" w:lineRule="auto"/>
+      </w:pPr>
+      <w:r>
+        <w:rPr>
+          <w:sz w:val="20"/>
+        </w:rPr>
+        <w:t>los requisitos para ello, serán sancionados de acuerdo a lo dispuesto en el artículo 97</w:t>
+      </w:r>
+    </w:p>
+    <w:p>
+      <w:pPr>
+        <w:spacing w:line="240" w:lineRule="auto"/>
+      </w:pPr>
+      <w:r>
+        <w:rPr>
+          <w:sz w:val="20"/>
+        </w:rPr>
+        <w:t>N° 1 del Código Tributario.</w:t>
+      </w:r>
+    </w:p>
+    <w:p>
+      <w:pPr>
+        <w:spacing w:line="240" w:lineRule="auto"/>
+      </w:pPr>
+      <w:r>
+        <w:rPr>
+          <w:sz w:val="20"/>
+        </w:rPr>
+        <w:t>A aquellos contribuyentes que en vista a</w:t>
+      </w:r>
+    </w:p>
+    <w:p>
+      <w:pPr>
+        <w:spacing w:line="240" w:lineRule="auto"/>
+      </w:pPr>
+      <w:r>
+        <w:rPr>
+          <w:sz w:val="20"/>
+        </w:rPr>
+        <w:t>lo dispuesto en las Resoluciones Nº Ex. 750 de 1992, Nº Ex. 4840 de 1993, Nº Ex. 3707</w:t>
+      </w:r>
+    </w:p>
+    <w:p>
+      <w:pPr>
+        <w:spacing w:line="240" w:lineRule="auto"/>
+      </w:pPr>
+      <w:r>
+        <w:rPr>
+          <w:sz w:val="20"/>
+        </w:rPr>
+        <w:t>de 1994, Nº Ex. 4212 de 1995, Nº Ex. 4181 de 1996, N° Ex. 4328 de 1997, Nº Ex. 5101 de</w:t>
+      </w:r>
+    </w:p>
+    <w:p>
+      <w:pPr>
+        <w:spacing w:line="240" w:lineRule="auto"/>
+      </w:pPr>
+      <w:r>
+        <w:rPr>
+          <w:sz w:val="20"/>
+        </w:rPr>
+        <w:t>1998 y N° Ex. 5776 de 1999, tuvieren a la fecha de entrada en vigencia de esta</w:t>
+      </w:r>
+    </w:p>
+    <w:p>
+      <w:pPr>
+        <w:spacing w:line="240" w:lineRule="auto"/>
+      </w:pPr>
+      <w:r>
+        <w:rPr>
+          <w:sz w:val="20"/>
+        </w:rPr>
+        <w:t>Resolución, la calidad de agente retenedor o estuvieren excepcionados del cambio de</w:t>
+      </w:r>
+    </w:p>
+    <w:p>
+      <w:pPr>
+        <w:spacing w:line="240" w:lineRule="auto"/>
+      </w:pPr>
+      <w:r>
+        <w:rPr>
+          <w:sz w:val="20"/>
+        </w:rPr>
+        <w:t>sujeto del IVA, se les mantendrá dicha calidad y no les será exigido nuevamente la</w:t>
+      </w:r>
+    </w:p>
+    <w:p>
+      <w:pPr>
+        <w:spacing w:line="240" w:lineRule="auto"/>
+      </w:pPr>
+      <w:r>
+        <w:rPr>
+          <w:sz w:val="20"/>
+        </w:rPr>
+        <w:t>presentación de sus antecedentes.</w:t>
+      </w:r>
+    </w:p>
+    <w:p>
+      <w:pPr>
+        <w:spacing w:line="240" w:lineRule="auto"/>
+      </w:pPr>
+      <w:r>
+        <w:rPr>
+          <w:sz w:val="20"/>
+        </w:rPr>
+        <w:t>12.- Los contribuyentes señalados en el</w:t>
+      </w:r>
+    </w:p>
+    <w:p>
+      <w:pPr>
+        <w:spacing w:line="240" w:lineRule="auto"/>
+      </w:pPr>
+      <w:r>
+        <w:rPr>
+          <w:sz w:val="20"/>
+        </w:rPr>
+        <w:t>dispositivo 11, para tener la calidad de agentes retenedores del Impuesto al Valor</w:t>
+      </w:r>
+    </w:p>
+    <w:p>
+      <w:pPr>
+        <w:spacing w:line="240" w:lineRule="auto"/>
+      </w:pPr>
+      <w:r>
+        <w:rPr>
+          <w:sz w:val="20"/>
+        </w:rPr>
+        <w:t>Agregado, deberán ser contribuyentes que observen un buen comportamiento tributario.</w:t>
+      </w:r>
+    </w:p>
+    <w:p>
+      <w:pPr>
+        <w:spacing w:line="240" w:lineRule="auto"/>
+      </w:pPr>
+      <w:r>
+        <w:rPr>
+          <w:sz w:val="20"/>
+        </w:rPr>
+        <w:t>El Director Regional sobre la base del</w:t>
+      </w:r>
+    </w:p>
+    <w:p>
+      <w:pPr>
+        <w:spacing w:line="240" w:lineRule="auto"/>
+      </w:pPr>
+      <w:r>
+        <w:rPr>
+          <w:sz w:val="20"/>
+        </w:rPr>
+        <w:t>informe que emita el Departamento Regional de Fiscalización respectivo, en relación al</w:t>
+      </w:r>
+    </w:p>
+    <w:p>
+      <w:pPr>
+        <w:spacing w:line="240" w:lineRule="auto"/>
+      </w:pPr>
+      <w:r>
+        <w:rPr>
+          <w:sz w:val="20"/>
+        </w:rPr>
+        <w:t>cumplimiento tributario y al cumplimiento de los requisitos señalados en dispositivo 2</w:t>
+      </w:r>
+    </w:p>
+    <w:p>
+      <w:pPr>
+        <w:spacing w:line="240" w:lineRule="auto"/>
+      </w:pPr>
+      <w:r>
+        <w:rPr>
+          <w:sz w:val="20"/>
+        </w:rPr>
+        <w:t>emitirá, si procede, un certificado en el cual se reconocerá la calidad de retenedor del</w:t>
+      </w:r>
+    </w:p>
+    <w:p>
+      <w:pPr>
+        <w:spacing w:line="240" w:lineRule="auto"/>
+      </w:pPr>
+      <w:r>
+        <w:rPr>
+          <w:sz w:val="20"/>
+        </w:rPr>
+        <w:t>adquirente. Los certificados que se emitan se publicarán en el Diario Oficial, por cuenta</w:t>
+      </w:r>
+    </w:p>
+    <w:p>
+      <w:pPr>
+        <w:spacing w:line="240" w:lineRule="auto"/>
+      </w:pPr>
+      <w:r>
+        <w:rPr>
+          <w:sz w:val="20"/>
+        </w:rPr>
+        <w:t>del peticionario, dentro de los primeros quince días corridos de ser emitidos dichos</w:t>
+      </w:r>
+    </w:p>
+    <w:p>
+      <w:pPr>
+        <w:spacing w:line="240" w:lineRule="auto"/>
+      </w:pPr>
+      <w:r>
+        <w:rPr>
+          <w:sz w:val="20"/>
+        </w:rPr>
+        <w:t>certificados, y tendrán vigencia a partir del día 1° del mes siguiente al de la fecha</w:t>
+      </w:r>
+    </w:p>
+    <w:p>
+      <w:pPr>
+        <w:spacing w:line="240" w:lineRule="auto"/>
+      </w:pPr>
+      <w:r>
+        <w:rPr>
+          <w:sz w:val="20"/>
+        </w:rPr>
+        <w:t>de su publicación. Si el contribuyente no publicare en el plazo establecido, el Servicio</w:t>
+      </w:r>
+    </w:p>
+    <w:p>
+      <w:pPr>
+        <w:spacing w:line="240" w:lineRule="auto"/>
+      </w:pPr>
+      <w:r>
+        <w:rPr>
+          <w:sz w:val="20"/>
+        </w:rPr>
+        <w:t>lo hará a través de un listado, adquiriendo la calidad de agente retenedor a partir de</w:t>
+      </w:r>
+    </w:p>
+    <w:p>
+      <w:pPr>
+        <w:spacing w:line="240" w:lineRule="auto"/>
+      </w:pPr>
+      <w:r>
+        <w:rPr>
+          <w:sz w:val="20"/>
+        </w:rPr>
+        <w:t>la fecha de su publicación.</w:t>
+      </w:r>
+    </w:p>
+    <w:p>
+      <w:pPr>
+        <w:spacing w:line="240" w:lineRule="auto"/>
+      </w:pPr>
+      <w:r>
+        <w:rPr>
+          <w:sz w:val="20"/>
+        </w:rPr>
+        <w:t>13.- En todo caso, el Director Regional</w:t>
+      </w:r>
+    </w:p>
+    <w:p>
+      <w:pPr>
+        <w:spacing w:line="240" w:lineRule="auto"/>
+      </w:pPr>
+      <w:r>
+        <w:rPr>
+          <w:sz w:val="20"/>
+        </w:rPr>
+        <w:t>podrá otorgar la calidad de agente retenedor, a aquellos contribuyentes que cumpliendo</w:t>
+      </w:r>
+    </w:p>
+    <w:p>
+      <w:pPr>
+        <w:spacing w:line="240" w:lineRule="auto"/>
+      </w:pPr>
+      <w:r>
+        <w:rPr>
+          <w:sz w:val="20"/>
+        </w:rPr>
+        <w:t>con los requisitos y parámetros, no informen de este hecho al Servicio dentro de los</w:t>
+      </w:r>
+    </w:p>
+    <w:p>
+      <w:pPr>
+        <w:spacing w:line="240" w:lineRule="auto"/>
+      </w:pPr>
+      <w:r>
+        <w:rPr>
+          <w:sz w:val="20"/>
+        </w:rPr>
+        <w:t>plazos establecidos en los resolutivos anteriores, previo informe de cumplimiento</w:t>
+      </w:r>
+    </w:p>
+    <w:p>
+      <w:pPr>
+        <w:spacing w:line="240" w:lineRule="auto"/>
+      </w:pPr>
+      <w:r>
+        <w:rPr>
+          <w:sz w:val="20"/>
+        </w:rPr>
+        <w:t>tributario del Departamento de Fiscalización. En tal situación, el certificado que</w:t>
+      </w:r>
+    </w:p>
+    <w:p>
+      <w:pPr>
+        <w:spacing w:line="240" w:lineRule="auto"/>
+      </w:pPr>
+      <w:r>
+        <w:rPr>
+          <w:sz w:val="20"/>
+        </w:rPr>
+        <w:t>otorga la calidad de agente retenedor, será publicado en el Diario Oficial, por cuenta</w:t>
+      </w:r>
+    </w:p>
+    <w:p>
+      <w:pPr>
+        <w:spacing w:line="240" w:lineRule="auto"/>
+      </w:pPr>
+      <w:r>
+        <w:rPr>
+          <w:sz w:val="20"/>
+        </w:rPr>
+        <w:t>del Servicio de Impuestos Internos y regirá a contar de la fecha de su publicación.</w:t>
+      </w:r>
+    </w:p>
+    <w:p>
+      <w:pPr>
+        <w:spacing w:line="240" w:lineRule="auto"/>
+      </w:pPr>
+      <w:r>
+        <w:rPr>
+          <w:sz w:val="20"/>
+        </w:rPr>
+        <w:t>14.- No obstante lo establecido en los</w:t>
+      </w:r>
+    </w:p>
+    <w:p>
+      <w:pPr>
+        <w:spacing w:line="240" w:lineRule="auto"/>
+      </w:pPr>
+      <w:r>
+        <w:rPr>
+          <w:sz w:val="20"/>
+        </w:rPr>
+        <w:t>dispositivos anteriores, en cuanto a la calidad de retenedor que otorga la presente</w:t>
+      </w:r>
+    </w:p>
+    <w:p>
+      <w:pPr>
+        <w:spacing w:line="240" w:lineRule="auto"/>
+      </w:pPr>
+      <w:r>
+        <w:rPr>
+          <w:sz w:val="20"/>
+        </w:rPr>
+        <w:t>Resolución, el Servicio de Impuestos Internos podrá poner término a dicha calidad,</w:t>
+      </w:r>
+    </w:p>
+    <w:p>
+      <w:pPr>
+        <w:spacing w:line="240" w:lineRule="auto"/>
+      </w:pPr>
+      <w:r>
+        <w:rPr>
+          <w:sz w:val="20"/>
+        </w:rPr>
+        <w:t>previa solicitud del contribuyente con los antecedentes que el caso amerite o de oficio</w:t>
+      </w:r>
+    </w:p>
+    <w:p>
+      <w:pPr>
+        <w:spacing w:line="240" w:lineRule="auto"/>
+      </w:pPr>
+      <w:r>
+        <w:rPr>
+          <w:sz w:val="20"/>
+        </w:rPr>
+        <w:t>por el Director Regional cuando éste lo estime procedente. Si la revocación es por</w:t>
+      </w:r>
+    </w:p>
+    <w:p>
+      <w:pPr>
+        <w:spacing w:line="240" w:lineRule="auto"/>
+      </w:pPr>
+      <w:r>
+        <w:rPr>
+          <w:sz w:val="20"/>
+        </w:rPr>
+        <w:t>solicitud del contribuyente, la resolución deberá publicarse extractada en el Diario</w:t>
+      </w:r>
+    </w:p>
+    <w:p>
+      <w:pPr>
+        <w:spacing w:line="240" w:lineRule="auto"/>
+      </w:pPr>
+      <w:r>
+        <w:rPr>
+          <w:sz w:val="20"/>
+        </w:rPr>
+        <w:t>Oficial por cuenta del peticionario, debiendo el Director Regional confeccionar y entregar</w:t>
+      </w:r>
+    </w:p>
+    <w:p>
+      <w:pPr>
+        <w:spacing w:line="240" w:lineRule="auto"/>
+      </w:pPr>
+      <w:r>
+        <w:rPr>
+          <w:sz w:val="20"/>
+        </w:rPr>
+        <w:t>el respectivo extracto que deba publicarse, y regirá a partir del día 1º del mes</w:t>
+      </w:r>
+    </w:p>
+    <w:p>
+      <w:pPr>
+        <w:spacing w:line="240" w:lineRule="auto"/>
+      </w:pPr>
+      <w:r>
+        <w:rPr>
+          <w:sz w:val="20"/>
+        </w:rPr>
+        <w:t>siguiente al de su publicación. En caso de revocación de oficio por el Director</w:t>
+      </w:r>
+    </w:p>
+    <w:p>
+      <w:pPr>
+        <w:spacing w:line="240" w:lineRule="auto"/>
+      </w:pPr>
+      <w:r>
+        <w:rPr>
+          <w:sz w:val="20"/>
+        </w:rPr>
+        <w:t>Regional, la resolución será publicada, en extracto, en el Diario Oficial por cuenta del</w:t>
+      </w:r>
+    </w:p>
+    <w:p>
+      <w:pPr>
+        <w:spacing w:line="240" w:lineRule="auto"/>
+      </w:pPr>
+      <w:r>
+        <w:rPr>
+          <w:sz w:val="20"/>
+        </w:rPr>
+        <w:t>Servicio de Impuestos Internos y regirá a contar de la fecha de su publicación.</w:t>
+      </w:r>
+    </w:p>
+    <w:p>
+      <w:pPr>
+        <w:spacing w:line="240" w:lineRule="auto"/>
+      </w:pPr>
+      <w:r>
+        <w:rPr>
+          <w:sz w:val="20"/>
+        </w:rPr>
+        <w:t>15.- En las resoluciones que dicten los</w:t>
+      </w:r>
+    </w:p>
+    <w:p>
+      <w:pPr>
+        <w:spacing w:line="240" w:lineRule="auto"/>
+      </w:pPr>
+      <w:r>
+        <w:rPr>
+          <w:sz w:val="20"/>
+        </w:rPr>
+        <w:t>Directores Regionales, en virtud de lo dispuesto en los números 9, 10 y 14 deberá</w:t>
+      </w:r>
+    </w:p>
+    <w:p>
+      <w:pPr>
+        <w:spacing w:line="240" w:lineRule="auto"/>
+      </w:pPr>
+      <w:r>
+        <w:rPr>
+          <w:sz w:val="20"/>
+        </w:rPr>
+        <w:t>dejarse constancia que ellas se dictan haciendo uso de las facultades delegadas en los</w:t>
+      </w:r>
+    </w:p>
+    <w:p>
+      <w:pPr>
+        <w:spacing w:line="240" w:lineRule="auto"/>
+      </w:pPr>
+      <w:r>
+        <w:rPr>
+          <w:sz w:val="20"/>
+        </w:rPr>
+        <w:t>Nºs 9, 10 ó 14 de esta Resolución, según proceda.</w:t>
+      </w:r>
+    </w:p>
+    <w:p>
+      <w:pPr>
+        <w:spacing w:line="240" w:lineRule="auto"/>
+      </w:pPr>
+      <w:r>
+        <w:rPr>
+          <w:sz w:val="20"/>
+        </w:rPr>
+        <w:t>16.- Los agentes retenedores a que se</w:t>
+      </w:r>
+    </w:p>
+    <w:p>
+      <w:pPr>
+        <w:spacing w:line="240" w:lineRule="auto"/>
+      </w:pPr>
+      <w:r>
+        <w:rPr>
+          <w:sz w:val="20"/>
+        </w:rPr>
+        <w:t>refiere esta resolución, deberán presentar hasta el día 15 de cada mes, en la Unidad</w:t>
+      </w:r>
+    </w:p>
+    <w:p>
+      <w:pPr>
+        <w:spacing w:line="240" w:lineRule="auto"/>
+      </w:pPr>
+      <w:r>
+        <w:rPr>
+          <w:sz w:val="20"/>
+        </w:rPr>
+        <w:t>del Servicio que corresponda a su domicilio, el formulario Nº 3290 y anexo -en original y</w:t>
+      </w:r>
+    </w:p>
+    <w:p>
+      <w:pPr>
+        <w:spacing w:line="240" w:lineRule="auto"/>
+      </w:pPr>
+      <w:r>
+        <w:rPr>
+          <w:sz w:val="20"/>
+        </w:rPr>
+        <w:t>dos copias- proporcionado por el Servicio de Impuestos Internos, que contendrá el monto</w:t>
+      </w:r>
+    </w:p>
+    <w:p>
+      <w:pPr>
+        <w:spacing w:line="240" w:lineRule="auto"/>
+      </w:pPr>
+      <w:r>
+        <w:rPr>
+          <w:sz w:val="20"/>
+        </w:rPr>
+        <w:t>del IVA retenido, las compras de productos silvestres en kilogramos, la existencia</w:t>
+      </w:r>
+    </w:p>
+    <w:p>
+      <w:pPr>
+        <w:spacing w:line="240" w:lineRule="auto"/>
+      </w:pPr>
+      <w:r>
+        <w:rPr>
+          <w:sz w:val="20"/>
+        </w:rPr>
+        <w:t>inicial, las entradas, las salidas y la existencia final de productos silvestres del mes</w:t>
+      </w:r>
+    </w:p>
+    <w:p>
+      <w:pPr>
+        <w:spacing w:line="240" w:lineRule="auto"/>
+      </w:pPr>
+      <w:r>
+        <w:rPr>
+          <w:sz w:val="20"/>
+        </w:rPr>
+        <w:t>anterior. Cuando el plazo para informar venza en día sábado o feriado, éste se</w:t>
+      </w:r>
+    </w:p>
+    <w:p>
+      <w:pPr>
+        <w:spacing w:line="240" w:lineRule="auto"/>
+      </w:pPr>
+      <w:r>
+        <w:rPr>
+          <w:sz w:val="20"/>
+        </w:rPr>
+        <w:t>prorrogará hasta el primer día hábil siguiente.</w:t>
+      </w:r>
+    </w:p>
+    <w:p>
+      <w:pPr>
+        <w:spacing w:line="240" w:lineRule="auto"/>
+      </w:pPr>
+      <w:r>
+        <w:rPr>
+          <w:sz w:val="20"/>
+        </w:rPr>
+        <w:t>Al reverso del formulario Nº 3290, en la</w:t>
+      </w:r>
+    </w:p>
+    <w:p>
+      <w:pPr>
+        <w:spacing w:line="240" w:lineRule="auto"/>
+      </w:pPr>
+      <w:r>
+        <w:rPr>
+          <w:sz w:val="20"/>
+        </w:rPr>
+        <w:t>sección 4, deberán informarse los antecedentes de las compras de productos silvestres</w:t>
+      </w:r>
+    </w:p>
+    <w:p>
+      <w:pPr>
+        <w:spacing w:line="240" w:lineRule="auto"/>
+      </w:pPr>
+      <w:r>
+        <w:rPr>
+          <w:sz w:val="20"/>
+        </w:rPr>
+        <w:t>efectuadas a otros retenedores.</w:t>
+      </w:r>
+    </w:p>
+    <w:p>
+      <w:pPr>
+        <w:spacing w:line="240" w:lineRule="auto"/>
+      </w:pPr>
+      <w:r>
+        <w:rPr>
+          <w:sz w:val="20"/>
+        </w:rPr>
+        <w:t>En el anexo, formulario Nº 3290.1,</w:t>
+      </w:r>
+    </w:p>
+    <w:p>
+      <w:pPr>
+        <w:spacing w:line="240" w:lineRule="auto"/>
+      </w:pPr>
+      <w:r>
+        <w:rPr>
+          <w:sz w:val="20"/>
+        </w:rPr>
+        <w:t>deberá indicarse, respecto de cada vendedor a quien se le ha retenido el IVA en el mes</w:t>
+      </w:r>
+    </w:p>
+    <w:p>
+      <w:pPr>
+        <w:spacing w:line="240" w:lineRule="auto"/>
+      </w:pPr>
+      <w:r>
+        <w:rPr>
+          <w:sz w:val="20"/>
+        </w:rPr>
+        <w:t>que se informe: RUT Vendedor, nombre o razón social, dirección, código de producto</w:t>
+      </w:r>
+    </w:p>
+    <w:p>
+      <w:pPr>
+        <w:spacing w:line="240" w:lineRule="auto"/>
+      </w:pPr>
+      <w:r>
+        <w:rPr>
+          <w:sz w:val="20"/>
+        </w:rPr>
+        <w:t>silvestre, cantidad comprada y monto del IVA retenido. La información requerida en este</w:t>
+      </w:r>
+    </w:p>
+    <w:p>
+      <w:pPr>
+        <w:spacing w:line="240" w:lineRule="auto"/>
+      </w:pPr>
+      <w:r>
+        <w:rPr>
+          <w:sz w:val="20"/>
+        </w:rPr>
+        <w:t>anexo, también podrá ser presentada en medio magnético, según instrucciones que se</w:t>
+      </w:r>
+    </w:p>
+    <w:p>
+      <w:pPr>
+        <w:spacing w:line="240" w:lineRule="auto"/>
+      </w:pPr>
+      <w:r>
+        <w:rPr>
+          <w:sz w:val="20"/>
+        </w:rPr>
+        <w:t>impartirán en la circular respectiva.</w:t>
+      </w:r>
+    </w:p>
+    <w:p>
+      <w:pPr>
+        <w:spacing w:line="240" w:lineRule="auto"/>
+      </w:pPr>
+      <w:r>
+        <w:rPr>
+          <w:sz w:val="20"/>
+        </w:rPr>
+        <w:t>El formulario y anexo señalado en este</w:t>
+      </w:r>
+    </w:p>
+    <w:p>
+      <w:pPr>
+        <w:spacing w:line="240" w:lineRule="auto"/>
+      </w:pPr>
+      <w:r>
+        <w:rPr>
+          <w:sz w:val="20"/>
+        </w:rPr>
+        <w:t>dispositivo, deberá ser presentado en las Unidades del Servicio que correspondan al</w:t>
+      </w:r>
+    </w:p>
+    <w:p>
+      <w:pPr>
+        <w:spacing w:line="240" w:lineRule="auto"/>
+      </w:pPr>
+      <w:r>
+        <w:rPr>
+          <w:sz w:val="20"/>
+        </w:rPr>
+        <w:t>domicilio del contribuyente, aún en el caso de no registrar movimiento alguno, y éstas</w:t>
+      </w:r>
+    </w:p>
+    <w:p>
+      <w:pPr>
+        <w:spacing w:line="240" w:lineRule="auto"/>
+      </w:pPr>
+      <w:r>
+        <w:rPr>
+          <w:sz w:val="20"/>
+        </w:rPr>
+        <w:t>por su parte enviarán el original a la Subdirección de Fiscalización, Oficina de</w:t>
+      </w:r>
+    </w:p>
+    <w:p>
+      <w:pPr>
+        <w:spacing w:line="240" w:lineRule="auto"/>
+      </w:pPr>
+      <w:r>
+        <w:rPr>
+          <w:sz w:val="20"/>
+        </w:rPr>
+        <w:t>Fiscalización Sectorial.</w:t>
+      </w:r>
+    </w:p>
+    <w:p>
+      <w:pPr>
+        <w:spacing w:line="240" w:lineRule="auto"/>
+      </w:pPr>
+      <w:r>
+        <w:rPr>
+          <w:sz w:val="20"/>
+        </w:rPr>
+        <w:t>17.- El incumplimiento de las</w:t>
+      </w:r>
+    </w:p>
+    <w:p>
+      <w:pPr>
+        <w:spacing w:line="240" w:lineRule="auto"/>
+      </w:pPr>
+      <w:r>
+        <w:rPr>
+          <w:sz w:val="20"/>
+        </w:rPr>
+        <w:t>obligaciones, sobre emisión de facturas de compra en la forma y oportunidades señalados</w:t>
+      </w:r>
+    </w:p>
+    <w:p>
+      <w:pPr>
+        <w:spacing w:line="240" w:lineRule="auto"/>
+      </w:pPr>
+      <w:r>
+        <w:rPr>
+          <w:sz w:val="20"/>
+        </w:rPr>
+        <w:t>en los dispositivos anteriores; el no indicar en las facturas, los datos de las</w:t>
+      </w:r>
+    </w:p>
+    <w:p>
+      <w:pPr>
+        <w:spacing w:line="240" w:lineRule="auto"/>
+      </w:pPr>
+      <w:r>
+        <w:rPr>
+          <w:sz w:val="20"/>
+        </w:rPr>
+        <w:t>resoluciones de excepción, según lo establecido en el dispositivo 9; la no entrega</w:t>
+      </w:r>
+    </w:p>
+    <w:p>
+      <w:pPr>
+        <w:spacing w:line="240" w:lineRule="auto"/>
+      </w:pPr>
+      <w:r>
+        <w:rPr>
+          <w:sz w:val="20"/>
+        </w:rPr>
+        <w:t>oportuna del aviso de cumplimiento, de los requisitos para que opere el cambio de sujeto,</w:t>
+      </w:r>
+    </w:p>
+    <w:p>
+      <w:pPr>
+        <w:spacing w:line="240" w:lineRule="auto"/>
+      </w:pPr>
+      <w:r>
+        <w:rPr>
+          <w:sz w:val="20"/>
+        </w:rPr>
+        <w:t>conforme al dispositivo 11, como el informe solicitado en formulario 3290 y anexo, exigido</w:t>
+      </w:r>
+    </w:p>
+    <w:p>
+      <w:pPr>
+        <w:spacing w:line="240" w:lineRule="auto"/>
+      </w:pPr>
+      <w:r>
+        <w:rPr>
+          <w:sz w:val="20"/>
+        </w:rPr>
+        <w:t>en el dispositivo 16 y la no publicación del certificado, que da cuenta del otorgamiento</w:t>
+      </w:r>
+    </w:p>
+    <w:p>
+      <w:pPr>
+        <w:spacing w:line="240" w:lineRule="auto"/>
+      </w:pPr>
+      <w:r>
+        <w:rPr>
+          <w:sz w:val="20"/>
+        </w:rPr>
+        <w:t>de la calidad de agente retenedor del IVA, o del extracto de la resolución que concede la</w:t>
+      </w:r>
+    </w:p>
+    <w:p>
+      <w:pPr>
+        <w:spacing w:line="240" w:lineRule="auto"/>
+      </w:pPr>
+      <w:r>
+        <w:rPr>
+          <w:sz w:val="20"/>
+        </w:rPr>
+        <w:t>excepción, dentro de los plazos señalados en los dispositivos Nº 9 y 12, hará incurrir</w:t>
+      </w:r>
+    </w:p>
+    <w:p>
+      <w:pPr>
+        <w:spacing w:line="240" w:lineRule="auto"/>
+      </w:pPr>
+      <w:r>
+        <w:rPr>
+          <w:sz w:val="20"/>
+        </w:rPr>
+        <w:t>en infracciones al contribuyente, las que serán sancionadas de conformidad a los</w:t>
+      </w:r>
+    </w:p>
+    <w:p>
+      <w:pPr>
+        <w:spacing w:line="240" w:lineRule="auto"/>
+      </w:pPr>
+      <w:r>
+        <w:rPr>
+          <w:sz w:val="20"/>
+        </w:rPr>
+        <w:t>artículos 97º y 109º, según corresponda, del Código Tributario.</w:t>
+      </w:r>
+    </w:p>
+    <w:p>
+      <w:pPr>
+        <w:spacing w:line="240" w:lineRule="auto"/>
+      </w:pPr>
+      <w:r>
+        <w:rPr>
+          <w:sz w:val="20"/>
+        </w:rPr>
+        <w:t>18.- La presente Resolución regirá a</w:t>
+      </w:r>
+    </w:p>
+    <w:p>
+      <w:pPr>
+        <w:spacing w:line="240" w:lineRule="auto"/>
+      </w:pPr>
+      <w:r>
+        <w:rPr>
+          <w:sz w:val="20"/>
+        </w:rPr>
+        <w:t>contar del día 1° de Septiembre del año 2000 y tendrá vigencia indefinida.</w:t>
+      </w:r>
+    </w:p>
+    <w:p>
+      <w:pPr>
+        <w:spacing w:line="240" w:lineRule="auto"/>
+      </w:pPr>
+      <w:r>
+        <w:rPr>
+          <w:sz w:val="20"/>
+        </w:rPr>
+        <w:t>ANOTESE Y PUBLIQUESE EN EXTRACTO</w:t>
+      </w:r>
+    </w:p>
+    <w:p>
+      <w:pPr>
+        <w:spacing w:line="240" w:lineRule="auto"/>
+      </w:pPr>
+      <w:r>
+        <w:rPr>
+          <w:sz w:val="20"/>
+        </w:rPr>
+        <w:t>(FDO) JAVIER ETCHEBERRY CELHAY</w:t>
+      </w:r>
+    </w:p>
+    <w:p>
+      <w:pPr>
+        <w:spacing w:line="240" w:lineRule="auto"/>
+      </w:pPr>
+      <w:r>
+        <w:rPr>
+          <w:sz w:val="20"/>
+        </w:rPr>
+        <w:t>DIRECTOR</w:t>
       </w:r>
     </w:p>
     <w:p>
@@ -787,7 +4208,7 @@
                 <w:rFonts w:ascii="Arial" w:hAnsi="Arial"/>
                 <w:sz w:val="20"/>
               </w:rPr>
-              <w:t>IVA retenido total (código 15)</w:t>
+              <w:t>IVA retenido total (código 31, silvestres)</w:t>
             </w:r>
           </w:p>
         </w:tc>
@@ -898,7 +4319,7 @@
     </w:p>
     <w:p>
       <w:r>
-        <w:t>Libro de compras (cinco facturas de compra; el IVA retenido total no da derecho a crédito fiscal):</w:t>
+        <w:t>Libro de compras (cinco facturas de compra; el IVA es crédito fiscal y el IVA retenido total se informa con el código 31, «IVA retenido silvestres»):</w:t>
       </w:r>
     </w:p>
     <w:tbl>
@@ -3024,7 +6445,7 @@
                 <w:rFonts w:ascii="Arial" w:hAnsi="Arial"/>
                 <w:sz w:val="16"/>
               </w:rPr>
-              <w:t>2.142.000</w:t>
+              <w:t>1.800.000</w:t>
             </w:r>
           </w:p>
         </w:tc>
@@ -3091,7 +6512,7 @@
                 <w:rFonts w:ascii="Arial" w:hAnsi="Arial"/>
                 <w:sz w:val="16"/>
               </w:rPr>
-              <w:t xml:space="preserve">      2.1.01 Proveedores</w:t>
+              <w:t>1.1.04 IVA crédito fiscal</w:t>
             </w:r>
           </w:p>
         </w:tc>
@@ -3108,6 +6529,7 @@
                 <w:rFonts w:ascii="Arial" w:hAnsi="Arial"/>
                 <w:sz w:val="16"/>
               </w:rPr>
+              <w:t>342.000</w:t>
             </w:r>
           </w:p>
         </w:tc>
@@ -3124,7 +6546,6 @@
                 <w:rFonts w:ascii="Arial" w:hAnsi="Arial"/>
                 <w:sz w:val="16"/>
               </w:rPr>
-              <w:t>1.800.000</w:t>
             </w:r>
           </w:p>
         </w:tc>
@@ -3175,7 +6596,7 @@
                 <w:rFonts w:ascii="Arial" w:hAnsi="Arial"/>
                 <w:sz w:val="16"/>
               </w:rPr>
-              <w:t xml:space="preserve">      2.1.09 IVA retenido por pagar</w:t>
+              <w:t xml:space="preserve">      2.1.01 Proveedores</w:t>
             </w:r>
           </w:p>
         </w:tc>
@@ -3208,7 +6629,7 @@
                 <w:rFonts w:ascii="Arial" w:hAnsi="Arial"/>
                 <w:sz w:val="16"/>
               </w:rPr>
-              <w:t>342.000</w:t>
+              <w:t>1.800.000</w:t>
             </w:r>
           </w:p>
         </w:tc>
@@ -3227,7 +6648,6 @@
                 <w:rFonts w:ascii="Arial" w:hAnsi="Arial"/>
                 <w:sz w:val="16"/>
               </w:rPr>
-              <w:t>2</w:t>
             </w:r>
           </w:p>
         </w:tc>
@@ -3244,7 +6664,6 @@
                 <w:rFonts w:ascii="Arial" w:hAnsi="Arial"/>
                 <w:sz w:val="16"/>
               </w:rPr>
-              <w:t>06-10-2026</w:t>
             </w:r>
           </w:p>
         </w:tc>
@@ -3261,7 +6680,7 @@
                 <w:rFonts w:ascii="Arial" w:hAnsi="Arial"/>
                 <w:sz w:val="16"/>
               </w:rPr>
-              <w:t>Factura de compra N°202: Hongos (IVA retenido)</w:t>
+              <w:t xml:space="preserve">      2.1.09 IVA retenido por pagar</w:t>
             </w:r>
           </w:p>
         </w:tc>
@@ -3294,6 +6713,7 @@
                 <w:rFonts w:ascii="Arial" w:hAnsi="Arial"/>
                 <w:sz w:val="16"/>
               </w:rPr>
+              <w:t>342.000</w:t>
             </w:r>
           </w:p>
         </w:tc>
@@ -3312,6 +6732,7 @@
                 <w:rFonts w:ascii="Arial" w:hAnsi="Arial"/>
                 <w:sz w:val="16"/>
               </w:rPr>
+              <w:t>2</w:t>
             </w:r>
           </w:p>
         </w:tc>
@@ -3328,6 +6749,7 @@
                 <w:rFonts w:ascii="Arial" w:hAnsi="Arial"/>
                 <w:sz w:val="16"/>
               </w:rPr>
+              <w:t>06-10-2026</w:t>
             </w:r>
           </w:p>
         </w:tc>
@@ -3344,7 +6766,7 @@
                 <w:rFonts w:ascii="Arial" w:hAnsi="Arial"/>
                 <w:sz w:val="16"/>
               </w:rPr>
-              <w:t>1.1.13 Inventario mercaderías</w:t>
+              <w:t>Factura de compra N°202: Hongos (IVA retenido)</w:t>
             </w:r>
           </w:p>
         </w:tc>
@@ -3361,7 +6783,6 @@
                 <w:rFonts w:ascii="Arial" w:hAnsi="Arial"/>
                 <w:sz w:val="16"/>
               </w:rPr>
-              <w:t>1.428.000</w:t>
             </w:r>
           </w:p>
         </w:tc>
@@ -3428,7 +6849,7 @@
                 <w:rFonts w:ascii="Arial" w:hAnsi="Arial"/>
                 <w:sz w:val="16"/>
               </w:rPr>
-              <w:t xml:space="preserve">      2.1.01 Proveedores</w:t>
+              <w:t>1.1.13 Inventario mercaderías</w:t>
             </w:r>
           </w:p>
         </w:tc>
@@ -3445,6 +6866,7 @@
                 <w:rFonts w:ascii="Arial" w:hAnsi="Arial"/>
                 <w:sz w:val="16"/>
               </w:rPr>
+              <w:t>1.200.000</w:t>
             </w:r>
           </w:p>
         </w:tc>
@@ -3461,7 +6883,6 @@
                 <w:rFonts w:ascii="Arial" w:hAnsi="Arial"/>
                 <w:sz w:val="16"/>
               </w:rPr>
-              <w:t>1.200.000</w:t>
             </w:r>
           </w:p>
         </w:tc>
@@ -3512,7 +6933,7 @@
                 <w:rFonts w:ascii="Arial" w:hAnsi="Arial"/>
                 <w:sz w:val="16"/>
               </w:rPr>
-              <w:t xml:space="preserve">      2.1.09 IVA retenido por pagar</w:t>
+              <w:t>1.1.04 IVA crédito fiscal</w:t>
             </w:r>
           </w:p>
         </w:tc>
@@ -3529,6 +6950,7 @@
                 <w:rFonts w:ascii="Arial" w:hAnsi="Arial"/>
                 <w:sz w:val="16"/>
               </w:rPr>
+              <w:t>228.000</w:t>
             </w:r>
           </w:p>
         </w:tc>
@@ -3545,7 +6967,6 @@
                 <w:rFonts w:ascii="Arial" w:hAnsi="Arial"/>
                 <w:sz w:val="16"/>
               </w:rPr>
-              <w:t>228.000</w:t>
             </w:r>
           </w:p>
         </w:tc>
@@ -3564,7 +6985,6 @@
                 <w:rFonts w:ascii="Arial" w:hAnsi="Arial"/>
                 <w:sz w:val="16"/>
               </w:rPr>
-              <w:t>3</w:t>
             </w:r>
           </w:p>
         </w:tc>
@@ -3581,7 +7001,6 @@
                 <w:rFonts w:ascii="Arial" w:hAnsi="Arial"/>
                 <w:sz w:val="16"/>
               </w:rPr>
-              <w:t>12-10-2026</w:t>
             </w:r>
           </w:p>
         </w:tc>
@@ -3598,7 +7017,7 @@
                 <w:rFonts w:ascii="Arial" w:hAnsi="Arial"/>
                 <w:sz w:val="16"/>
               </w:rPr>
-              <w:t>Factura de compra N°203: Mora (IVA retenido)</w:t>
+              <w:t xml:space="preserve">      2.1.01 Proveedores</w:t>
             </w:r>
           </w:p>
         </w:tc>
@@ -3631,6 +7050,7 @@
                 <w:rFonts w:ascii="Arial" w:hAnsi="Arial"/>
                 <w:sz w:val="16"/>
               </w:rPr>
+              <w:t>1.200.000</w:t>
             </w:r>
           </w:p>
         </w:tc>
@@ -3681,7 +7101,7 @@
                 <w:rFonts w:ascii="Arial" w:hAnsi="Arial"/>
                 <w:sz w:val="16"/>
               </w:rPr>
-              <w:t>1.1.13 Inventario mercaderías</w:t>
+              <w:t xml:space="preserve">      2.1.09 IVA retenido por pagar</w:t>
             </w:r>
           </w:p>
         </w:tc>
@@ -3698,7 +7118,6 @@
                 <w:rFonts w:ascii="Arial" w:hAnsi="Arial"/>
                 <w:sz w:val="16"/>
               </w:rPr>
-              <w:t>952.000</w:t>
             </w:r>
           </w:p>
         </w:tc>
@@ -3715,6 +7134,7 @@
                 <w:rFonts w:ascii="Arial" w:hAnsi="Arial"/>
                 <w:sz w:val="16"/>
               </w:rPr>
+              <w:t>228.000</w:t>
             </w:r>
           </w:p>
         </w:tc>
@@ -3733,6 +7153,7 @@
                 <w:rFonts w:ascii="Arial" w:hAnsi="Arial"/>
                 <w:sz w:val="16"/>
               </w:rPr>
+              <w:t>3</w:t>
             </w:r>
           </w:p>
         </w:tc>
@@ -3749,6 +7170,7 @@
                 <w:rFonts w:ascii="Arial" w:hAnsi="Arial"/>
                 <w:sz w:val="16"/>
               </w:rPr>
+              <w:t>12-10-2026</w:t>
             </w:r>
           </w:p>
         </w:tc>
@@ -3765,7 +7187,7 @@
                 <w:rFonts w:ascii="Arial" w:hAnsi="Arial"/>
                 <w:sz w:val="16"/>
               </w:rPr>
-              <w:t xml:space="preserve">      2.1.01 Proveedores</w:t>
+              <w:t>Factura de compra N°203: Mora (IVA retenido)</w:t>
             </w:r>
           </w:p>
         </w:tc>
@@ -3798,7 +7220,6 @@
                 <w:rFonts w:ascii="Arial" w:hAnsi="Arial"/>
                 <w:sz w:val="16"/>
               </w:rPr>
-              <w:t>800.000</w:t>
             </w:r>
           </w:p>
         </w:tc>
@@ -3849,7 +7270,7 @@
                 <w:rFonts w:ascii="Arial" w:hAnsi="Arial"/>
                 <w:sz w:val="16"/>
               </w:rPr>
-              <w:t xml:space="preserve">      2.1.09 IVA retenido por pagar</w:t>
+              <w:t>1.1.13 Inventario mercaderías</w:t>
             </w:r>
           </w:p>
         </w:tc>
@@ -3866,6 +7287,7 @@
                 <w:rFonts w:ascii="Arial" w:hAnsi="Arial"/>
                 <w:sz w:val="16"/>
               </w:rPr>
+              <w:t>800.000</w:t>
             </w:r>
           </w:p>
         </w:tc>
@@ -3882,7 +7304,6 @@
                 <w:rFonts w:ascii="Arial" w:hAnsi="Arial"/>
                 <w:sz w:val="16"/>
               </w:rPr>
-              <w:t>152.000</w:t>
             </w:r>
           </w:p>
         </w:tc>
@@ -3901,7 +7322,6 @@
                 <w:rFonts w:ascii="Arial" w:hAnsi="Arial"/>
                 <w:sz w:val="16"/>
               </w:rPr>
-              <w:t>4</w:t>
             </w:r>
           </w:p>
         </w:tc>
@@ -3918,7 +7338,6 @@
                 <w:rFonts w:ascii="Arial" w:hAnsi="Arial"/>
                 <w:sz w:val="16"/>
               </w:rPr>
-              <w:t>19-10-2026</w:t>
             </w:r>
           </w:p>
         </w:tc>
@@ -3935,7 +7354,7 @@
                 <w:rFonts w:ascii="Arial" w:hAnsi="Arial"/>
                 <w:sz w:val="16"/>
               </w:rPr>
-              <w:t>Factura de compra N°204: Hojas de boldo (IVA retenido)</w:t>
+              <w:t>1.1.04 IVA crédito fiscal</w:t>
             </w:r>
           </w:p>
         </w:tc>
@@ -3952,6 +7371,7 @@
                 <w:rFonts w:ascii="Arial" w:hAnsi="Arial"/>
                 <w:sz w:val="16"/>
               </w:rPr>
+              <w:t>152.000</w:t>
             </w:r>
           </w:p>
         </w:tc>
@@ -4018,7 +7438,7 @@
                 <w:rFonts w:ascii="Arial" w:hAnsi="Arial"/>
                 <w:sz w:val="16"/>
               </w:rPr>
-              <w:t>1.1.13 Inventario mercaderías</w:t>
+              <w:t xml:space="preserve">      2.1.01 Proveedores</w:t>
             </w:r>
           </w:p>
         </w:tc>
@@ -4035,7 +7455,6 @@
                 <w:rFonts w:ascii="Arial" w:hAnsi="Arial"/>
                 <w:sz w:val="16"/>
               </w:rPr>
-              <w:t>595.000</w:t>
             </w:r>
           </w:p>
         </w:tc>
@@ -4052,6 +7471,7 @@
                 <w:rFonts w:ascii="Arial" w:hAnsi="Arial"/>
                 <w:sz w:val="16"/>
               </w:rPr>
+              <w:t>800.000</w:t>
             </w:r>
           </w:p>
         </w:tc>
@@ -4102,7 +7522,7 @@
                 <w:rFonts w:ascii="Arial" w:hAnsi="Arial"/>
                 <w:sz w:val="16"/>
               </w:rPr>
-              <w:t xml:space="preserve">      2.1.01 Proveedores</w:t>
+              <w:t xml:space="preserve">      2.1.09 IVA retenido por pagar</w:t>
             </w:r>
           </w:p>
         </w:tc>
@@ -4135,7 +7555,7 @@
                 <w:rFonts w:ascii="Arial" w:hAnsi="Arial"/>
                 <w:sz w:val="16"/>
               </w:rPr>
-              <w:t>500.000</w:t>
+              <w:t>152.000</w:t>
             </w:r>
           </w:p>
         </w:tc>
@@ -4154,6 +7574,7 @@
                 <w:rFonts w:ascii="Arial" w:hAnsi="Arial"/>
                 <w:sz w:val="16"/>
               </w:rPr>
+              <w:t>4</w:t>
             </w:r>
           </w:p>
         </w:tc>
@@ -4170,6 +7591,7 @@
                 <w:rFonts w:ascii="Arial" w:hAnsi="Arial"/>
                 <w:sz w:val="16"/>
               </w:rPr>
+              <w:t>19-10-2026</w:t>
             </w:r>
           </w:p>
         </w:tc>
@@ -4186,7 +7608,7 @@
                 <w:rFonts w:ascii="Arial" w:hAnsi="Arial"/>
                 <w:sz w:val="16"/>
               </w:rPr>
-              <w:t xml:space="preserve">      2.1.09 IVA retenido por pagar</w:t>
+              <w:t>Factura de compra N°204: Hojas de boldo (IVA retenido)</w:t>
             </w:r>
           </w:p>
         </w:tc>
@@ -4219,7 +7641,6 @@
                 <w:rFonts w:ascii="Arial" w:hAnsi="Arial"/>
                 <w:sz w:val="16"/>
               </w:rPr>
-              <w:t>95.000</w:t>
             </w:r>
           </w:p>
         </w:tc>
@@ -4238,7 +7659,6 @@
                 <w:rFonts w:ascii="Arial" w:hAnsi="Arial"/>
                 <w:sz w:val="16"/>
               </w:rPr>
-              <w:t>5</w:t>
             </w:r>
           </w:p>
         </w:tc>
@@ -4255,7 +7675,6 @@
                 <w:rFonts w:ascii="Arial" w:hAnsi="Arial"/>
                 <w:sz w:val="16"/>
               </w:rPr>
-              <w:t>26-10-2026</w:t>
             </w:r>
           </w:p>
         </w:tc>
@@ -4272,7 +7691,7 @@
                 <w:rFonts w:ascii="Arial" w:hAnsi="Arial"/>
                 <w:sz w:val="16"/>
               </w:rPr>
-              <w:t>Factura de compra N°205: Frutos de espino (IVA retenido)</w:t>
+              <w:t>1.1.13 Inventario mercaderías</w:t>
             </w:r>
           </w:p>
         </w:tc>
@@ -4289,6 +7708,7 @@
                 <w:rFonts w:ascii="Arial" w:hAnsi="Arial"/>
                 <w:sz w:val="16"/>
               </w:rPr>
+              <w:t>500.000</w:t>
             </w:r>
           </w:p>
         </w:tc>
@@ -4355,7 +7775,7 @@
                 <w:rFonts w:ascii="Arial" w:hAnsi="Arial"/>
                 <w:sz w:val="16"/>
               </w:rPr>
-              <w:t>1.1.13 Inventario mercaderías</w:t>
+              <w:t>1.1.04 IVA crédito fiscal</w:t>
             </w:r>
           </w:p>
         </w:tc>
@@ -4372,7 +7792,7 @@
                 <w:rFonts w:ascii="Arial" w:hAnsi="Arial"/>
                 <w:sz w:val="16"/>
               </w:rPr>
-              <w:t>1.606.500</w:t>
+              <w:t>95.000</w:t>
             </w:r>
           </w:p>
         </w:tc>
@@ -4472,7 +7892,7 @@
                 <w:rFonts w:ascii="Arial" w:hAnsi="Arial"/>
                 <w:sz w:val="16"/>
               </w:rPr>
-              <w:t>1.350.000</w:t>
+              <w:t>500.000</w:t>
             </w:r>
           </w:p>
         </w:tc>
@@ -4556,7 +7976,7 @@
                 <w:rFonts w:ascii="Arial" w:hAnsi="Arial"/>
                 <w:sz w:val="16"/>
               </w:rPr>
-              <w:t>256.500</w:t>
+              <w:t>95.000</w:t>
             </w:r>
           </w:p>
         </w:tc>
@@ -4575,7 +7995,7 @@
                 <w:rFonts w:ascii="Arial" w:hAnsi="Arial"/>
                 <w:sz w:val="16"/>
               </w:rPr>
-              <w:t>6</w:t>
+              <w:t>5</w:t>
             </w:r>
           </w:p>
         </w:tc>
@@ -4592,7 +8012,7 @@
                 <w:rFonts w:ascii="Arial" w:hAnsi="Arial"/>
                 <w:sz w:val="16"/>
               </w:rPr>
-              <w:t>05-10-2026</w:t>
+              <w:t>26-10-2026</w:t>
             </w:r>
           </w:p>
         </w:tc>
@@ -4609,7 +8029,7 @@
                 <w:rFonts w:ascii="Arial" w:hAnsi="Arial"/>
                 <w:sz w:val="16"/>
               </w:rPr>
-              <w:t>Factura de venta N°101 a Exportadora Andes SpA</w:t>
+              <w:t>Factura de compra N°205: Frutos de espino (IVA retenido)</w:t>
             </w:r>
           </w:p>
         </w:tc>
@@ -4692,7 +8112,7 @@
                 <w:rFonts w:ascii="Arial" w:hAnsi="Arial"/>
                 <w:sz w:val="16"/>
               </w:rPr>
-              <w:t>1.1.03 Clientes</w:t>
+              <w:t>1.1.13 Inventario mercaderías</w:t>
             </w:r>
           </w:p>
         </w:tc>
@@ -4709,7 +8129,7 @@
                 <w:rFonts w:ascii="Arial" w:hAnsi="Arial"/>
                 <w:sz w:val="16"/>
               </w:rPr>
-              <w:t>2.261.000</w:t>
+              <w:t>1.350.000</w:t>
             </w:r>
           </w:p>
         </w:tc>
@@ -4776,7 +8196,7 @@
                 <w:rFonts w:ascii="Arial" w:hAnsi="Arial"/>
                 <w:sz w:val="16"/>
               </w:rPr>
-              <w:t xml:space="preserve">      4.1.01 Ventas</w:t>
+              <w:t>1.1.04 IVA crédito fiscal</w:t>
             </w:r>
           </w:p>
         </w:tc>
@@ -4793,6 +8213,7 @@
                 <w:rFonts w:ascii="Arial" w:hAnsi="Arial"/>
                 <w:sz w:val="16"/>
               </w:rPr>
+              <w:t>256.500</w:t>
             </w:r>
           </w:p>
         </w:tc>
@@ -4809,7 +8230,6 @@
                 <w:rFonts w:ascii="Arial" w:hAnsi="Arial"/>
                 <w:sz w:val="16"/>
               </w:rPr>
-              <w:t>1.900.000</w:t>
             </w:r>
           </w:p>
         </w:tc>
@@ -4860,7 +8280,7 @@
                 <w:rFonts w:ascii="Arial" w:hAnsi="Arial"/>
                 <w:sz w:val="16"/>
               </w:rPr>
-              <w:t xml:space="preserve">      2.1.02 IVA débito fiscal</w:t>
+              <w:t xml:space="preserve">      2.1.01 Proveedores</w:t>
             </w:r>
           </w:p>
         </w:tc>
@@ -4893,7 +8313,7 @@
                 <w:rFonts w:ascii="Arial" w:hAnsi="Arial"/>
                 <w:sz w:val="16"/>
               </w:rPr>
-              <w:t>361.000</w:t>
+              <w:t>1.350.000</w:t>
             </w:r>
           </w:p>
         </w:tc>
@@ -4912,7 +8332,6 @@
                 <w:rFonts w:ascii="Arial" w:hAnsi="Arial"/>
                 <w:sz w:val="16"/>
               </w:rPr>
-              <w:t>7</w:t>
             </w:r>
           </w:p>
         </w:tc>
@@ -4929,7 +8348,6 @@
                 <w:rFonts w:ascii="Arial" w:hAnsi="Arial"/>
                 <w:sz w:val="16"/>
               </w:rPr>
-              <w:t>09-10-2026</w:t>
             </w:r>
           </w:p>
         </w:tc>
@@ -4946,7 +8364,7 @@
                 <w:rFonts w:ascii="Arial" w:hAnsi="Arial"/>
                 <w:sz w:val="16"/>
               </w:rPr>
-              <w:t>Factura de venta N°102 a Agroindustrial Sur Ltda.</w:t>
+              <w:t xml:space="preserve">      2.1.09 IVA retenido por pagar</w:t>
             </w:r>
           </w:p>
         </w:tc>
@@ -4979,6 +8397,7 @@
                 <w:rFonts w:ascii="Arial" w:hAnsi="Arial"/>
                 <w:sz w:val="16"/>
               </w:rPr>
+              <w:t>256.500</w:t>
             </w:r>
           </w:p>
         </w:tc>
@@ -4997,6 +8416,7 @@
                 <w:rFonts w:ascii="Arial" w:hAnsi="Arial"/>
                 <w:sz w:val="16"/>
               </w:rPr>
+              <w:t>6</w:t>
             </w:r>
           </w:p>
         </w:tc>
@@ -5013,6 +8433,7 @@
                 <w:rFonts w:ascii="Arial" w:hAnsi="Arial"/>
                 <w:sz w:val="16"/>
               </w:rPr>
+              <w:t>05-10-2026</w:t>
             </w:r>
           </w:p>
         </w:tc>
@@ -5029,7 +8450,7 @@
                 <w:rFonts w:ascii="Arial" w:hAnsi="Arial"/>
                 <w:sz w:val="16"/>
               </w:rPr>
-              <w:t>1.1.03 Clientes</w:t>
+              <w:t>Factura de venta N°101 a Exportadora Andes SpA</w:t>
             </w:r>
           </w:p>
         </w:tc>
@@ -5046,7 +8467,6 @@
                 <w:rFonts w:ascii="Arial" w:hAnsi="Arial"/>
                 <w:sz w:val="16"/>
               </w:rPr>
-              <w:t>1.785.000</w:t>
             </w:r>
           </w:p>
         </w:tc>
@@ -5113,7 +8533,7 @@
                 <w:rFonts w:ascii="Arial" w:hAnsi="Arial"/>
                 <w:sz w:val="16"/>
               </w:rPr>
-              <w:t xml:space="preserve">      4.1.01 Ventas</w:t>
+              <w:t>1.1.03 Clientes</w:t>
             </w:r>
           </w:p>
         </w:tc>
@@ -5130,6 +8550,7 @@
                 <w:rFonts w:ascii="Arial" w:hAnsi="Arial"/>
                 <w:sz w:val="16"/>
               </w:rPr>
+              <w:t>2.261.000</w:t>
             </w:r>
           </w:p>
         </w:tc>
@@ -5146,7 +8567,6 @@
                 <w:rFonts w:ascii="Arial" w:hAnsi="Arial"/>
                 <w:sz w:val="16"/>
               </w:rPr>
-              <w:t>1.500.000</w:t>
             </w:r>
           </w:p>
         </w:tc>
@@ -5197,7 +8617,7 @@
                 <w:rFonts w:ascii="Arial" w:hAnsi="Arial"/>
                 <w:sz w:val="16"/>
               </w:rPr>
-              <w:t xml:space="preserve">      2.1.02 IVA débito fiscal</w:t>
+              <w:t xml:space="preserve">      4.1.01 Ventas</w:t>
             </w:r>
           </w:p>
         </w:tc>
@@ -5230,7 +8650,7 @@
                 <w:rFonts w:ascii="Arial" w:hAnsi="Arial"/>
                 <w:sz w:val="16"/>
               </w:rPr>
-              <w:t>285.000</w:t>
+              <w:t>1.900.000</w:t>
             </w:r>
           </w:p>
         </w:tc>
@@ -5249,7 +8669,6 @@
                 <w:rFonts w:ascii="Arial" w:hAnsi="Arial"/>
                 <w:sz w:val="16"/>
               </w:rPr>
-              <w:t>8</w:t>
             </w:r>
           </w:p>
         </w:tc>
@@ -5266,7 +8685,6 @@
                 <w:rFonts w:ascii="Arial" w:hAnsi="Arial"/>
                 <w:sz w:val="16"/>
               </w:rPr>
-              <w:t>14-10-2026</w:t>
             </w:r>
           </w:p>
         </w:tc>
@@ -5283,7 +8701,7 @@
                 <w:rFonts w:ascii="Arial" w:hAnsi="Arial"/>
                 <w:sz w:val="16"/>
               </w:rPr>
-              <w:t>Factura de venta N°103 a Hierbas del Valle S.A.</w:t>
+              <w:t xml:space="preserve">      2.1.02 IVA débito fiscal</w:t>
             </w:r>
           </w:p>
         </w:tc>
@@ -5316,6 +8734,7 @@
                 <w:rFonts w:ascii="Arial" w:hAnsi="Arial"/>
                 <w:sz w:val="16"/>
               </w:rPr>
+              <w:t>361.000</w:t>
             </w:r>
           </w:p>
         </w:tc>
@@ -5334,6 +8753,7 @@
                 <w:rFonts w:ascii="Arial" w:hAnsi="Arial"/>
                 <w:sz w:val="16"/>
               </w:rPr>
+              <w:t>7</w:t>
             </w:r>
           </w:p>
         </w:tc>
@@ -5350,6 +8770,7 @@
                 <w:rFonts w:ascii="Arial" w:hAnsi="Arial"/>
                 <w:sz w:val="16"/>
               </w:rPr>
+              <w:t>09-10-2026</w:t>
             </w:r>
           </w:p>
         </w:tc>
@@ -5366,7 +8787,7 @@
                 <w:rFonts w:ascii="Arial" w:hAnsi="Arial"/>
                 <w:sz w:val="16"/>
               </w:rPr>
-              <w:t>1.1.03 Clientes</w:t>
+              <w:t>Factura de venta N°102 a Agroindustrial Sur Ltda.</w:t>
             </w:r>
           </w:p>
         </w:tc>
@@ -5383,7 +8804,6 @@
                 <w:rFonts w:ascii="Arial" w:hAnsi="Arial"/>
                 <w:sz w:val="16"/>
               </w:rPr>
-              <w:t>1.666.000</w:t>
             </w:r>
           </w:p>
         </w:tc>
@@ -5450,7 +8870,7 @@
                 <w:rFonts w:ascii="Arial" w:hAnsi="Arial"/>
                 <w:sz w:val="16"/>
               </w:rPr>
-              <w:t xml:space="preserve">      4.1.01 Ventas</w:t>
+              <w:t>1.1.03 Clientes</w:t>
             </w:r>
           </w:p>
         </w:tc>
@@ -5467,6 +8887,7 @@
                 <w:rFonts w:ascii="Arial" w:hAnsi="Arial"/>
                 <w:sz w:val="16"/>
               </w:rPr>
+              <w:t>1.785.000</w:t>
             </w:r>
           </w:p>
         </w:tc>
@@ -5483,7 +8904,6 @@
                 <w:rFonts w:ascii="Arial" w:hAnsi="Arial"/>
                 <w:sz w:val="16"/>
               </w:rPr>
-              <w:t>1.400.000</w:t>
             </w:r>
           </w:p>
         </w:tc>
@@ -5534,7 +8954,7 @@
                 <w:rFonts w:ascii="Arial" w:hAnsi="Arial"/>
                 <w:sz w:val="16"/>
               </w:rPr>
-              <w:t xml:space="preserve">      2.1.02 IVA débito fiscal</w:t>
+              <w:t xml:space="preserve">      4.1.01 Ventas</w:t>
             </w:r>
           </w:p>
         </w:tc>
@@ -5567,7 +8987,7 @@
                 <w:rFonts w:ascii="Arial" w:hAnsi="Arial"/>
                 <w:sz w:val="16"/>
               </w:rPr>
-              <w:t>266.000</w:t>
+              <w:t>1.500.000</w:t>
             </w:r>
           </w:p>
         </w:tc>
@@ -5586,7 +9006,6 @@
                 <w:rFonts w:ascii="Arial" w:hAnsi="Arial"/>
                 <w:sz w:val="16"/>
               </w:rPr>
-              <w:t>9</w:t>
             </w:r>
           </w:p>
         </w:tc>
@@ -5603,7 +9022,6 @@
                 <w:rFonts w:ascii="Arial" w:hAnsi="Arial"/>
                 <w:sz w:val="16"/>
               </w:rPr>
-              <w:t>21-10-2026</w:t>
             </w:r>
           </w:p>
         </w:tc>
@@ -5620,7 +9038,7 @@
                 <w:rFonts w:ascii="Arial" w:hAnsi="Arial"/>
                 <w:sz w:val="16"/>
               </w:rPr>
-              <w:t>Factura de venta N°104 a Comercial Maule SpA</w:t>
+              <w:t xml:space="preserve">      2.1.02 IVA débito fiscal</w:t>
             </w:r>
           </w:p>
         </w:tc>
@@ -5653,6 +9071,7 @@
                 <w:rFonts w:ascii="Arial" w:hAnsi="Arial"/>
                 <w:sz w:val="16"/>
               </w:rPr>
+              <w:t>285.000</w:t>
             </w:r>
           </w:p>
         </w:tc>
@@ -5671,6 +9090,7 @@
                 <w:rFonts w:ascii="Arial" w:hAnsi="Arial"/>
                 <w:sz w:val="16"/>
               </w:rPr>
+              <w:t>8</w:t>
             </w:r>
           </w:p>
         </w:tc>
@@ -5687,6 +9107,7 @@
                 <w:rFonts w:ascii="Arial" w:hAnsi="Arial"/>
                 <w:sz w:val="16"/>
               </w:rPr>
+              <w:t>14-10-2026</w:t>
             </w:r>
           </w:p>
         </w:tc>
@@ -5703,7 +9124,7 @@
                 <w:rFonts w:ascii="Arial" w:hAnsi="Arial"/>
                 <w:sz w:val="16"/>
               </w:rPr>
-              <w:t>1.1.03 Clientes</w:t>
+              <w:t>Factura de venta N°103 a Hierbas del Valle S.A.</w:t>
             </w:r>
           </w:p>
         </w:tc>
@@ -5720,7 +9141,6 @@
                 <w:rFonts w:ascii="Arial" w:hAnsi="Arial"/>
                 <w:sz w:val="16"/>
               </w:rPr>
-              <w:t>1.071.000</w:t>
             </w:r>
           </w:p>
         </w:tc>
@@ -5787,7 +9207,7 @@
                 <w:rFonts w:ascii="Arial" w:hAnsi="Arial"/>
                 <w:sz w:val="16"/>
               </w:rPr>
-              <w:t xml:space="preserve">      4.1.01 Ventas</w:t>
+              <w:t>1.1.03 Clientes</w:t>
             </w:r>
           </w:p>
         </w:tc>
@@ -5804,6 +9224,7 @@
                 <w:rFonts w:ascii="Arial" w:hAnsi="Arial"/>
                 <w:sz w:val="16"/>
               </w:rPr>
+              <w:t>1.666.000</w:t>
             </w:r>
           </w:p>
         </w:tc>
@@ -5820,7 +9241,6 @@
                 <w:rFonts w:ascii="Arial" w:hAnsi="Arial"/>
                 <w:sz w:val="16"/>
               </w:rPr>
-              <w:t>900.000</w:t>
             </w:r>
           </w:p>
         </w:tc>
@@ -5871,7 +9291,7 @@
                 <w:rFonts w:ascii="Arial" w:hAnsi="Arial"/>
                 <w:sz w:val="16"/>
               </w:rPr>
-              <w:t xml:space="preserve">      2.1.02 IVA débito fiscal</w:t>
+              <w:t xml:space="preserve">      4.1.01 Ventas</w:t>
             </w:r>
           </w:p>
         </w:tc>
@@ -5904,7 +9324,7 @@
                 <w:rFonts w:ascii="Arial" w:hAnsi="Arial"/>
                 <w:sz w:val="16"/>
               </w:rPr>
-              <w:t>171.000</w:t>
+              <w:t>1.400.000</w:t>
             </w:r>
           </w:p>
         </w:tc>
@@ -5923,7 +9343,6 @@
                 <w:rFonts w:ascii="Arial" w:hAnsi="Arial"/>
                 <w:sz w:val="16"/>
               </w:rPr>
-              <w:t>10</w:t>
             </w:r>
           </w:p>
         </w:tc>
@@ -5940,7 +9359,6 @@
                 <w:rFonts w:ascii="Arial" w:hAnsi="Arial"/>
                 <w:sz w:val="16"/>
               </w:rPr>
-              <w:t>28-10-2026</w:t>
             </w:r>
           </w:p>
         </w:tc>
@@ -5957,7 +9375,7 @@
                 <w:rFonts w:ascii="Arial" w:hAnsi="Arial"/>
                 <w:sz w:val="16"/>
               </w:rPr>
-              <w:t>Factura de venta N°105 a Distribuidora Bío Bío Ltda.</w:t>
+              <w:t xml:space="preserve">      2.1.02 IVA débito fiscal</w:t>
             </w:r>
           </w:p>
         </w:tc>
@@ -5990,6 +9408,7 @@
                 <w:rFonts w:ascii="Arial" w:hAnsi="Arial"/>
                 <w:sz w:val="16"/>
               </w:rPr>
+              <w:t>266.000</w:t>
             </w:r>
           </w:p>
         </w:tc>
@@ -6008,6 +9427,7 @@
                 <w:rFonts w:ascii="Arial" w:hAnsi="Arial"/>
                 <w:sz w:val="16"/>
               </w:rPr>
+              <w:t>9</w:t>
             </w:r>
           </w:p>
         </w:tc>
@@ -6024,6 +9444,7 @@
                 <w:rFonts w:ascii="Arial" w:hAnsi="Arial"/>
                 <w:sz w:val="16"/>
               </w:rPr>
+              <w:t>21-10-2026</w:t>
             </w:r>
           </w:p>
         </w:tc>
@@ -6040,7 +9461,7 @@
                 <w:rFonts w:ascii="Arial" w:hAnsi="Arial"/>
                 <w:sz w:val="16"/>
               </w:rPr>
-              <w:t>1.1.03 Clientes</w:t>
+              <w:t>Factura de venta N°104 a Comercial Maule SpA</w:t>
             </w:r>
           </w:p>
         </w:tc>
@@ -6057,7 +9478,6 @@
                 <w:rFonts w:ascii="Arial" w:hAnsi="Arial"/>
                 <w:sz w:val="16"/>
               </w:rPr>
-              <w:t>1.547.000</w:t>
             </w:r>
           </w:p>
         </w:tc>
@@ -6124,7 +9544,7 @@
                 <w:rFonts w:ascii="Arial" w:hAnsi="Arial"/>
                 <w:sz w:val="16"/>
               </w:rPr>
-              <w:t xml:space="preserve">      4.1.01 Ventas</w:t>
+              <w:t>1.1.03 Clientes</w:t>
             </w:r>
           </w:p>
         </w:tc>
@@ -6141,6 +9561,7 @@
                 <w:rFonts w:ascii="Arial" w:hAnsi="Arial"/>
                 <w:sz w:val="16"/>
               </w:rPr>
+              <w:t>1.071.000</w:t>
             </w:r>
           </w:p>
         </w:tc>
@@ -6157,7 +9578,6 @@
                 <w:rFonts w:ascii="Arial" w:hAnsi="Arial"/>
                 <w:sz w:val="16"/>
               </w:rPr>
-              <w:t>1.300.000</w:t>
             </w:r>
           </w:p>
         </w:tc>
@@ -6208,7 +9628,7 @@
                 <w:rFonts w:ascii="Arial" w:hAnsi="Arial"/>
                 <w:sz w:val="16"/>
               </w:rPr>
-              <w:t xml:space="preserve">      2.1.02 IVA débito fiscal</w:t>
+              <w:t xml:space="preserve">      4.1.01 Ventas</w:t>
             </w:r>
           </w:p>
         </w:tc>
@@ -6241,7 +9661,7 @@
                 <w:rFonts w:ascii="Arial" w:hAnsi="Arial"/>
                 <w:sz w:val="16"/>
               </w:rPr>
-              <w:t>247.000</w:t>
+              <w:t>900.000</w:t>
             </w:r>
           </w:p>
         </w:tc>
@@ -6260,7 +9680,6 @@
                 <w:rFonts w:ascii="Arial" w:hAnsi="Arial"/>
                 <w:sz w:val="16"/>
               </w:rPr>
-              <w:t>11</w:t>
             </w:r>
           </w:p>
         </w:tc>
@@ -6277,7 +9696,6 @@
                 <w:rFonts w:ascii="Arial" w:hAnsi="Arial"/>
                 <w:sz w:val="16"/>
               </w:rPr>
-              <w:t>31-10-2026</w:t>
             </w:r>
           </w:p>
         </w:tc>
@@ -6294,7 +9712,7 @@
                 <w:rFonts w:ascii="Arial" w:hAnsi="Arial"/>
                 <w:sz w:val="16"/>
               </w:rPr>
-              <w:t>Costo de las ventas del mes</w:t>
+              <w:t xml:space="preserve">      2.1.02 IVA débito fiscal</w:t>
             </w:r>
           </w:p>
         </w:tc>
@@ -6327,6 +9745,7 @@
                 <w:rFonts w:ascii="Arial" w:hAnsi="Arial"/>
                 <w:sz w:val="16"/>
               </w:rPr>
+              <w:t>171.000</w:t>
             </w:r>
           </w:p>
         </w:tc>
@@ -6345,6 +9764,7 @@
                 <w:rFonts w:ascii="Arial" w:hAnsi="Arial"/>
                 <w:sz w:val="16"/>
               </w:rPr>
+              <w:t>10</w:t>
             </w:r>
           </w:p>
         </w:tc>
@@ -6361,6 +9781,7 @@
                 <w:rFonts w:ascii="Arial" w:hAnsi="Arial"/>
                 <w:sz w:val="16"/>
               </w:rPr>
+              <w:t>28-10-2026</w:t>
             </w:r>
           </w:p>
         </w:tc>
@@ -6377,7 +9798,7 @@
                 <w:rFonts w:ascii="Arial" w:hAnsi="Arial"/>
                 <w:sz w:val="16"/>
               </w:rPr>
-              <w:t>5.1.01 Costo de ventas</w:t>
+              <w:t>Factura de venta N°105 a Distribuidora Bío Bío Ltda.</w:t>
             </w:r>
           </w:p>
         </w:tc>
@@ -6394,7 +9815,6 @@
                 <w:rFonts w:ascii="Arial" w:hAnsi="Arial"/>
                 <w:sz w:val="16"/>
               </w:rPr>
-              <w:t>5.000.000</w:t>
             </w:r>
           </w:p>
         </w:tc>
@@ -6461,7 +9881,7 @@
                 <w:rFonts w:ascii="Arial" w:hAnsi="Arial"/>
                 <w:sz w:val="16"/>
               </w:rPr>
-              <w:t xml:space="preserve">      1.1.13 Inventario mercaderías</w:t>
+              <w:t>1.1.03 Clientes</w:t>
             </w:r>
           </w:p>
         </w:tc>
@@ -6478,6 +9898,7 @@
                 <w:rFonts w:ascii="Arial" w:hAnsi="Arial"/>
                 <w:sz w:val="16"/>
               </w:rPr>
+              <w:t>1.547.000</w:t>
             </w:r>
           </w:p>
         </w:tc>
@@ -6494,7 +9915,6 @@
                 <w:rFonts w:ascii="Arial" w:hAnsi="Arial"/>
                 <w:sz w:val="16"/>
               </w:rPr>
-              <w:t>5.000.000</w:t>
             </w:r>
           </w:p>
         </w:tc>
@@ -6513,7 +9933,6 @@
                 <w:rFonts w:ascii="Arial" w:hAnsi="Arial"/>
                 <w:sz w:val="16"/>
               </w:rPr>
-              <w:t>12</w:t>
             </w:r>
           </w:p>
         </w:tc>
@@ -6530,7 +9949,6 @@
                 <w:rFonts w:ascii="Arial" w:hAnsi="Arial"/>
                 <w:sz w:val="16"/>
               </w:rPr>
-              <w:t>31-10-2026</w:t>
             </w:r>
           </w:p>
         </w:tc>
@@ -6547,7 +9965,7 @@
                 <w:rFonts w:ascii="Arial" w:hAnsi="Arial"/>
                 <w:sz w:val="16"/>
               </w:rPr>
-              <w:t>Pago a los proveedores</w:t>
+              <w:t xml:space="preserve">      4.1.01 Ventas</w:t>
             </w:r>
           </w:p>
         </w:tc>
@@ -6580,6 +9998,7 @@
                 <w:rFonts w:ascii="Arial" w:hAnsi="Arial"/>
                 <w:sz w:val="16"/>
               </w:rPr>
+              <w:t>1.300.000</w:t>
             </w:r>
           </w:p>
         </w:tc>
@@ -6630,7 +10049,7 @@
                 <w:rFonts w:ascii="Arial" w:hAnsi="Arial"/>
                 <w:sz w:val="16"/>
               </w:rPr>
-              <w:t>2.1.01 Proveedores</w:t>
+              <w:t xml:space="preserve">      2.1.02 IVA débito fiscal</w:t>
             </w:r>
           </w:p>
         </w:tc>
@@ -6647,7 +10066,6 @@
                 <w:rFonts w:ascii="Arial" w:hAnsi="Arial"/>
                 <w:sz w:val="16"/>
               </w:rPr>
-              <w:t>5.650.000</w:t>
             </w:r>
           </w:p>
         </w:tc>
@@ -6664,6 +10082,7 @@
                 <w:rFonts w:ascii="Arial" w:hAnsi="Arial"/>
                 <w:sz w:val="16"/>
               </w:rPr>
+              <w:t>247.000</w:t>
             </w:r>
           </w:p>
         </w:tc>
@@ -6682,6 +10101,7 @@
                 <w:rFonts w:ascii="Arial" w:hAnsi="Arial"/>
                 <w:sz w:val="16"/>
               </w:rPr>
+              <w:t>11</w:t>
             </w:r>
           </w:p>
         </w:tc>
@@ -6698,6 +10118,7 @@
                 <w:rFonts w:ascii="Arial" w:hAnsi="Arial"/>
                 <w:sz w:val="16"/>
               </w:rPr>
+              <w:t>31-10-2026</w:t>
             </w:r>
           </w:p>
         </w:tc>
@@ -6714,7 +10135,7 @@
                 <w:rFonts w:ascii="Arial" w:hAnsi="Arial"/>
                 <w:sz w:val="16"/>
               </w:rPr>
-              <w:t xml:space="preserve">      1.1.02 Banco</w:t>
+              <w:t>Costo de las ventas del mes</w:t>
             </w:r>
           </w:p>
         </w:tc>
@@ -6747,7 +10168,6 @@
                 <w:rFonts w:ascii="Arial" w:hAnsi="Arial"/>
                 <w:sz w:val="16"/>
               </w:rPr>
-              <w:t>5.650.000</w:t>
             </w:r>
           </w:p>
         </w:tc>
@@ -6766,7 +10186,6 @@
                 <w:rFonts w:ascii="Arial" w:hAnsi="Arial"/>
                 <w:sz w:val="16"/>
               </w:rPr>
-              <w:t>13</w:t>
             </w:r>
           </w:p>
         </w:tc>
@@ -6783,7 +10202,6 @@
                 <w:rFonts w:ascii="Arial" w:hAnsi="Arial"/>
                 <w:sz w:val="16"/>
               </w:rPr>
-              <w:t>12-11-2026</w:t>
             </w:r>
           </w:p>
         </w:tc>
@@ -6800,7 +10218,7 @@
                 <w:rFonts w:ascii="Arial" w:hAnsi="Arial"/>
                 <w:sz w:val="16"/>
               </w:rPr>
-              <w:t>F29: débito, IVA retenido y PPM</w:t>
+              <w:t>5.1.01 Costo de ventas</w:t>
             </w:r>
           </w:p>
         </w:tc>
@@ -6817,6 +10235,7 @@
                 <w:rFonts w:ascii="Arial" w:hAnsi="Arial"/>
                 <w:sz w:val="16"/>
               </w:rPr>
+              <w:t>5.000.000</w:t>
             </w:r>
           </w:p>
         </w:tc>
@@ -6883,7 +10302,7 @@
                 <w:rFonts w:ascii="Arial" w:hAnsi="Arial"/>
                 <w:sz w:val="16"/>
               </w:rPr>
-              <w:t>2.1.02 IVA débito fiscal</w:t>
+              <w:t xml:space="preserve">      1.1.13 Inventario mercaderías</w:t>
             </w:r>
           </w:p>
         </w:tc>
@@ -6900,7 +10319,6 @@
                 <w:rFonts w:ascii="Arial" w:hAnsi="Arial"/>
                 <w:sz w:val="16"/>
               </w:rPr>
-              <w:t>1.330.000</w:t>
             </w:r>
           </w:p>
         </w:tc>
@@ -6917,6 +10335,7 @@
                 <w:rFonts w:ascii="Arial" w:hAnsi="Arial"/>
                 <w:sz w:val="16"/>
               </w:rPr>
+              <w:t>5.000.000</w:t>
             </w:r>
           </w:p>
         </w:tc>
@@ -6935,6 +10354,7 @@
                 <w:rFonts w:ascii="Arial" w:hAnsi="Arial"/>
                 <w:sz w:val="16"/>
               </w:rPr>
+              <w:t>12</w:t>
             </w:r>
           </w:p>
         </w:tc>
@@ -6951,6 +10371,7 @@
                 <w:rFonts w:ascii="Arial" w:hAnsi="Arial"/>
                 <w:sz w:val="16"/>
               </w:rPr>
+              <w:t>31-10-2026</w:t>
             </w:r>
           </w:p>
         </w:tc>
@@ -6967,7 +10388,7 @@
                 <w:rFonts w:ascii="Arial" w:hAnsi="Arial"/>
                 <w:sz w:val="16"/>
               </w:rPr>
-              <w:t>2.1.09 IVA retenido por pagar</w:t>
+              <w:t>Pago a los proveedores</w:t>
             </w:r>
           </w:p>
         </w:tc>
@@ -6984,7 +10405,6 @@
                 <w:rFonts w:ascii="Arial" w:hAnsi="Arial"/>
                 <w:sz w:val="16"/>
               </w:rPr>
-              <w:t>1.073.500</w:t>
             </w:r>
           </w:p>
         </w:tc>
@@ -7051,7 +10471,7 @@
                 <w:rFonts w:ascii="Arial" w:hAnsi="Arial"/>
                 <w:sz w:val="16"/>
               </w:rPr>
-              <w:t>1.1.05 PPM por recuperar</w:t>
+              <w:t>2.1.01 Proveedores</w:t>
             </w:r>
           </w:p>
         </w:tc>
@@ -7068,7 +10488,7 @@
                 <w:rFonts w:ascii="Arial" w:hAnsi="Arial"/>
                 <w:sz w:val="16"/>
               </w:rPr>
-              <w:t>70.000</w:t>
+              <w:t>5.650.000</w:t>
             </w:r>
           </w:p>
         </w:tc>
@@ -7168,7 +10588,512 @@
                 <w:rFonts w:ascii="Arial" w:hAnsi="Arial"/>
                 <w:sz w:val="16"/>
               </w:rPr>
-              <w:t>2.473.500</w:t>
+              <w:t>5.650.000</w:t>
+            </w:r>
+          </w:p>
+        </w:tc>
+      </w:tr>
+      <w:tr>
+        <w:tc>
+          <w:tcPr>
+            <w:tcW w:type="dxa" w:w="1881"/>
+          </w:tcPr>
+          <w:p>
+            <w:pPr>
+              <w:spacing w:line="240" w:lineRule="auto"/>
+            </w:pPr>
+            <w:r>
+              <w:rPr>
+                <w:rFonts w:ascii="Arial" w:hAnsi="Arial"/>
+                <w:sz w:val="16"/>
+              </w:rPr>
+              <w:t>13</w:t>
+            </w:r>
+          </w:p>
+        </w:tc>
+        <w:tc>
+          <w:tcPr>
+            <w:tcW w:type="dxa" w:w="1881"/>
+          </w:tcPr>
+          <w:p>
+            <w:pPr>
+              <w:spacing w:line="240" w:lineRule="auto"/>
+            </w:pPr>
+            <w:r>
+              <w:rPr>
+                <w:rFonts w:ascii="Arial" w:hAnsi="Arial"/>
+                <w:sz w:val="16"/>
+              </w:rPr>
+              <w:t>12-11-2026</w:t>
+            </w:r>
+          </w:p>
+        </w:tc>
+        <w:tc>
+          <w:tcPr>
+            <w:tcW w:type="dxa" w:w="1881"/>
+          </w:tcPr>
+          <w:p>
+            <w:pPr>
+              <w:spacing w:line="240" w:lineRule="auto"/>
+            </w:pPr>
+            <w:r>
+              <w:rPr>
+                <w:rFonts w:ascii="Arial" w:hAnsi="Arial"/>
+                <w:sz w:val="16"/>
+              </w:rPr>
+              <w:t>F29: débito menos crédito, IVA retenido y PPM</w:t>
+            </w:r>
+          </w:p>
+        </w:tc>
+        <w:tc>
+          <w:tcPr>
+            <w:tcW w:type="dxa" w:w="1881"/>
+          </w:tcPr>
+          <w:p>
+            <w:pPr>
+              <w:spacing w:line="240" w:lineRule="auto"/>
+            </w:pPr>
+            <w:r>
+              <w:rPr>
+                <w:rFonts w:ascii="Arial" w:hAnsi="Arial"/>
+                <w:sz w:val="16"/>
+              </w:rPr>
+            </w:r>
+          </w:p>
+        </w:tc>
+        <w:tc>
+          <w:tcPr>
+            <w:tcW w:type="dxa" w:w="1881"/>
+          </w:tcPr>
+          <w:p>
+            <w:pPr>
+              <w:spacing w:line="240" w:lineRule="auto"/>
+            </w:pPr>
+            <w:r>
+              <w:rPr>
+                <w:rFonts w:ascii="Arial" w:hAnsi="Arial"/>
+                <w:sz w:val="16"/>
+              </w:rPr>
+            </w:r>
+          </w:p>
+        </w:tc>
+      </w:tr>
+      <w:tr>
+        <w:tc>
+          <w:tcPr>
+            <w:tcW w:type="dxa" w:w="1881"/>
+          </w:tcPr>
+          <w:p>
+            <w:pPr>
+              <w:spacing w:line="240" w:lineRule="auto"/>
+            </w:pPr>
+            <w:r>
+              <w:rPr>
+                <w:rFonts w:ascii="Arial" w:hAnsi="Arial"/>
+                <w:sz w:val="16"/>
+              </w:rPr>
+            </w:r>
+          </w:p>
+        </w:tc>
+        <w:tc>
+          <w:tcPr>
+            <w:tcW w:type="dxa" w:w="1881"/>
+          </w:tcPr>
+          <w:p>
+            <w:pPr>
+              <w:spacing w:line="240" w:lineRule="auto"/>
+            </w:pPr>
+            <w:r>
+              <w:rPr>
+                <w:rFonts w:ascii="Arial" w:hAnsi="Arial"/>
+                <w:sz w:val="16"/>
+              </w:rPr>
+            </w:r>
+          </w:p>
+        </w:tc>
+        <w:tc>
+          <w:tcPr>
+            <w:tcW w:type="dxa" w:w="1881"/>
+          </w:tcPr>
+          <w:p>
+            <w:pPr>
+              <w:spacing w:line="240" w:lineRule="auto"/>
+            </w:pPr>
+            <w:r>
+              <w:rPr>
+                <w:rFonts w:ascii="Arial" w:hAnsi="Arial"/>
+                <w:sz w:val="16"/>
+              </w:rPr>
+              <w:t>2.1.02 IVA débito fiscal</w:t>
+            </w:r>
+          </w:p>
+        </w:tc>
+        <w:tc>
+          <w:tcPr>
+            <w:tcW w:type="dxa" w:w="1881"/>
+          </w:tcPr>
+          <w:p>
+            <w:pPr>
+              <w:spacing w:line="240" w:lineRule="auto"/>
+            </w:pPr>
+            <w:r>
+              <w:rPr>
+                <w:rFonts w:ascii="Arial" w:hAnsi="Arial"/>
+                <w:sz w:val="16"/>
+              </w:rPr>
+              <w:t>1.330.000</w:t>
+            </w:r>
+          </w:p>
+        </w:tc>
+        <w:tc>
+          <w:tcPr>
+            <w:tcW w:type="dxa" w:w="1881"/>
+          </w:tcPr>
+          <w:p>
+            <w:pPr>
+              <w:spacing w:line="240" w:lineRule="auto"/>
+            </w:pPr>
+            <w:r>
+              <w:rPr>
+                <w:rFonts w:ascii="Arial" w:hAnsi="Arial"/>
+                <w:sz w:val="16"/>
+              </w:rPr>
+            </w:r>
+          </w:p>
+        </w:tc>
+      </w:tr>
+      <w:tr>
+        <w:tc>
+          <w:tcPr>
+            <w:tcW w:type="dxa" w:w="1881"/>
+          </w:tcPr>
+          <w:p>
+            <w:pPr>
+              <w:spacing w:line="240" w:lineRule="auto"/>
+            </w:pPr>
+            <w:r>
+              <w:rPr>
+                <w:rFonts w:ascii="Arial" w:hAnsi="Arial"/>
+                <w:sz w:val="16"/>
+              </w:rPr>
+            </w:r>
+          </w:p>
+        </w:tc>
+        <w:tc>
+          <w:tcPr>
+            <w:tcW w:type="dxa" w:w="1881"/>
+          </w:tcPr>
+          <w:p>
+            <w:pPr>
+              <w:spacing w:line="240" w:lineRule="auto"/>
+            </w:pPr>
+            <w:r>
+              <w:rPr>
+                <w:rFonts w:ascii="Arial" w:hAnsi="Arial"/>
+                <w:sz w:val="16"/>
+              </w:rPr>
+            </w:r>
+          </w:p>
+        </w:tc>
+        <w:tc>
+          <w:tcPr>
+            <w:tcW w:type="dxa" w:w="1881"/>
+          </w:tcPr>
+          <w:p>
+            <w:pPr>
+              <w:spacing w:line="240" w:lineRule="auto"/>
+            </w:pPr>
+            <w:r>
+              <w:rPr>
+                <w:rFonts w:ascii="Arial" w:hAnsi="Arial"/>
+                <w:sz w:val="16"/>
+              </w:rPr>
+              <w:t>2.1.09 IVA retenido por pagar</w:t>
+            </w:r>
+          </w:p>
+        </w:tc>
+        <w:tc>
+          <w:tcPr>
+            <w:tcW w:type="dxa" w:w="1881"/>
+          </w:tcPr>
+          <w:p>
+            <w:pPr>
+              <w:spacing w:line="240" w:lineRule="auto"/>
+            </w:pPr>
+            <w:r>
+              <w:rPr>
+                <w:rFonts w:ascii="Arial" w:hAnsi="Arial"/>
+                <w:sz w:val="16"/>
+              </w:rPr>
+              <w:t>1.073.500</w:t>
+            </w:r>
+          </w:p>
+        </w:tc>
+        <w:tc>
+          <w:tcPr>
+            <w:tcW w:type="dxa" w:w="1881"/>
+          </w:tcPr>
+          <w:p>
+            <w:pPr>
+              <w:spacing w:line="240" w:lineRule="auto"/>
+            </w:pPr>
+            <w:r>
+              <w:rPr>
+                <w:rFonts w:ascii="Arial" w:hAnsi="Arial"/>
+                <w:sz w:val="16"/>
+              </w:rPr>
+            </w:r>
+          </w:p>
+        </w:tc>
+      </w:tr>
+      <w:tr>
+        <w:tc>
+          <w:tcPr>
+            <w:tcW w:type="dxa" w:w="1881"/>
+          </w:tcPr>
+          <w:p>
+            <w:pPr>
+              <w:spacing w:line="240" w:lineRule="auto"/>
+            </w:pPr>
+            <w:r>
+              <w:rPr>
+                <w:rFonts w:ascii="Arial" w:hAnsi="Arial"/>
+                <w:sz w:val="16"/>
+              </w:rPr>
+            </w:r>
+          </w:p>
+        </w:tc>
+        <w:tc>
+          <w:tcPr>
+            <w:tcW w:type="dxa" w:w="1881"/>
+          </w:tcPr>
+          <w:p>
+            <w:pPr>
+              <w:spacing w:line="240" w:lineRule="auto"/>
+            </w:pPr>
+            <w:r>
+              <w:rPr>
+                <w:rFonts w:ascii="Arial" w:hAnsi="Arial"/>
+                <w:sz w:val="16"/>
+              </w:rPr>
+            </w:r>
+          </w:p>
+        </w:tc>
+        <w:tc>
+          <w:tcPr>
+            <w:tcW w:type="dxa" w:w="1881"/>
+          </w:tcPr>
+          <w:p>
+            <w:pPr>
+              <w:spacing w:line="240" w:lineRule="auto"/>
+            </w:pPr>
+            <w:r>
+              <w:rPr>
+                <w:rFonts w:ascii="Arial" w:hAnsi="Arial"/>
+                <w:sz w:val="16"/>
+              </w:rPr>
+              <w:t>1.1.05 PPM por recuperar</w:t>
+            </w:r>
+          </w:p>
+        </w:tc>
+        <w:tc>
+          <w:tcPr>
+            <w:tcW w:type="dxa" w:w="1881"/>
+          </w:tcPr>
+          <w:p>
+            <w:pPr>
+              <w:spacing w:line="240" w:lineRule="auto"/>
+            </w:pPr>
+            <w:r>
+              <w:rPr>
+                <w:rFonts w:ascii="Arial" w:hAnsi="Arial"/>
+                <w:sz w:val="16"/>
+              </w:rPr>
+              <w:t>70.000</w:t>
+            </w:r>
+          </w:p>
+        </w:tc>
+        <w:tc>
+          <w:tcPr>
+            <w:tcW w:type="dxa" w:w="1881"/>
+          </w:tcPr>
+          <w:p>
+            <w:pPr>
+              <w:spacing w:line="240" w:lineRule="auto"/>
+            </w:pPr>
+            <w:r>
+              <w:rPr>
+                <w:rFonts w:ascii="Arial" w:hAnsi="Arial"/>
+                <w:sz w:val="16"/>
+              </w:rPr>
+            </w:r>
+          </w:p>
+        </w:tc>
+      </w:tr>
+      <w:tr>
+        <w:tc>
+          <w:tcPr>
+            <w:tcW w:type="dxa" w:w="1881"/>
+          </w:tcPr>
+          <w:p>
+            <w:pPr>
+              <w:spacing w:line="240" w:lineRule="auto"/>
+            </w:pPr>
+            <w:r>
+              <w:rPr>
+                <w:rFonts w:ascii="Arial" w:hAnsi="Arial"/>
+                <w:sz w:val="16"/>
+              </w:rPr>
+            </w:r>
+          </w:p>
+        </w:tc>
+        <w:tc>
+          <w:tcPr>
+            <w:tcW w:type="dxa" w:w="1881"/>
+          </w:tcPr>
+          <w:p>
+            <w:pPr>
+              <w:spacing w:line="240" w:lineRule="auto"/>
+            </w:pPr>
+            <w:r>
+              <w:rPr>
+                <w:rFonts w:ascii="Arial" w:hAnsi="Arial"/>
+                <w:sz w:val="16"/>
+              </w:rPr>
+            </w:r>
+          </w:p>
+        </w:tc>
+        <w:tc>
+          <w:tcPr>
+            <w:tcW w:type="dxa" w:w="1881"/>
+          </w:tcPr>
+          <w:p>
+            <w:pPr>
+              <w:spacing w:line="240" w:lineRule="auto"/>
+            </w:pPr>
+            <w:r>
+              <w:rPr>
+                <w:rFonts w:ascii="Arial" w:hAnsi="Arial"/>
+                <w:sz w:val="16"/>
+              </w:rPr>
+              <w:t xml:space="preserve">      1.1.04 IVA crédito fiscal</w:t>
+            </w:r>
+          </w:p>
+        </w:tc>
+        <w:tc>
+          <w:tcPr>
+            <w:tcW w:type="dxa" w:w="1881"/>
+          </w:tcPr>
+          <w:p>
+            <w:pPr>
+              <w:spacing w:line="240" w:lineRule="auto"/>
+            </w:pPr>
+            <w:r>
+              <w:rPr>
+                <w:rFonts w:ascii="Arial" w:hAnsi="Arial"/>
+                <w:sz w:val="16"/>
+              </w:rPr>
+            </w:r>
+          </w:p>
+        </w:tc>
+        <w:tc>
+          <w:tcPr>
+            <w:tcW w:type="dxa" w:w="1881"/>
+          </w:tcPr>
+          <w:p>
+            <w:pPr>
+              <w:spacing w:line="240" w:lineRule="auto"/>
+            </w:pPr>
+            <w:r>
+              <w:rPr>
+                <w:rFonts w:ascii="Arial" w:hAnsi="Arial"/>
+                <w:sz w:val="16"/>
+              </w:rPr>
+              <w:t>1.073.500</w:t>
+            </w:r>
+          </w:p>
+        </w:tc>
+      </w:tr>
+      <w:tr>
+        <w:tc>
+          <w:tcPr>
+            <w:tcW w:type="dxa" w:w="1881"/>
+          </w:tcPr>
+          <w:p>
+            <w:pPr>
+              <w:spacing w:line="240" w:lineRule="auto"/>
+            </w:pPr>
+            <w:r>
+              <w:rPr>
+                <w:rFonts w:ascii="Arial" w:hAnsi="Arial"/>
+                <w:sz w:val="16"/>
+              </w:rPr>
+            </w:r>
+          </w:p>
+        </w:tc>
+        <w:tc>
+          <w:tcPr>
+            <w:tcW w:type="dxa" w:w="1881"/>
+          </w:tcPr>
+          <w:p>
+            <w:pPr>
+              <w:spacing w:line="240" w:lineRule="auto"/>
+            </w:pPr>
+            <w:r>
+              <w:rPr>
+                <w:rFonts w:ascii="Arial" w:hAnsi="Arial"/>
+                <w:sz w:val="16"/>
+              </w:rPr>
+            </w:r>
+          </w:p>
+        </w:tc>
+        <w:tc>
+          <w:tcPr>
+            <w:tcW w:type="dxa" w:w="1881"/>
+          </w:tcPr>
+          <w:p>
+            <w:pPr>
+              <w:spacing w:line="240" w:lineRule="auto"/>
+            </w:pPr>
+            <w:r>
+              <w:rPr>
+                <w:rFonts w:ascii="Arial" w:hAnsi="Arial"/>
+                <w:sz w:val="16"/>
+              </w:rPr>
+              <w:t xml:space="preserve">      1.1.02 Banco</w:t>
+            </w:r>
+          </w:p>
+        </w:tc>
+        <w:tc>
+          <w:tcPr>
+            <w:tcW w:type="dxa" w:w="1881"/>
+          </w:tcPr>
+          <w:p>
+            <w:pPr>
+              <w:spacing w:line="240" w:lineRule="auto"/>
+            </w:pPr>
+            <w:r>
+              <w:rPr>
+                <w:rFonts w:ascii="Arial" w:hAnsi="Arial"/>
+                <w:sz w:val="16"/>
+              </w:rPr>
+            </w:r>
+          </w:p>
+        </w:tc>
+        <w:tc>
+          <w:tcPr>
+            <w:tcW w:type="dxa" w:w="1881"/>
+          </w:tcPr>
+          <w:p>
+            <w:pPr>
+              <w:spacing w:line="240" w:lineRule="auto"/>
+            </w:pPr>
+            <w:r>
+              <w:rPr>
+                <w:rFonts w:ascii="Arial" w:hAnsi="Arial"/>
+                <w:sz w:val="16"/>
+              </w:rPr>
+              <w:t>1.400.000</w:t>
             </w:r>
           </w:p>
         </w:tc>
@@ -7428,7 +11353,7 @@
                 <w:rFonts w:ascii="Arial" w:hAnsi="Arial"/>
                 <w:sz w:val="18"/>
               </w:rPr>
-              <w:t>22</w:t>
+              <w:t>25</w:t>
             </w:r>
           </w:p>
         </w:tc>
@@ -7445,7 +11370,7 @@
                 <w:rFonts w:ascii="Arial" w:hAnsi="Arial"/>
                 <w:sz w:val="18"/>
               </w:rPr>
-              <w:t>564 / 521</w:t>
+              <w:t>519 / 520</w:t>
             </w:r>
           </w:p>
         </w:tc>
@@ -7462,7 +11387,7 @@
                 <w:rFonts w:ascii="Arial" w:hAnsi="Arial"/>
                 <w:sz w:val="18"/>
               </w:rPr>
-              <w:t>Compras sin derecho a crédito fiscal: las 5 facturas de compra (cantidad / monto neto)</w:t>
+              <w:t>Facturas de compra emitidas, con derecho a crédito (cantidad 5 / crédito fiscal)</w:t>
             </w:r>
           </w:p>
         </w:tc>
@@ -7479,7 +11404,7 @@
                 <w:rFonts w:ascii="Arial" w:hAnsi="Arial"/>
                 <w:sz w:val="18"/>
               </w:rPr>
-              <w:t>5.650.000</w:t>
+              <w:t>1.073.500</w:t>
             </w:r>
           </w:p>
         </w:tc>
@@ -7549,7 +11474,7 @@
                 <w:rFonts w:ascii="Arial" w:hAnsi="Arial"/>
                 <w:sz w:val="18"/>
               </w:rPr>
-              <w:t>0</w:t>
+              <w:t>1.073.500</w:t>
             </w:r>
           </w:p>
         </w:tc>
@@ -7619,7 +11544,7 @@
                 <w:rFonts w:ascii="Arial" w:hAnsi="Arial"/>
                 <w:sz w:val="18"/>
               </w:rPr>
-              <w:t>1.330.000</w:t>
+              <w:t>256.500</w:t>
             </w:r>
           </w:p>
         </w:tc>
@@ -7742,7 +11667,7 @@
                 <w:rFonts w:ascii="Arial" w:hAnsi="Arial"/>
                 <w:sz w:val="18"/>
               </w:rPr>
-              <w:t>IVA retenido a terceros con retención total (línea 118 en las instrucciones de nov-2024) ⚠️</w:t>
+              <w:t>IVA retenido a terceros con retención total (línea 118 en las instrucciones SII)</w:t>
             </w:r>
           </w:p>
         </w:tc>
@@ -7898,7 +11823,7 @@
                 <w:rFonts w:ascii="Arial" w:hAnsi="Arial"/>
                 <w:sz w:val="18"/>
               </w:rPr>
-              <w:t>2.473.500</w:t>
+              <w:t>1.400.000</w:t>
             </w:r>
           </w:p>
         </w:tc>
@@ -7907,7 +11832,7 @@
     <w:p/>
     <w:p>
       <w:r>
-        <w:t>Dónde se registra el IVA retenido total o parcial. Agente retenedor (la empresa compradora): las facturas de compra son compras sin derecho a crédito fiscal, línea 22 (códigos 564 y 521); el IVA retenido se declara en el reverso, sección de cambio de sujeto: código 39 si la retención es total (línea 118 en las instrucciones de noviembre de 2024) y código 554 si es parcial; el código 596 suma las retenciones y ese total se agrega al total a pagar (código 91), no a los débitos. Vendedor retenido: línea 5 (códigos 515 y 587) si la retención es total, y líneas 6 (código 720) y 14 (códigos 516 y 517) si es parcial. Los productos silvestres tienen retención total. El N° de línea del reverso puede cambiar según el año del formulario: confirmar en el F29 vigente.</w:t>
+        <w:t>Dónde se registra el IVA retenido total o parcial. Agente retenedor (la empresa compradora): las facturas de compra van en la línea 25, «Facturas recibidas del giro y Facturas de compra emitidas» (códigos 519 y 520), con derecho a crédito fiscal; el IVA retenido se declara en el reverso, sección de cambio de sujeto: código 39 si la retención es total y código 554 si es parcial; el código 596 suma las retenciones y ese total se agrega al total a pagar (código 91). Vendedor retenido: línea 5 (códigos 515 y 587) si la retención es total, y líneas 6 (código 720) y 14 (códigos 516 y 517) si es parcial. Los productos silvestres tienen retención total. Los números de línea son los de la plantilla del profesor; en las instrucciones del SII del 12-11-2024 son: 516/517 línea 16, 519/520 línea 28, 39 línea 118 y 596 línea 122 (las líneas 5 y 6 no cambian).</w:t>
       </w:r>
     </w:p>
     <w:p>
@@ -7920,7 +11845,7 @@
     </w:p>
     <w:p>
       <w:r>
-        <w:t>Corresponde la declaración jurada F3500, informe mensual de retenedores de cambio de sujeto de IVA. Se presenta cada mes, hasta el día 15 del mes siguiente (si no es día hábil, el siguiente hábil), aunque no haya movimiento, informando operación por operación. Los códigos de producto de los silvestres son: 3101 rosa mosqueta, 3102 mora, 3103 hongos, 3104 frutos de espino y 3105 hojas de boldo. Los facturadores electrónicos que documentan todo por ese medio y envían su libro de compras y ventas no están obligados a presentarla. ⚠️ Verificar formato vigente.</w:t>
+        <w:t>Corresponde la declaración jurada F3500, informe mensual de retenedores de cambio de sujeto de IVA. Se presenta cada mes, hasta el día 15 del mes siguiente (si no es día hábil, el siguiente hábil), aunque no haya movimiento, informando operación por operación. Los códigos de producto de los silvestres son: 3101 rosa mosqueta, 3102 mora, 3103 hongos, 3104 frutos de espino y 3105 hojas de boldo. Los códigos 3106 a 3115 corresponden a los demás silvestres (tilo, manzanilla, llantén, toronjil, cedrón, hierbas pectorales, romero, quillay, hierba de hipérico y cera de abeja). Unidad de medida: código 1 (kilogramo); documento 46 (factura de compra electrónica). Los facturadores electrónicos que documentan todo por ese medio y envían su libro de compras y ventas no están obligados a presentarla.</w:t>
       </w:r>
     </w:p>
     <w:tbl>
@@ -8799,7 +12724,7 @@
     </w:p>
     <w:p>
       <w:r>
-        <w:t>Con el cambio de sujeto, la empresa compradora retuvo $1.073.500 de IVA y lo pagó al fisco sin derecho a crédito fiscal, de modo que ese IVA forma parte del costo de las mercaderías. En el F29 pagó el IVA de sus ventas ($1.330.000), el PPM ($70.000) y el IVA retenido: $2.473.500 en total. El proveedor cobra solo el neto y no necesita emitir factura. La factura de compra respalda cada operación, y la declaración jurada F3500 informa cada mes al SII las retenciones practicadas.</w:t>
+        <w:t>Con el cambio de sujeto, la empresa compradora retuvo $1.073.500 de IVA y lo pagó íntegro al fisco (código 39). Como ese mismo IVA es crédito fiscal, lo restó de su débito: IVA determinado $256.500. En el F29 pagó ese IVA, el PPM ($70.000) y el IVA retenido: $1.400.000 en total. El proveedor cobra solo el neto y no necesita emitir factura. La factura de compra respalda cada operación, y la declaración jurada F3500 informa cada mes al SII las retenciones practicadas.</w:t>
       </w:r>
     </w:p>
     <w:sectPr>

--- a/trabajo_juan_castillo/cambio_sujeto_silvestres.docx
+++ b/trabajo_juan_castillo/cambio_sujeto_silvestres.docx
@@ -77,7 +77,7 @@
         <w:jc w:val="center"/>
       </w:pPr>
       <w:r>
-        <w:t>Matius Loyola</w:t>
+        <w:t>Joaquín Verdejo</w:t>
       </w:r>
     </w:p>
     <w:p>
@@ -85,7 +85,7 @@
         <w:jc w:val="center"/>
       </w:pPr>
       <w:r>
-        <w:t>Diego Quintana</w:t>
+        <w:t>[Nombre integrante 2]</w:t>
       </w:r>
     </w:p>
     <w:p>
@@ -93,7 +93,7 @@
         <w:jc w:val="center"/>
       </w:pPr>
       <w:r>
-        <w:t>Joaquín Verdejo</w:t>
+        <w:t>[Nombre integrante 3]</w:t>
       </w:r>
     </w:p>
     <w:p>
